--- a/Fase 2/Evidencias Proyecto (version Agil)/Documento 02- Product Backlog.docx
+++ b/Fase 2/Evidencias Proyecto (version Agil)/Documento 02- Product Backlog.docx
@@ -1,6 +1,6 @@
 
 <file path=word/document.xml><?xml version="1.0" encoding="utf-8"?>
-<w:document xmlns:wpc="http://schemas.microsoft.com/office/word/2010/wordprocessingCanvas" xmlns:cx="http://schemas.microsoft.com/office/drawing/2014/chartex" xmlns:cx1="http://schemas.microsoft.com/office/drawing/2015/9/8/chartex" xmlns:cx2="http://schemas.microsoft.com/office/drawing/2015/10/21/chartex" xmlns:cx3="http://schemas.microsoft.com/office/drawing/2016/5/9/chartex" xmlns:cx4="http://schemas.microsoft.com/office/drawing/2016/5/10/chartex" xmlns:cx5="http://schemas.microsoft.com/office/drawing/2016/5/11/chartex" xmlns:cx6="http://schemas.microsoft.com/office/drawing/2016/5/12/chartex" xmlns:cx7="http://schemas.microsoft.com/office/drawing/2016/5/13/chartex" xmlns:cx8="http://schemas.microsoft.com/office/drawing/2016/5/14/chartex" xmlns:mc="http://schemas.openxmlformats.org/markup-compatibility/2006" xmlns:aink="http://schemas.microsoft.com/office/drawing/2016/ink" xmlns:am3d="http://schemas.microsoft.com/office/drawing/2017/model3d" xmlns:o="urn:schemas-microsoft-com:office:office" xmlns:oel="http://schemas.microsoft.com/office/2019/extlst" xmlns:r="http://schemas.openxmlformats.org/officeDocument/2006/relationships" xmlns:m="http://schemas.openxmlformats.org/officeDocument/2006/math" xmlns:v="urn:schemas-microsoft-com:vml" xmlns:wp14="http://schemas.microsoft.com/office/word/2010/wordprocessingDrawing" xmlns:wp="http://schemas.openxmlformats.org/drawingml/2006/wordprocessingDrawing" xmlns:w10="urn:schemas-microsoft-com:office:word" xmlns:w="http://schemas.openxmlformats.org/wordprocessingml/2006/main" xmlns:w14="http://schemas.microsoft.com/office/word/2010/wordml" xmlns:w15="http://schemas.microsoft.com/office/word/2012/wordml" xmlns:w16cex="http://schemas.microsoft.com/office/word/2018/wordml/cex" xmlns:w16cid="http://schemas.microsoft.com/office/word/2016/wordml/cid" xmlns:w16="http://schemas.microsoft.com/office/word/2018/wordml" xmlns:w16sdtdh="http://schemas.microsoft.com/office/word/2020/wordml/sdtdatahash" xmlns:w16se="http://schemas.microsoft.com/office/word/2015/wordml/symex" xmlns:wpg="http://schemas.microsoft.com/office/word/2010/wordprocessingGroup" xmlns:wpi="http://schemas.microsoft.com/office/word/2010/wordprocessingInk" xmlns:wne="http://schemas.microsoft.com/office/word/2006/wordml" xmlns:wps="http://schemas.microsoft.com/office/word/2010/wordprocessingShape" mc:Ignorable="w14 w15 w16se w16cid w16 w16cex w16sdtdh wp14">
+<w:document xmlns:wpc="http://schemas.microsoft.com/office/word/2010/wordprocessingCanvas" xmlns:cx="http://schemas.microsoft.com/office/drawing/2014/chartex" xmlns:cx1="http://schemas.microsoft.com/office/drawing/2015/9/8/chartex" xmlns:cx2="http://schemas.microsoft.com/office/drawing/2015/10/21/chartex" xmlns:cx3="http://schemas.microsoft.com/office/drawing/2016/5/9/chartex" xmlns:cx4="http://schemas.microsoft.com/office/drawing/2016/5/10/chartex" xmlns:cx5="http://schemas.microsoft.com/office/drawing/2016/5/11/chartex" xmlns:cx6="http://schemas.microsoft.com/office/drawing/2016/5/12/chartex" xmlns:cx7="http://schemas.microsoft.com/office/drawing/2016/5/13/chartex" xmlns:cx8="http://schemas.microsoft.com/office/drawing/2016/5/14/chartex" xmlns:mc="http://schemas.openxmlformats.org/markup-compatibility/2006" xmlns:aink="http://schemas.microsoft.com/office/drawing/2016/ink" xmlns:am3d="http://schemas.microsoft.com/office/drawing/2017/model3d" xmlns:o="urn:schemas-microsoft-com:office:office" xmlns:oel="http://schemas.microsoft.com/office/2019/extlst" xmlns:r="http://schemas.openxmlformats.org/officeDocument/2006/relationships" xmlns:m="http://schemas.openxmlformats.org/officeDocument/2006/math" xmlns:v="urn:schemas-microsoft-com:vml" xmlns:wp14="http://schemas.microsoft.com/office/word/2010/wordprocessingDrawing" xmlns:wp="http://schemas.openxmlformats.org/drawingml/2006/wordprocessingDrawing" xmlns:w10="urn:schemas-microsoft-com:office:word" xmlns:w="http://schemas.openxmlformats.org/wordprocessingml/2006/main" xmlns:w14="http://schemas.microsoft.com/office/word/2010/wordml" xmlns:w15="http://schemas.microsoft.com/office/word/2012/wordml" xmlns:w16cex="http://schemas.microsoft.com/office/word/2018/wordml/cex" xmlns:w16cid="http://schemas.microsoft.com/office/word/2016/wordml/cid" xmlns:w16="http://schemas.microsoft.com/office/word/2018/wordml" xmlns:w16du="http://schemas.microsoft.com/office/word/2023/wordml/word16du" xmlns:w16sdtdh="http://schemas.microsoft.com/office/word/2020/wordml/sdtdatahash" xmlns:w16sdtfl="http://schemas.microsoft.com/office/word/2024/wordml/sdtformatlock" xmlns:w16se="http://schemas.microsoft.com/office/word/2015/wordml/symex" xmlns:wpg="http://schemas.microsoft.com/office/word/2010/wordprocessingGroup" xmlns:wpi="http://schemas.microsoft.com/office/word/2010/wordprocessingInk" xmlns:wne="http://schemas.microsoft.com/office/word/2006/wordml" xmlns:wps="http://schemas.microsoft.com/office/word/2010/wordprocessingShape" mc:Ignorable="w14 w15 w16se w16cid w16 w16cex w16sdtdh w16sdtfl w16du wp14">
   <w:body>
     <w:sdt>
       <w:sdtPr>
@@ -521,7 +521,7 @@
               <w:kern w:val="2"/>
               <w:sz w:val="24"/>
               <w:szCs w:val="24"/>
-              <w:lang w:val="es-CL" w:eastAsia="es-MX"/>
+              <w:lang w:val="es-CL" w:eastAsia="es-CL"/>
               <w14:ligatures w14:val="standardContextual"/>
             </w:rPr>
           </w:pPr>
@@ -550,7 +550,7 @@
             </w:rPr>
             <w:fldChar w:fldCharType="separate"/>
           </w:r>
-          <w:hyperlink w:anchor="_Toc241504844" w:history="1">
+          <w:hyperlink w:anchor="_Toc242428812" w:history="1">
             <w:r>
               <w:rPr>
                 <w:rStyle w:val="Hipervnculo"/>
@@ -570,7 +570,7 @@
                 <w:kern w:val="2"/>
                 <w:sz w:val="24"/>
                 <w:szCs w:val="24"/>
-                <w:lang w:val="es-CL" w:eastAsia="es-MX"/>
+                <w:lang w:val="es-CL" w:eastAsia="es-CL"/>
                 <w14:ligatures w14:val="standardContextual"/>
               </w:rPr>
               <w:tab/>
@@ -603,7 +603,7 @@
                 <w:noProof/>
                 <w:webHidden/>
               </w:rPr>
-              <w:instrText xml:space="preserve"> PAGEREF _Toc241504844 \h </w:instrText>
+              <w:instrText xml:space="preserve"> PAGEREF _Toc242428812 \h </w:instrText>
             </w:r>
             <w:r>
               <w:rPr>
@@ -623,7 +623,7 @@
                 <w:noProof/>
                 <w:webHidden/>
               </w:rPr>
-              <w:t>2</w:t>
+              <w:t>3</w:t>
             </w:r>
             <w:r>
               <w:rPr>
@@ -650,11 +650,11 @@
               <w:kern w:val="2"/>
               <w:sz w:val="24"/>
               <w:szCs w:val="24"/>
-              <w:lang w:val="es-CL" w:eastAsia="es-MX"/>
+              <w:lang w:val="es-CL" w:eastAsia="es-CL"/>
               <w14:ligatures w14:val="standardContextual"/>
             </w:rPr>
           </w:pPr>
-          <w:hyperlink w:anchor="_Toc241504845" w:history="1">
+          <w:hyperlink w:anchor="_Toc242428813" w:history="1">
             <w:r>
               <w:rPr>
                 <w:rStyle w:val="Hipervnculo"/>
@@ -672,7 +672,7 @@
                 <w:kern w:val="2"/>
                 <w:sz w:val="24"/>
                 <w:szCs w:val="24"/>
-                <w:lang w:val="es-CL" w:eastAsia="es-MX"/>
+                <w:lang w:val="es-CL" w:eastAsia="es-CL"/>
                 <w14:ligatures w14:val="standardContextual"/>
               </w:rPr>
               <w:tab/>
@@ -703,7 +703,7 @@
                 <w:noProof/>
                 <w:webHidden/>
               </w:rPr>
-              <w:instrText xml:space="preserve"> PAGEREF _Toc241504845 \h </w:instrText>
+              <w:instrText xml:space="preserve"> PAGEREF _Toc242428813 \h </w:instrText>
             </w:r>
             <w:r>
               <w:rPr>
@@ -750,11 +750,11 @@
               <w:kern w:val="2"/>
               <w:sz w:val="24"/>
               <w:szCs w:val="24"/>
-              <w:lang w:val="es-CL" w:eastAsia="es-MX"/>
+              <w:lang w:val="es-CL" w:eastAsia="es-CL"/>
               <w14:ligatures w14:val="standardContextual"/>
             </w:rPr>
           </w:pPr>
-          <w:hyperlink w:anchor="_Toc241504846" w:history="1">
+          <w:hyperlink w:anchor="_Toc242428814" w:history="1">
             <w:r>
               <w:rPr>
                 <w:rStyle w:val="Hipervnculo"/>
@@ -773,7 +773,7 @@
                 <w:kern w:val="2"/>
                 <w:sz w:val="24"/>
                 <w:szCs w:val="24"/>
-                <w:lang w:val="es-CL" w:eastAsia="es-MX"/>
+                <w:lang w:val="es-CL" w:eastAsia="es-CL"/>
                 <w14:ligatures w14:val="standardContextual"/>
               </w:rPr>
               <w:tab/>
@@ -805,7 +805,7 @@
                 <w:noProof/>
                 <w:webHidden/>
               </w:rPr>
-              <w:instrText xml:space="preserve"> PAGEREF _Toc241504846 \h </w:instrText>
+              <w:instrText xml:space="preserve"> PAGEREF _Toc242428814 \h </w:instrText>
             </w:r>
             <w:r>
               <w:rPr>
@@ -850,11 +850,11 @@
               <w:kern w:val="2"/>
               <w:sz w:val="24"/>
               <w:szCs w:val="24"/>
-              <w:lang w:val="es-CL" w:eastAsia="es-MX"/>
+              <w:lang w:val="es-CL" w:eastAsia="es-CL"/>
               <w14:ligatures w14:val="standardContextual"/>
             </w:rPr>
           </w:pPr>
-          <w:hyperlink w:anchor="_Toc241504847" w:history="1">
+          <w:hyperlink w:anchor="_Toc242428815" w:history="1">
             <w:r>
               <w:rPr>
                 <w:rStyle w:val="Hipervnculo"/>
@@ -870,7 +870,7 @@
                 <w:kern w:val="2"/>
                 <w:sz w:val="24"/>
                 <w:szCs w:val="24"/>
-                <w:lang w:val="es-CL" w:eastAsia="es-MX"/>
+                <w:lang w:val="es-CL" w:eastAsia="es-CL"/>
                 <w14:ligatures w14:val="standardContextual"/>
               </w:rPr>
               <w:tab/>
@@ -880,7 +880,7 @@
                 <w:rStyle w:val="Hipervnculo"/>
                 <w:noProof/>
               </w:rPr>
-              <w:t>Historia 001</w:t>
+              <w:t>Historia 001: Configuración de la Infraestructura Monorepo y Comunicación Base</w:t>
             </w:r>
             <w:r>
               <w:rPr>
@@ -901,7 +901,7 @@
                 <w:noProof/>
                 <w:webHidden/>
               </w:rPr>
-              <w:instrText xml:space="preserve"> PAGEREF _Toc241504847 \h </w:instrText>
+              <w:instrText xml:space="preserve"> PAGEREF _Toc242428815 \h </w:instrText>
             </w:r>
             <w:r>
               <w:rPr>
@@ -936,7 +936,7 @@
           <w:pPr>
             <w:pStyle w:val="TDC3"/>
             <w:tabs>
-              <w:tab w:val="left" w:pos="1320"/>
+              <w:tab w:val="left" w:pos="1100"/>
               <w:tab w:val="right" w:leader="dot" w:pos="8828"/>
             </w:tabs>
             <w:rPr>
@@ -947,11 +947,11 @@
               <w:kern w:val="2"/>
               <w:sz w:val="24"/>
               <w:szCs w:val="24"/>
-              <w:lang w:val="es-CL" w:eastAsia="es-MX"/>
+              <w:lang w:val="es-CL" w:eastAsia="es-CL"/>
               <w14:ligatures w14:val="standardContextual"/>
             </w:rPr>
           </w:pPr>
-          <w:hyperlink w:anchor="_Toc241504848" w:history="1">
+          <w:hyperlink w:anchor="_Toc242428816" w:history="1">
             <w:r>
               <w:rPr>
                 <w:rStyle w:val="Hipervnculo"/>
@@ -968,7 +968,7 @@
                 <w:kern w:val="2"/>
                 <w:sz w:val="24"/>
                 <w:szCs w:val="24"/>
-                <w:lang w:val="es-CL" w:eastAsia="es-MX"/>
+                <w:lang w:val="es-CL" w:eastAsia="es-CL"/>
                 <w14:ligatures w14:val="standardContextual"/>
               </w:rPr>
               <w:tab/>
@@ -999,7 +999,7 @@
                 <w:noProof/>
                 <w:webHidden/>
               </w:rPr>
-              <w:instrText xml:space="preserve"> PAGEREF _Toc241504848 \h </w:instrText>
+              <w:instrText xml:space="preserve"> PAGEREF _Toc242428816 \h </w:instrText>
             </w:r>
             <w:r>
               <w:rPr>
@@ -1034,7 +1034,7 @@
           <w:pPr>
             <w:pStyle w:val="TDC3"/>
             <w:tabs>
-              <w:tab w:val="left" w:pos="1320"/>
+              <w:tab w:val="left" w:pos="1100"/>
               <w:tab w:val="right" w:leader="dot" w:pos="8828"/>
             </w:tabs>
             <w:rPr>
@@ -1045,11 +1045,11 @@
               <w:kern w:val="2"/>
               <w:sz w:val="24"/>
               <w:szCs w:val="24"/>
-              <w:lang w:val="es-CL" w:eastAsia="es-MX"/>
+              <w:lang w:val="es-CL" w:eastAsia="es-CL"/>
               <w14:ligatures w14:val="standardContextual"/>
             </w:rPr>
           </w:pPr>
-          <w:hyperlink w:anchor="_Toc241504849" w:history="1">
+          <w:hyperlink w:anchor="_Toc242428817" w:history="1">
             <w:r>
               <w:rPr>
                 <w:rStyle w:val="Hipervnculo"/>
@@ -1066,7 +1066,7 @@
                 <w:kern w:val="2"/>
                 <w:sz w:val="24"/>
                 <w:szCs w:val="24"/>
-                <w:lang w:val="es-CL" w:eastAsia="es-MX"/>
+                <w:lang w:val="es-CL" w:eastAsia="es-CL"/>
                 <w14:ligatures w14:val="standardContextual"/>
               </w:rPr>
               <w:tab/>
@@ -1097,7 +1097,7 @@
                 <w:noProof/>
                 <w:webHidden/>
               </w:rPr>
-              <w:instrText xml:space="preserve"> PAGEREF _Toc241504849 \h </w:instrText>
+              <w:instrText xml:space="preserve"> PAGEREF _Toc242428817 \h </w:instrText>
             </w:r>
             <w:r>
               <w:rPr>
@@ -1142,11 +1142,11 @@
               <w:kern w:val="2"/>
               <w:sz w:val="24"/>
               <w:szCs w:val="24"/>
-              <w:lang w:val="es-CL" w:eastAsia="es-MX"/>
+              <w:lang w:val="es-CL" w:eastAsia="es-CL"/>
               <w14:ligatures w14:val="standardContextual"/>
             </w:rPr>
           </w:pPr>
-          <w:hyperlink w:anchor="_Toc241504850" w:history="1">
+          <w:hyperlink w:anchor="_Toc242428818" w:history="1">
             <w:r>
               <w:rPr>
                 <w:rStyle w:val="Hipervnculo"/>
@@ -1162,7 +1162,7 @@
                 <w:kern w:val="2"/>
                 <w:sz w:val="24"/>
                 <w:szCs w:val="24"/>
-                <w:lang w:val="es-CL" w:eastAsia="es-MX"/>
+                <w:lang w:val="es-CL" w:eastAsia="es-CL"/>
                 <w14:ligatures w14:val="standardContextual"/>
               </w:rPr>
               <w:tab/>
@@ -1172,7 +1172,7 @@
                 <w:rStyle w:val="Hipervnculo"/>
                 <w:noProof/>
               </w:rPr>
-              <w:t>Historia 002</w:t>
+              <w:t>Historia 002: Registro transaccional de Ventas y Compras</w:t>
             </w:r>
             <w:r>
               <w:rPr>
@@ -1193,7 +1193,7 @@
                 <w:noProof/>
                 <w:webHidden/>
               </w:rPr>
-              <w:instrText xml:space="preserve"> PAGEREF _Toc241504850 \h </w:instrText>
+              <w:instrText xml:space="preserve"> PAGEREF _Toc242428818 \h </w:instrText>
             </w:r>
             <w:r>
               <w:rPr>
@@ -1228,7 +1228,7 @@
           <w:pPr>
             <w:pStyle w:val="TDC3"/>
             <w:tabs>
-              <w:tab w:val="left" w:pos="1320"/>
+              <w:tab w:val="left" w:pos="1100"/>
               <w:tab w:val="right" w:leader="dot" w:pos="8828"/>
             </w:tabs>
             <w:rPr>
@@ -1239,11 +1239,11 @@
               <w:kern w:val="2"/>
               <w:sz w:val="24"/>
               <w:szCs w:val="24"/>
-              <w:lang w:val="es-CL" w:eastAsia="es-MX"/>
+              <w:lang w:val="es-CL" w:eastAsia="es-CL"/>
               <w14:ligatures w14:val="standardContextual"/>
             </w:rPr>
           </w:pPr>
-          <w:hyperlink w:anchor="_Toc241504851" w:history="1">
+          <w:hyperlink w:anchor="_Toc242428819" w:history="1">
             <w:r>
               <w:rPr>
                 <w:rStyle w:val="Hipervnculo"/>
@@ -1260,7 +1260,7 @@
                 <w:kern w:val="2"/>
                 <w:sz w:val="24"/>
                 <w:szCs w:val="24"/>
-                <w:lang w:val="es-CL" w:eastAsia="es-MX"/>
+                <w:lang w:val="es-CL" w:eastAsia="es-CL"/>
                 <w14:ligatures w14:val="standardContextual"/>
               </w:rPr>
               <w:tab/>
@@ -1291,7 +1291,7 @@
                 <w:noProof/>
                 <w:webHidden/>
               </w:rPr>
-              <w:instrText xml:space="preserve"> PAGEREF _Toc241504851 \h </w:instrText>
+              <w:instrText xml:space="preserve"> PAGEREF _Toc242428819 \h </w:instrText>
             </w:r>
             <w:r>
               <w:rPr>
@@ -1326,7 +1326,7 @@
           <w:pPr>
             <w:pStyle w:val="TDC3"/>
             <w:tabs>
-              <w:tab w:val="left" w:pos="1320"/>
+              <w:tab w:val="left" w:pos="1100"/>
               <w:tab w:val="right" w:leader="dot" w:pos="8828"/>
             </w:tabs>
             <w:rPr>
@@ -1337,11 +1337,11 @@
               <w:kern w:val="2"/>
               <w:sz w:val="24"/>
               <w:szCs w:val="24"/>
-              <w:lang w:val="es-CL" w:eastAsia="es-MX"/>
+              <w:lang w:val="es-CL" w:eastAsia="es-CL"/>
               <w14:ligatures w14:val="standardContextual"/>
             </w:rPr>
           </w:pPr>
-          <w:hyperlink w:anchor="_Toc241504852" w:history="1">
+          <w:hyperlink w:anchor="_Toc242428820" w:history="1">
             <w:r>
               <w:rPr>
                 <w:rStyle w:val="Hipervnculo"/>
@@ -1358,7 +1358,7 @@
                 <w:kern w:val="2"/>
                 <w:sz w:val="24"/>
                 <w:szCs w:val="24"/>
-                <w:lang w:val="es-CL" w:eastAsia="es-MX"/>
+                <w:lang w:val="es-CL" w:eastAsia="es-CL"/>
                 <w14:ligatures w14:val="standardContextual"/>
               </w:rPr>
               <w:tab/>
@@ -1389,7 +1389,7 @@
                 <w:noProof/>
                 <w:webHidden/>
               </w:rPr>
-              <w:instrText xml:space="preserve"> PAGEREF _Toc241504852 \h </w:instrText>
+              <w:instrText xml:space="preserve"> PAGEREF _Toc242428820 \h </w:instrText>
             </w:r>
             <w:r>
               <w:rPr>
@@ -1410,6 +1410,2050 @@
                 <w:webHidden/>
               </w:rPr>
               <w:t>4</w:t>
+            </w:r>
+            <w:r>
+              <w:rPr>
+                <w:noProof/>
+                <w:webHidden/>
+              </w:rPr>
+              <w:fldChar w:fldCharType="end"/>
+            </w:r>
+          </w:hyperlink>
+        </w:p>
+        <w:p>
+          <w:pPr>
+            <w:pStyle w:val="TDC2"/>
+            <w:tabs>
+              <w:tab w:val="left" w:pos="880"/>
+              <w:tab w:val="right" w:leader="dot" w:pos="8828"/>
+            </w:tabs>
+            <w:rPr>
+              <w:rFonts w:eastAsiaTheme="minorEastAsia"/>
+              <w:smallCaps w:val="0"/>
+              <w:noProof/>
+              <w:kern w:val="2"/>
+              <w:sz w:val="24"/>
+              <w:szCs w:val="24"/>
+              <w:lang w:val="es-CL" w:eastAsia="es-CL"/>
+              <w14:ligatures w14:val="standardContextual"/>
+            </w:rPr>
+          </w:pPr>
+          <w:hyperlink w:anchor="_Toc242428821" w:history="1">
+            <w:r>
+              <w:rPr>
+                <w:rStyle w:val="Hipervnculo"/>
+                <w:noProof/>
+              </w:rPr>
+              <w:t>4.3</w:t>
+            </w:r>
+            <w:r>
+              <w:rPr>
+                <w:rFonts w:eastAsiaTheme="minorEastAsia"/>
+                <w:smallCaps w:val="0"/>
+                <w:noProof/>
+                <w:kern w:val="2"/>
+                <w:sz w:val="24"/>
+                <w:szCs w:val="24"/>
+                <w:lang w:val="es-CL" w:eastAsia="es-CL"/>
+                <w14:ligatures w14:val="standardContextual"/>
+              </w:rPr>
+              <w:tab/>
+            </w:r>
+            <w:r>
+              <w:rPr>
+                <w:rStyle w:val="Hipervnculo"/>
+                <w:noProof/>
+              </w:rPr>
+              <w:t>Historia 003: Modelo Relacional y Persistencia de Inventario en base de datos</w:t>
+            </w:r>
+            <w:r>
+              <w:rPr>
+                <w:noProof/>
+                <w:webHidden/>
+              </w:rPr>
+              <w:tab/>
+            </w:r>
+            <w:r>
+              <w:rPr>
+                <w:noProof/>
+                <w:webHidden/>
+              </w:rPr>
+              <w:fldChar w:fldCharType="begin"/>
+            </w:r>
+            <w:r>
+              <w:rPr>
+                <w:noProof/>
+                <w:webHidden/>
+              </w:rPr>
+              <w:instrText xml:space="preserve"> PAGEREF _Toc242428821 \h </w:instrText>
+            </w:r>
+            <w:r>
+              <w:rPr>
+                <w:noProof/>
+                <w:webHidden/>
+              </w:rPr>
+            </w:r>
+            <w:r>
+              <w:rPr>
+                <w:noProof/>
+                <w:webHidden/>
+              </w:rPr>
+              <w:fldChar w:fldCharType="separate"/>
+            </w:r>
+            <w:r>
+              <w:rPr>
+                <w:noProof/>
+                <w:webHidden/>
+              </w:rPr>
+              <w:t>5</w:t>
+            </w:r>
+            <w:r>
+              <w:rPr>
+                <w:noProof/>
+                <w:webHidden/>
+              </w:rPr>
+              <w:fldChar w:fldCharType="end"/>
+            </w:r>
+          </w:hyperlink>
+        </w:p>
+        <w:p>
+          <w:pPr>
+            <w:pStyle w:val="TDC3"/>
+            <w:tabs>
+              <w:tab w:val="left" w:pos="1100"/>
+              <w:tab w:val="right" w:leader="dot" w:pos="8828"/>
+            </w:tabs>
+            <w:rPr>
+              <w:rFonts w:eastAsiaTheme="minorEastAsia"/>
+              <w:i w:val="0"/>
+              <w:iCs w:val="0"/>
+              <w:noProof/>
+              <w:kern w:val="2"/>
+              <w:sz w:val="24"/>
+              <w:szCs w:val="24"/>
+              <w:lang w:val="es-CL" w:eastAsia="es-CL"/>
+              <w14:ligatures w14:val="standardContextual"/>
+            </w:rPr>
+          </w:pPr>
+          <w:hyperlink w:anchor="_Toc242428822" w:history="1">
+            <w:r>
+              <w:rPr>
+                <w:rStyle w:val="Hipervnculo"/>
+                <w:noProof/>
+              </w:rPr>
+              <w:t>4.3.1</w:t>
+            </w:r>
+            <w:r>
+              <w:rPr>
+                <w:rFonts w:eastAsiaTheme="minorEastAsia"/>
+                <w:i w:val="0"/>
+                <w:iCs w:val="0"/>
+                <w:noProof/>
+                <w:kern w:val="2"/>
+                <w:sz w:val="24"/>
+                <w:szCs w:val="24"/>
+                <w:lang w:val="es-CL" w:eastAsia="es-CL"/>
+                <w14:ligatures w14:val="standardContextual"/>
+              </w:rPr>
+              <w:tab/>
+            </w:r>
+            <w:r>
+              <w:rPr>
+                <w:rStyle w:val="Hipervnculo"/>
+                <w:noProof/>
+              </w:rPr>
+              <w:t>Definición</w:t>
+            </w:r>
+            <w:r>
+              <w:rPr>
+                <w:noProof/>
+                <w:webHidden/>
+              </w:rPr>
+              <w:tab/>
+            </w:r>
+            <w:r>
+              <w:rPr>
+                <w:noProof/>
+                <w:webHidden/>
+              </w:rPr>
+              <w:fldChar w:fldCharType="begin"/>
+            </w:r>
+            <w:r>
+              <w:rPr>
+                <w:noProof/>
+                <w:webHidden/>
+              </w:rPr>
+              <w:instrText xml:space="preserve"> PAGEREF _Toc242428822 \h </w:instrText>
+            </w:r>
+            <w:r>
+              <w:rPr>
+                <w:noProof/>
+                <w:webHidden/>
+              </w:rPr>
+            </w:r>
+            <w:r>
+              <w:rPr>
+                <w:noProof/>
+                <w:webHidden/>
+              </w:rPr>
+              <w:fldChar w:fldCharType="separate"/>
+            </w:r>
+            <w:r>
+              <w:rPr>
+                <w:noProof/>
+                <w:webHidden/>
+              </w:rPr>
+              <w:t>5</w:t>
+            </w:r>
+            <w:r>
+              <w:rPr>
+                <w:noProof/>
+                <w:webHidden/>
+              </w:rPr>
+              <w:fldChar w:fldCharType="end"/>
+            </w:r>
+          </w:hyperlink>
+        </w:p>
+        <w:p>
+          <w:pPr>
+            <w:pStyle w:val="TDC3"/>
+            <w:tabs>
+              <w:tab w:val="left" w:pos="1100"/>
+              <w:tab w:val="right" w:leader="dot" w:pos="8828"/>
+            </w:tabs>
+            <w:rPr>
+              <w:rFonts w:eastAsiaTheme="minorEastAsia"/>
+              <w:i w:val="0"/>
+              <w:iCs w:val="0"/>
+              <w:noProof/>
+              <w:kern w:val="2"/>
+              <w:sz w:val="24"/>
+              <w:szCs w:val="24"/>
+              <w:lang w:val="es-CL" w:eastAsia="es-CL"/>
+              <w14:ligatures w14:val="standardContextual"/>
+            </w:rPr>
+          </w:pPr>
+          <w:hyperlink w:anchor="_Toc242428823" w:history="1">
+            <w:r>
+              <w:rPr>
+                <w:rStyle w:val="Hipervnculo"/>
+                <w:noProof/>
+              </w:rPr>
+              <w:t>4.3.2</w:t>
+            </w:r>
+            <w:r>
+              <w:rPr>
+                <w:rFonts w:eastAsiaTheme="minorEastAsia"/>
+                <w:i w:val="0"/>
+                <w:iCs w:val="0"/>
+                <w:noProof/>
+                <w:kern w:val="2"/>
+                <w:sz w:val="24"/>
+                <w:szCs w:val="24"/>
+                <w:lang w:val="es-CL" w:eastAsia="es-CL"/>
+                <w14:ligatures w14:val="standardContextual"/>
+              </w:rPr>
+              <w:tab/>
+            </w:r>
+            <w:r>
+              <w:rPr>
+                <w:rStyle w:val="Hipervnculo"/>
+                <w:noProof/>
+              </w:rPr>
+              <w:t>Criterios de Aceptación</w:t>
+            </w:r>
+            <w:r>
+              <w:rPr>
+                <w:noProof/>
+                <w:webHidden/>
+              </w:rPr>
+              <w:tab/>
+            </w:r>
+            <w:r>
+              <w:rPr>
+                <w:noProof/>
+                <w:webHidden/>
+              </w:rPr>
+              <w:fldChar w:fldCharType="begin"/>
+            </w:r>
+            <w:r>
+              <w:rPr>
+                <w:noProof/>
+                <w:webHidden/>
+              </w:rPr>
+              <w:instrText xml:space="preserve"> PAGEREF _Toc242428823 \h </w:instrText>
+            </w:r>
+            <w:r>
+              <w:rPr>
+                <w:noProof/>
+                <w:webHidden/>
+              </w:rPr>
+            </w:r>
+            <w:r>
+              <w:rPr>
+                <w:noProof/>
+                <w:webHidden/>
+              </w:rPr>
+              <w:fldChar w:fldCharType="separate"/>
+            </w:r>
+            <w:r>
+              <w:rPr>
+                <w:noProof/>
+                <w:webHidden/>
+              </w:rPr>
+              <w:t>5</w:t>
+            </w:r>
+            <w:r>
+              <w:rPr>
+                <w:noProof/>
+                <w:webHidden/>
+              </w:rPr>
+              <w:fldChar w:fldCharType="end"/>
+            </w:r>
+          </w:hyperlink>
+        </w:p>
+        <w:p>
+          <w:pPr>
+            <w:pStyle w:val="TDC2"/>
+            <w:tabs>
+              <w:tab w:val="left" w:pos="880"/>
+              <w:tab w:val="right" w:leader="dot" w:pos="8828"/>
+            </w:tabs>
+            <w:rPr>
+              <w:rFonts w:eastAsiaTheme="minorEastAsia"/>
+              <w:smallCaps w:val="0"/>
+              <w:noProof/>
+              <w:kern w:val="2"/>
+              <w:sz w:val="24"/>
+              <w:szCs w:val="24"/>
+              <w:lang w:val="es-CL" w:eastAsia="es-CL"/>
+              <w14:ligatures w14:val="standardContextual"/>
+            </w:rPr>
+          </w:pPr>
+          <w:hyperlink w:anchor="_Toc242428824" w:history="1">
+            <w:r>
+              <w:rPr>
+                <w:rStyle w:val="Hipervnculo"/>
+                <w:noProof/>
+              </w:rPr>
+              <w:t>4.4</w:t>
+            </w:r>
+            <w:r>
+              <w:rPr>
+                <w:rFonts w:eastAsiaTheme="minorEastAsia"/>
+                <w:smallCaps w:val="0"/>
+                <w:noProof/>
+                <w:kern w:val="2"/>
+                <w:sz w:val="24"/>
+                <w:szCs w:val="24"/>
+                <w:lang w:val="es-CL" w:eastAsia="es-CL"/>
+                <w14:ligatures w14:val="standardContextual"/>
+              </w:rPr>
+              <w:tab/>
+            </w:r>
+            <w:r>
+              <w:rPr>
+                <w:rStyle w:val="Hipervnculo"/>
+                <w:noProof/>
+              </w:rPr>
+              <w:t>Historia 004: Ingesta, Limpieza y Feature Engineering de Datos Históricos</w:t>
+            </w:r>
+            <w:r>
+              <w:rPr>
+                <w:noProof/>
+                <w:webHidden/>
+              </w:rPr>
+              <w:tab/>
+            </w:r>
+            <w:r>
+              <w:rPr>
+                <w:noProof/>
+                <w:webHidden/>
+              </w:rPr>
+              <w:fldChar w:fldCharType="begin"/>
+            </w:r>
+            <w:r>
+              <w:rPr>
+                <w:noProof/>
+                <w:webHidden/>
+              </w:rPr>
+              <w:instrText xml:space="preserve"> PAGEREF _Toc242428824 \h </w:instrText>
+            </w:r>
+            <w:r>
+              <w:rPr>
+                <w:noProof/>
+                <w:webHidden/>
+              </w:rPr>
+            </w:r>
+            <w:r>
+              <w:rPr>
+                <w:noProof/>
+                <w:webHidden/>
+              </w:rPr>
+              <w:fldChar w:fldCharType="separate"/>
+            </w:r>
+            <w:r>
+              <w:rPr>
+                <w:noProof/>
+                <w:webHidden/>
+              </w:rPr>
+              <w:t>5</w:t>
+            </w:r>
+            <w:r>
+              <w:rPr>
+                <w:noProof/>
+                <w:webHidden/>
+              </w:rPr>
+              <w:fldChar w:fldCharType="end"/>
+            </w:r>
+          </w:hyperlink>
+        </w:p>
+        <w:p>
+          <w:pPr>
+            <w:pStyle w:val="TDC3"/>
+            <w:tabs>
+              <w:tab w:val="left" w:pos="1100"/>
+              <w:tab w:val="right" w:leader="dot" w:pos="8828"/>
+            </w:tabs>
+            <w:rPr>
+              <w:rFonts w:eastAsiaTheme="minorEastAsia"/>
+              <w:i w:val="0"/>
+              <w:iCs w:val="0"/>
+              <w:noProof/>
+              <w:kern w:val="2"/>
+              <w:sz w:val="24"/>
+              <w:szCs w:val="24"/>
+              <w:lang w:val="es-CL" w:eastAsia="es-CL"/>
+              <w14:ligatures w14:val="standardContextual"/>
+            </w:rPr>
+          </w:pPr>
+          <w:hyperlink w:anchor="_Toc242428825" w:history="1">
+            <w:r>
+              <w:rPr>
+                <w:rStyle w:val="Hipervnculo"/>
+                <w:noProof/>
+              </w:rPr>
+              <w:t>4.4.1</w:t>
+            </w:r>
+            <w:r>
+              <w:rPr>
+                <w:rFonts w:eastAsiaTheme="minorEastAsia"/>
+                <w:i w:val="0"/>
+                <w:iCs w:val="0"/>
+                <w:noProof/>
+                <w:kern w:val="2"/>
+                <w:sz w:val="24"/>
+                <w:szCs w:val="24"/>
+                <w:lang w:val="es-CL" w:eastAsia="es-CL"/>
+                <w14:ligatures w14:val="standardContextual"/>
+              </w:rPr>
+              <w:tab/>
+            </w:r>
+            <w:r>
+              <w:rPr>
+                <w:rStyle w:val="Hipervnculo"/>
+                <w:noProof/>
+              </w:rPr>
+              <w:t>Definición</w:t>
+            </w:r>
+            <w:r>
+              <w:rPr>
+                <w:noProof/>
+                <w:webHidden/>
+              </w:rPr>
+              <w:tab/>
+            </w:r>
+            <w:r>
+              <w:rPr>
+                <w:noProof/>
+                <w:webHidden/>
+              </w:rPr>
+              <w:fldChar w:fldCharType="begin"/>
+            </w:r>
+            <w:r>
+              <w:rPr>
+                <w:noProof/>
+                <w:webHidden/>
+              </w:rPr>
+              <w:instrText xml:space="preserve"> PAGEREF _Toc242428825 \h </w:instrText>
+            </w:r>
+            <w:r>
+              <w:rPr>
+                <w:noProof/>
+                <w:webHidden/>
+              </w:rPr>
+            </w:r>
+            <w:r>
+              <w:rPr>
+                <w:noProof/>
+                <w:webHidden/>
+              </w:rPr>
+              <w:fldChar w:fldCharType="separate"/>
+            </w:r>
+            <w:r>
+              <w:rPr>
+                <w:noProof/>
+                <w:webHidden/>
+              </w:rPr>
+              <w:t>5</w:t>
+            </w:r>
+            <w:r>
+              <w:rPr>
+                <w:noProof/>
+                <w:webHidden/>
+              </w:rPr>
+              <w:fldChar w:fldCharType="end"/>
+            </w:r>
+          </w:hyperlink>
+        </w:p>
+        <w:p>
+          <w:pPr>
+            <w:pStyle w:val="TDC3"/>
+            <w:tabs>
+              <w:tab w:val="left" w:pos="1100"/>
+              <w:tab w:val="right" w:leader="dot" w:pos="8828"/>
+            </w:tabs>
+            <w:rPr>
+              <w:rFonts w:eastAsiaTheme="minorEastAsia"/>
+              <w:i w:val="0"/>
+              <w:iCs w:val="0"/>
+              <w:noProof/>
+              <w:kern w:val="2"/>
+              <w:sz w:val="24"/>
+              <w:szCs w:val="24"/>
+              <w:lang w:val="es-CL" w:eastAsia="es-CL"/>
+              <w14:ligatures w14:val="standardContextual"/>
+            </w:rPr>
+          </w:pPr>
+          <w:hyperlink w:anchor="_Toc242428826" w:history="1">
+            <w:r>
+              <w:rPr>
+                <w:rStyle w:val="Hipervnculo"/>
+                <w:noProof/>
+              </w:rPr>
+              <w:t>4.4.2</w:t>
+            </w:r>
+            <w:r>
+              <w:rPr>
+                <w:rFonts w:eastAsiaTheme="minorEastAsia"/>
+                <w:i w:val="0"/>
+                <w:iCs w:val="0"/>
+                <w:noProof/>
+                <w:kern w:val="2"/>
+                <w:sz w:val="24"/>
+                <w:szCs w:val="24"/>
+                <w:lang w:val="es-CL" w:eastAsia="es-CL"/>
+                <w14:ligatures w14:val="standardContextual"/>
+              </w:rPr>
+              <w:tab/>
+            </w:r>
+            <w:r>
+              <w:rPr>
+                <w:rStyle w:val="Hipervnculo"/>
+                <w:noProof/>
+              </w:rPr>
+              <w:t>Criterios de Aceptación</w:t>
+            </w:r>
+            <w:r>
+              <w:rPr>
+                <w:noProof/>
+                <w:webHidden/>
+              </w:rPr>
+              <w:tab/>
+            </w:r>
+            <w:r>
+              <w:rPr>
+                <w:noProof/>
+                <w:webHidden/>
+              </w:rPr>
+              <w:fldChar w:fldCharType="begin"/>
+            </w:r>
+            <w:r>
+              <w:rPr>
+                <w:noProof/>
+                <w:webHidden/>
+              </w:rPr>
+              <w:instrText xml:space="preserve"> PAGEREF _Toc242428826 \h </w:instrText>
+            </w:r>
+            <w:r>
+              <w:rPr>
+                <w:noProof/>
+                <w:webHidden/>
+              </w:rPr>
+            </w:r>
+            <w:r>
+              <w:rPr>
+                <w:noProof/>
+                <w:webHidden/>
+              </w:rPr>
+              <w:fldChar w:fldCharType="separate"/>
+            </w:r>
+            <w:r>
+              <w:rPr>
+                <w:noProof/>
+                <w:webHidden/>
+              </w:rPr>
+              <w:t>5</w:t>
+            </w:r>
+            <w:r>
+              <w:rPr>
+                <w:noProof/>
+                <w:webHidden/>
+              </w:rPr>
+              <w:fldChar w:fldCharType="end"/>
+            </w:r>
+          </w:hyperlink>
+        </w:p>
+        <w:p>
+          <w:pPr>
+            <w:pStyle w:val="TDC2"/>
+            <w:tabs>
+              <w:tab w:val="left" w:pos="880"/>
+              <w:tab w:val="right" w:leader="dot" w:pos="8828"/>
+            </w:tabs>
+            <w:rPr>
+              <w:rFonts w:eastAsiaTheme="minorEastAsia"/>
+              <w:smallCaps w:val="0"/>
+              <w:noProof/>
+              <w:kern w:val="2"/>
+              <w:sz w:val="24"/>
+              <w:szCs w:val="24"/>
+              <w:lang w:val="es-CL" w:eastAsia="es-CL"/>
+              <w14:ligatures w14:val="standardContextual"/>
+            </w:rPr>
+          </w:pPr>
+          <w:hyperlink w:anchor="_Toc242428827" w:history="1">
+            <w:r>
+              <w:rPr>
+                <w:rStyle w:val="Hipervnculo"/>
+                <w:noProof/>
+              </w:rPr>
+              <w:t>4.5</w:t>
+            </w:r>
+            <w:r>
+              <w:rPr>
+                <w:rFonts w:eastAsiaTheme="minorEastAsia"/>
+                <w:smallCaps w:val="0"/>
+                <w:noProof/>
+                <w:kern w:val="2"/>
+                <w:sz w:val="24"/>
+                <w:szCs w:val="24"/>
+                <w:lang w:val="es-CL" w:eastAsia="es-CL"/>
+                <w14:ligatures w14:val="standardContextual"/>
+              </w:rPr>
+              <w:tab/>
+            </w:r>
+            <w:r>
+              <w:rPr>
+                <w:rStyle w:val="Hipervnculo"/>
+                <w:noProof/>
+              </w:rPr>
+              <w:t>Historia 005: Entrenamiento y Evaluación del Modelo Predictivo de Demanda</w:t>
+            </w:r>
+            <w:r>
+              <w:rPr>
+                <w:noProof/>
+                <w:webHidden/>
+              </w:rPr>
+              <w:tab/>
+            </w:r>
+            <w:r>
+              <w:rPr>
+                <w:noProof/>
+                <w:webHidden/>
+              </w:rPr>
+              <w:fldChar w:fldCharType="begin"/>
+            </w:r>
+            <w:r>
+              <w:rPr>
+                <w:noProof/>
+                <w:webHidden/>
+              </w:rPr>
+              <w:instrText xml:space="preserve"> PAGEREF _Toc242428827 \h </w:instrText>
+            </w:r>
+            <w:r>
+              <w:rPr>
+                <w:noProof/>
+                <w:webHidden/>
+              </w:rPr>
+            </w:r>
+            <w:r>
+              <w:rPr>
+                <w:noProof/>
+                <w:webHidden/>
+              </w:rPr>
+              <w:fldChar w:fldCharType="separate"/>
+            </w:r>
+            <w:r>
+              <w:rPr>
+                <w:noProof/>
+                <w:webHidden/>
+              </w:rPr>
+              <w:t>6</w:t>
+            </w:r>
+            <w:r>
+              <w:rPr>
+                <w:noProof/>
+                <w:webHidden/>
+              </w:rPr>
+              <w:fldChar w:fldCharType="end"/>
+            </w:r>
+          </w:hyperlink>
+        </w:p>
+        <w:p>
+          <w:pPr>
+            <w:pStyle w:val="TDC3"/>
+            <w:tabs>
+              <w:tab w:val="left" w:pos="1100"/>
+              <w:tab w:val="right" w:leader="dot" w:pos="8828"/>
+            </w:tabs>
+            <w:rPr>
+              <w:rFonts w:eastAsiaTheme="minorEastAsia"/>
+              <w:i w:val="0"/>
+              <w:iCs w:val="0"/>
+              <w:noProof/>
+              <w:kern w:val="2"/>
+              <w:sz w:val="24"/>
+              <w:szCs w:val="24"/>
+              <w:lang w:val="es-CL" w:eastAsia="es-CL"/>
+              <w14:ligatures w14:val="standardContextual"/>
+            </w:rPr>
+          </w:pPr>
+          <w:hyperlink w:anchor="_Toc242428828" w:history="1">
+            <w:r>
+              <w:rPr>
+                <w:rStyle w:val="Hipervnculo"/>
+                <w:noProof/>
+              </w:rPr>
+              <w:t>4.5.1</w:t>
+            </w:r>
+            <w:r>
+              <w:rPr>
+                <w:rFonts w:eastAsiaTheme="minorEastAsia"/>
+                <w:i w:val="0"/>
+                <w:iCs w:val="0"/>
+                <w:noProof/>
+                <w:kern w:val="2"/>
+                <w:sz w:val="24"/>
+                <w:szCs w:val="24"/>
+                <w:lang w:val="es-CL" w:eastAsia="es-CL"/>
+                <w14:ligatures w14:val="standardContextual"/>
+              </w:rPr>
+              <w:tab/>
+            </w:r>
+            <w:r>
+              <w:rPr>
+                <w:rStyle w:val="Hipervnculo"/>
+                <w:noProof/>
+              </w:rPr>
+              <w:t>Definición</w:t>
+            </w:r>
+            <w:r>
+              <w:rPr>
+                <w:noProof/>
+                <w:webHidden/>
+              </w:rPr>
+              <w:tab/>
+            </w:r>
+            <w:r>
+              <w:rPr>
+                <w:noProof/>
+                <w:webHidden/>
+              </w:rPr>
+              <w:fldChar w:fldCharType="begin"/>
+            </w:r>
+            <w:r>
+              <w:rPr>
+                <w:noProof/>
+                <w:webHidden/>
+              </w:rPr>
+              <w:instrText xml:space="preserve"> PAGEREF _Toc242428828 \h </w:instrText>
+            </w:r>
+            <w:r>
+              <w:rPr>
+                <w:noProof/>
+                <w:webHidden/>
+              </w:rPr>
+            </w:r>
+            <w:r>
+              <w:rPr>
+                <w:noProof/>
+                <w:webHidden/>
+              </w:rPr>
+              <w:fldChar w:fldCharType="separate"/>
+            </w:r>
+            <w:r>
+              <w:rPr>
+                <w:noProof/>
+                <w:webHidden/>
+              </w:rPr>
+              <w:t>6</w:t>
+            </w:r>
+            <w:r>
+              <w:rPr>
+                <w:noProof/>
+                <w:webHidden/>
+              </w:rPr>
+              <w:fldChar w:fldCharType="end"/>
+            </w:r>
+          </w:hyperlink>
+        </w:p>
+        <w:p>
+          <w:pPr>
+            <w:pStyle w:val="TDC3"/>
+            <w:tabs>
+              <w:tab w:val="left" w:pos="1100"/>
+              <w:tab w:val="right" w:leader="dot" w:pos="8828"/>
+            </w:tabs>
+            <w:rPr>
+              <w:rFonts w:eastAsiaTheme="minorEastAsia"/>
+              <w:i w:val="0"/>
+              <w:iCs w:val="0"/>
+              <w:noProof/>
+              <w:kern w:val="2"/>
+              <w:sz w:val="24"/>
+              <w:szCs w:val="24"/>
+              <w:lang w:val="es-CL" w:eastAsia="es-CL"/>
+              <w14:ligatures w14:val="standardContextual"/>
+            </w:rPr>
+          </w:pPr>
+          <w:hyperlink w:anchor="_Toc242428829" w:history="1">
+            <w:r>
+              <w:rPr>
+                <w:rStyle w:val="Hipervnculo"/>
+                <w:noProof/>
+              </w:rPr>
+              <w:t>4.5.2</w:t>
+            </w:r>
+            <w:r>
+              <w:rPr>
+                <w:rFonts w:eastAsiaTheme="minorEastAsia"/>
+                <w:i w:val="0"/>
+                <w:iCs w:val="0"/>
+                <w:noProof/>
+                <w:kern w:val="2"/>
+                <w:sz w:val="24"/>
+                <w:szCs w:val="24"/>
+                <w:lang w:val="es-CL" w:eastAsia="es-CL"/>
+                <w14:ligatures w14:val="standardContextual"/>
+              </w:rPr>
+              <w:tab/>
+            </w:r>
+            <w:r>
+              <w:rPr>
+                <w:rStyle w:val="Hipervnculo"/>
+                <w:noProof/>
+              </w:rPr>
+              <w:t>Criterios de Aceptación</w:t>
+            </w:r>
+            <w:r>
+              <w:rPr>
+                <w:noProof/>
+                <w:webHidden/>
+              </w:rPr>
+              <w:tab/>
+            </w:r>
+            <w:r>
+              <w:rPr>
+                <w:noProof/>
+                <w:webHidden/>
+              </w:rPr>
+              <w:fldChar w:fldCharType="begin"/>
+            </w:r>
+            <w:r>
+              <w:rPr>
+                <w:noProof/>
+                <w:webHidden/>
+              </w:rPr>
+              <w:instrText xml:space="preserve"> PAGEREF _Toc242428829 \h </w:instrText>
+            </w:r>
+            <w:r>
+              <w:rPr>
+                <w:noProof/>
+                <w:webHidden/>
+              </w:rPr>
+            </w:r>
+            <w:r>
+              <w:rPr>
+                <w:noProof/>
+                <w:webHidden/>
+              </w:rPr>
+              <w:fldChar w:fldCharType="separate"/>
+            </w:r>
+            <w:r>
+              <w:rPr>
+                <w:noProof/>
+                <w:webHidden/>
+              </w:rPr>
+              <w:t>6</w:t>
+            </w:r>
+            <w:r>
+              <w:rPr>
+                <w:noProof/>
+                <w:webHidden/>
+              </w:rPr>
+              <w:fldChar w:fldCharType="end"/>
+            </w:r>
+          </w:hyperlink>
+        </w:p>
+        <w:p>
+          <w:pPr>
+            <w:pStyle w:val="TDC2"/>
+            <w:tabs>
+              <w:tab w:val="left" w:pos="880"/>
+              <w:tab w:val="right" w:leader="dot" w:pos="8828"/>
+            </w:tabs>
+            <w:rPr>
+              <w:rFonts w:eastAsiaTheme="minorEastAsia"/>
+              <w:smallCaps w:val="0"/>
+              <w:noProof/>
+              <w:kern w:val="2"/>
+              <w:sz w:val="24"/>
+              <w:szCs w:val="24"/>
+              <w:lang w:val="es-CL" w:eastAsia="es-CL"/>
+              <w14:ligatures w14:val="standardContextual"/>
+            </w:rPr>
+          </w:pPr>
+          <w:hyperlink w:anchor="_Toc242428830" w:history="1">
+            <w:r>
+              <w:rPr>
+                <w:rStyle w:val="Hipervnculo"/>
+                <w:noProof/>
+              </w:rPr>
+              <w:t>4.6</w:t>
+            </w:r>
+            <w:r>
+              <w:rPr>
+                <w:rFonts w:eastAsiaTheme="minorEastAsia"/>
+                <w:smallCaps w:val="0"/>
+                <w:noProof/>
+                <w:kern w:val="2"/>
+                <w:sz w:val="24"/>
+                <w:szCs w:val="24"/>
+                <w:lang w:val="es-CL" w:eastAsia="es-CL"/>
+                <w14:ligatures w14:val="standardContextual"/>
+              </w:rPr>
+              <w:tab/>
+            </w:r>
+            <w:r>
+              <w:rPr>
+                <w:rStyle w:val="Hipervnculo"/>
+                <w:noProof/>
+              </w:rPr>
+              <w:t>Historia 006: Motor de Reglas de Negocio para Alertas y Recomendaciones de Compras</w:t>
+            </w:r>
+            <w:r>
+              <w:rPr>
+                <w:noProof/>
+                <w:webHidden/>
+              </w:rPr>
+              <w:tab/>
+            </w:r>
+            <w:r>
+              <w:rPr>
+                <w:noProof/>
+                <w:webHidden/>
+              </w:rPr>
+              <w:fldChar w:fldCharType="begin"/>
+            </w:r>
+            <w:r>
+              <w:rPr>
+                <w:noProof/>
+                <w:webHidden/>
+              </w:rPr>
+              <w:instrText xml:space="preserve"> PAGEREF _Toc242428830 \h </w:instrText>
+            </w:r>
+            <w:r>
+              <w:rPr>
+                <w:noProof/>
+                <w:webHidden/>
+              </w:rPr>
+            </w:r>
+            <w:r>
+              <w:rPr>
+                <w:noProof/>
+                <w:webHidden/>
+              </w:rPr>
+              <w:fldChar w:fldCharType="separate"/>
+            </w:r>
+            <w:r>
+              <w:rPr>
+                <w:noProof/>
+                <w:webHidden/>
+              </w:rPr>
+              <w:t>6</w:t>
+            </w:r>
+            <w:r>
+              <w:rPr>
+                <w:noProof/>
+                <w:webHidden/>
+              </w:rPr>
+              <w:fldChar w:fldCharType="end"/>
+            </w:r>
+          </w:hyperlink>
+        </w:p>
+        <w:p>
+          <w:pPr>
+            <w:pStyle w:val="TDC3"/>
+            <w:tabs>
+              <w:tab w:val="left" w:pos="1100"/>
+              <w:tab w:val="right" w:leader="dot" w:pos="8828"/>
+            </w:tabs>
+            <w:rPr>
+              <w:rFonts w:eastAsiaTheme="minorEastAsia"/>
+              <w:i w:val="0"/>
+              <w:iCs w:val="0"/>
+              <w:noProof/>
+              <w:kern w:val="2"/>
+              <w:sz w:val="24"/>
+              <w:szCs w:val="24"/>
+              <w:lang w:val="es-CL" w:eastAsia="es-CL"/>
+              <w14:ligatures w14:val="standardContextual"/>
+            </w:rPr>
+          </w:pPr>
+          <w:hyperlink w:anchor="_Toc242428831" w:history="1">
+            <w:r>
+              <w:rPr>
+                <w:rStyle w:val="Hipervnculo"/>
+                <w:noProof/>
+              </w:rPr>
+              <w:t>4.6.1</w:t>
+            </w:r>
+            <w:r>
+              <w:rPr>
+                <w:rFonts w:eastAsiaTheme="minorEastAsia"/>
+                <w:i w:val="0"/>
+                <w:iCs w:val="0"/>
+                <w:noProof/>
+                <w:kern w:val="2"/>
+                <w:sz w:val="24"/>
+                <w:szCs w:val="24"/>
+                <w:lang w:val="es-CL" w:eastAsia="es-CL"/>
+                <w14:ligatures w14:val="standardContextual"/>
+              </w:rPr>
+              <w:tab/>
+            </w:r>
+            <w:r>
+              <w:rPr>
+                <w:rStyle w:val="Hipervnculo"/>
+                <w:noProof/>
+              </w:rPr>
+              <w:t>Definición</w:t>
+            </w:r>
+            <w:r>
+              <w:rPr>
+                <w:noProof/>
+                <w:webHidden/>
+              </w:rPr>
+              <w:tab/>
+            </w:r>
+            <w:r>
+              <w:rPr>
+                <w:noProof/>
+                <w:webHidden/>
+              </w:rPr>
+              <w:fldChar w:fldCharType="begin"/>
+            </w:r>
+            <w:r>
+              <w:rPr>
+                <w:noProof/>
+                <w:webHidden/>
+              </w:rPr>
+              <w:instrText xml:space="preserve"> PAGEREF _Toc242428831 \h </w:instrText>
+            </w:r>
+            <w:r>
+              <w:rPr>
+                <w:noProof/>
+                <w:webHidden/>
+              </w:rPr>
+            </w:r>
+            <w:r>
+              <w:rPr>
+                <w:noProof/>
+                <w:webHidden/>
+              </w:rPr>
+              <w:fldChar w:fldCharType="separate"/>
+            </w:r>
+            <w:r>
+              <w:rPr>
+                <w:noProof/>
+                <w:webHidden/>
+              </w:rPr>
+              <w:t>6</w:t>
+            </w:r>
+            <w:r>
+              <w:rPr>
+                <w:noProof/>
+                <w:webHidden/>
+              </w:rPr>
+              <w:fldChar w:fldCharType="end"/>
+            </w:r>
+          </w:hyperlink>
+        </w:p>
+        <w:p>
+          <w:pPr>
+            <w:pStyle w:val="TDC3"/>
+            <w:tabs>
+              <w:tab w:val="left" w:pos="1100"/>
+              <w:tab w:val="right" w:leader="dot" w:pos="8828"/>
+            </w:tabs>
+            <w:rPr>
+              <w:rFonts w:eastAsiaTheme="minorEastAsia"/>
+              <w:i w:val="0"/>
+              <w:iCs w:val="0"/>
+              <w:noProof/>
+              <w:kern w:val="2"/>
+              <w:sz w:val="24"/>
+              <w:szCs w:val="24"/>
+              <w:lang w:val="es-CL" w:eastAsia="es-CL"/>
+              <w14:ligatures w14:val="standardContextual"/>
+            </w:rPr>
+          </w:pPr>
+          <w:hyperlink w:anchor="_Toc242428832" w:history="1">
+            <w:r>
+              <w:rPr>
+                <w:rStyle w:val="Hipervnculo"/>
+                <w:noProof/>
+              </w:rPr>
+              <w:t>4.6.2</w:t>
+            </w:r>
+            <w:r>
+              <w:rPr>
+                <w:rFonts w:eastAsiaTheme="minorEastAsia"/>
+                <w:i w:val="0"/>
+                <w:iCs w:val="0"/>
+                <w:noProof/>
+                <w:kern w:val="2"/>
+                <w:sz w:val="24"/>
+                <w:szCs w:val="24"/>
+                <w:lang w:val="es-CL" w:eastAsia="es-CL"/>
+                <w14:ligatures w14:val="standardContextual"/>
+              </w:rPr>
+              <w:tab/>
+            </w:r>
+            <w:r>
+              <w:rPr>
+                <w:rStyle w:val="Hipervnculo"/>
+                <w:noProof/>
+              </w:rPr>
+              <w:t>Criterios de Aceptación</w:t>
+            </w:r>
+            <w:r>
+              <w:rPr>
+                <w:noProof/>
+                <w:webHidden/>
+              </w:rPr>
+              <w:tab/>
+            </w:r>
+            <w:r>
+              <w:rPr>
+                <w:noProof/>
+                <w:webHidden/>
+              </w:rPr>
+              <w:fldChar w:fldCharType="begin"/>
+            </w:r>
+            <w:r>
+              <w:rPr>
+                <w:noProof/>
+                <w:webHidden/>
+              </w:rPr>
+              <w:instrText xml:space="preserve"> PAGEREF _Toc242428832 \h </w:instrText>
+            </w:r>
+            <w:r>
+              <w:rPr>
+                <w:noProof/>
+                <w:webHidden/>
+              </w:rPr>
+            </w:r>
+            <w:r>
+              <w:rPr>
+                <w:noProof/>
+                <w:webHidden/>
+              </w:rPr>
+              <w:fldChar w:fldCharType="separate"/>
+            </w:r>
+            <w:r>
+              <w:rPr>
+                <w:noProof/>
+                <w:webHidden/>
+              </w:rPr>
+              <w:t>6</w:t>
+            </w:r>
+            <w:r>
+              <w:rPr>
+                <w:noProof/>
+                <w:webHidden/>
+              </w:rPr>
+              <w:fldChar w:fldCharType="end"/>
+            </w:r>
+          </w:hyperlink>
+        </w:p>
+        <w:p>
+          <w:pPr>
+            <w:pStyle w:val="TDC2"/>
+            <w:tabs>
+              <w:tab w:val="left" w:pos="880"/>
+              <w:tab w:val="right" w:leader="dot" w:pos="8828"/>
+            </w:tabs>
+            <w:rPr>
+              <w:rFonts w:eastAsiaTheme="minorEastAsia"/>
+              <w:smallCaps w:val="0"/>
+              <w:noProof/>
+              <w:kern w:val="2"/>
+              <w:sz w:val="24"/>
+              <w:szCs w:val="24"/>
+              <w:lang w:val="es-CL" w:eastAsia="es-CL"/>
+              <w14:ligatures w14:val="standardContextual"/>
+            </w:rPr>
+          </w:pPr>
+          <w:hyperlink w:anchor="_Toc242428833" w:history="1">
+            <w:r>
+              <w:rPr>
+                <w:rStyle w:val="Hipervnculo"/>
+                <w:noProof/>
+              </w:rPr>
+              <w:t>4.7</w:t>
+            </w:r>
+            <w:r>
+              <w:rPr>
+                <w:rFonts w:eastAsiaTheme="minorEastAsia"/>
+                <w:smallCaps w:val="0"/>
+                <w:noProof/>
+                <w:kern w:val="2"/>
+                <w:sz w:val="24"/>
+                <w:szCs w:val="24"/>
+                <w:lang w:val="es-CL" w:eastAsia="es-CL"/>
+                <w14:ligatures w14:val="standardContextual"/>
+              </w:rPr>
+              <w:tab/>
+            </w:r>
+            <w:r>
+              <w:rPr>
+                <w:rStyle w:val="Hipervnculo"/>
+                <w:noProof/>
+              </w:rPr>
+              <w:t>Historia 007: Integración Asíncrona Backend – Motor ML (child_process)</w:t>
+            </w:r>
+            <w:r>
+              <w:rPr>
+                <w:noProof/>
+                <w:webHidden/>
+              </w:rPr>
+              <w:tab/>
+            </w:r>
+            <w:r>
+              <w:rPr>
+                <w:noProof/>
+                <w:webHidden/>
+              </w:rPr>
+              <w:fldChar w:fldCharType="begin"/>
+            </w:r>
+            <w:r>
+              <w:rPr>
+                <w:noProof/>
+                <w:webHidden/>
+              </w:rPr>
+              <w:instrText xml:space="preserve"> PAGEREF _Toc242428833 \h </w:instrText>
+            </w:r>
+            <w:r>
+              <w:rPr>
+                <w:noProof/>
+                <w:webHidden/>
+              </w:rPr>
+            </w:r>
+            <w:r>
+              <w:rPr>
+                <w:noProof/>
+                <w:webHidden/>
+              </w:rPr>
+              <w:fldChar w:fldCharType="separate"/>
+            </w:r>
+            <w:r>
+              <w:rPr>
+                <w:noProof/>
+                <w:webHidden/>
+              </w:rPr>
+              <w:t>7</w:t>
+            </w:r>
+            <w:r>
+              <w:rPr>
+                <w:noProof/>
+                <w:webHidden/>
+              </w:rPr>
+              <w:fldChar w:fldCharType="end"/>
+            </w:r>
+          </w:hyperlink>
+        </w:p>
+        <w:p>
+          <w:pPr>
+            <w:pStyle w:val="TDC3"/>
+            <w:tabs>
+              <w:tab w:val="left" w:pos="1100"/>
+              <w:tab w:val="right" w:leader="dot" w:pos="8828"/>
+            </w:tabs>
+            <w:rPr>
+              <w:rFonts w:eastAsiaTheme="minorEastAsia"/>
+              <w:i w:val="0"/>
+              <w:iCs w:val="0"/>
+              <w:noProof/>
+              <w:kern w:val="2"/>
+              <w:sz w:val="24"/>
+              <w:szCs w:val="24"/>
+              <w:lang w:val="es-CL" w:eastAsia="es-CL"/>
+              <w14:ligatures w14:val="standardContextual"/>
+            </w:rPr>
+          </w:pPr>
+          <w:hyperlink w:anchor="_Toc242428834" w:history="1">
+            <w:r>
+              <w:rPr>
+                <w:rStyle w:val="Hipervnculo"/>
+                <w:noProof/>
+              </w:rPr>
+              <w:t>4.7.1</w:t>
+            </w:r>
+            <w:r>
+              <w:rPr>
+                <w:rFonts w:eastAsiaTheme="minorEastAsia"/>
+                <w:i w:val="0"/>
+                <w:iCs w:val="0"/>
+                <w:noProof/>
+                <w:kern w:val="2"/>
+                <w:sz w:val="24"/>
+                <w:szCs w:val="24"/>
+                <w:lang w:val="es-CL" w:eastAsia="es-CL"/>
+                <w14:ligatures w14:val="standardContextual"/>
+              </w:rPr>
+              <w:tab/>
+            </w:r>
+            <w:r>
+              <w:rPr>
+                <w:rStyle w:val="Hipervnculo"/>
+                <w:noProof/>
+              </w:rPr>
+              <w:t>Definición</w:t>
+            </w:r>
+            <w:r>
+              <w:rPr>
+                <w:noProof/>
+                <w:webHidden/>
+              </w:rPr>
+              <w:tab/>
+            </w:r>
+            <w:r>
+              <w:rPr>
+                <w:noProof/>
+                <w:webHidden/>
+              </w:rPr>
+              <w:fldChar w:fldCharType="begin"/>
+            </w:r>
+            <w:r>
+              <w:rPr>
+                <w:noProof/>
+                <w:webHidden/>
+              </w:rPr>
+              <w:instrText xml:space="preserve"> PAGEREF _Toc242428834 \h </w:instrText>
+            </w:r>
+            <w:r>
+              <w:rPr>
+                <w:noProof/>
+                <w:webHidden/>
+              </w:rPr>
+            </w:r>
+            <w:r>
+              <w:rPr>
+                <w:noProof/>
+                <w:webHidden/>
+              </w:rPr>
+              <w:fldChar w:fldCharType="separate"/>
+            </w:r>
+            <w:r>
+              <w:rPr>
+                <w:noProof/>
+                <w:webHidden/>
+              </w:rPr>
+              <w:t>7</w:t>
+            </w:r>
+            <w:r>
+              <w:rPr>
+                <w:noProof/>
+                <w:webHidden/>
+              </w:rPr>
+              <w:fldChar w:fldCharType="end"/>
+            </w:r>
+          </w:hyperlink>
+        </w:p>
+        <w:p>
+          <w:pPr>
+            <w:pStyle w:val="TDC3"/>
+            <w:tabs>
+              <w:tab w:val="left" w:pos="1100"/>
+              <w:tab w:val="right" w:leader="dot" w:pos="8828"/>
+            </w:tabs>
+            <w:rPr>
+              <w:rFonts w:eastAsiaTheme="minorEastAsia"/>
+              <w:i w:val="0"/>
+              <w:iCs w:val="0"/>
+              <w:noProof/>
+              <w:kern w:val="2"/>
+              <w:sz w:val="24"/>
+              <w:szCs w:val="24"/>
+              <w:lang w:val="es-CL" w:eastAsia="es-CL"/>
+              <w14:ligatures w14:val="standardContextual"/>
+            </w:rPr>
+          </w:pPr>
+          <w:hyperlink w:anchor="_Toc242428835" w:history="1">
+            <w:r>
+              <w:rPr>
+                <w:rStyle w:val="Hipervnculo"/>
+                <w:noProof/>
+              </w:rPr>
+              <w:t>4.7.2</w:t>
+            </w:r>
+            <w:r>
+              <w:rPr>
+                <w:rFonts w:eastAsiaTheme="minorEastAsia"/>
+                <w:i w:val="0"/>
+                <w:iCs w:val="0"/>
+                <w:noProof/>
+                <w:kern w:val="2"/>
+                <w:sz w:val="24"/>
+                <w:szCs w:val="24"/>
+                <w:lang w:val="es-CL" w:eastAsia="es-CL"/>
+                <w14:ligatures w14:val="standardContextual"/>
+              </w:rPr>
+              <w:tab/>
+            </w:r>
+            <w:r>
+              <w:rPr>
+                <w:rStyle w:val="Hipervnculo"/>
+                <w:noProof/>
+              </w:rPr>
+              <w:t>Criterios de Aceptación</w:t>
+            </w:r>
+            <w:r>
+              <w:rPr>
+                <w:noProof/>
+                <w:webHidden/>
+              </w:rPr>
+              <w:tab/>
+            </w:r>
+            <w:r>
+              <w:rPr>
+                <w:noProof/>
+                <w:webHidden/>
+              </w:rPr>
+              <w:fldChar w:fldCharType="begin"/>
+            </w:r>
+            <w:r>
+              <w:rPr>
+                <w:noProof/>
+                <w:webHidden/>
+              </w:rPr>
+              <w:instrText xml:space="preserve"> PAGEREF _Toc242428835 \h </w:instrText>
+            </w:r>
+            <w:r>
+              <w:rPr>
+                <w:noProof/>
+                <w:webHidden/>
+              </w:rPr>
+            </w:r>
+            <w:r>
+              <w:rPr>
+                <w:noProof/>
+                <w:webHidden/>
+              </w:rPr>
+              <w:fldChar w:fldCharType="separate"/>
+            </w:r>
+            <w:r>
+              <w:rPr>
+                <w:noProof/>
+                <w:webHidden/>
+              </w:rPr>
+              <w:t>7</w:t>
+            </w:r>
+            <w:r>
+              <w:rPr>
+                <w:noProof/>
+                <w:webHidden/>
+              </w:rPr>
+              <w:fldChar w:fldCharType="end"/>
+            </w:r>
+          </w:hyperlink>
+        </w:p>
+        <w:p>
+          <w:pPr>
+            <w:pStyle w:val="TDC2"/>
+            <w:tabs>
+              <w:tab w:val="left" w:pos="880"/>
+              <w:tab w:val="right" w:leader="dot" w:pos="8828"/>
+            </w:tabs>
+            <w:rPr>
+              <w:rFonts w:eastAsiaTheme="minorEastAsia"/>
+              <w:smallCaps w:val="0"/>
+              <w:noProof/>
+              <w:kern w:val="2"/>
+              <w:sz w:val="24"/>
+              <w:szCs w:val="24"/>
+              <w:lang w:val="es-CL" w:eastAsia="es-CL"/>
+              <w14:ligatures w14:val="standardContextual"/>
+            </w:rPr>
+          </w:pPr>
+          <w:hyperlink w:anchor="_Toc242428836" w:history="1">
+            <w:r>
+              <w:rPr>
+                <w:rStyle w:val="Hipervnculo"/>
+                <w:noProof/>
+              </w:rPr>
+              <w:t>4.8</w:t>
+            </w:r>
+            <w:r>
+              <w:rPr>
+                <w:rFonts w:eastAsiaTheme="minorEastAsia"/>
+                <w:smallCaps w:val="0"/>
+                <w:noProof/>
+                <w:kern w:val="2"/>
+                <w:sz w:val="24"/>
+                <w:szCs w:val="24"/>
+                <w:lang w:val="es-CL" w:eastAsia="es-CL"/>
+                <w14:ligatures w14:val="standardContextual"/>
+              </w:rPr>
+              <w:tab/>
+            </w:r>
+            <w:r>
+              <w:rPr>
+                <w:rStyle w:val="Hipervnculo"/>
+                <w:noProof/>
+              </w:rPr>
+              <w:t>Historia 008: Dashboard Ejecutivo de Inventario y Alertas en Next.js</w:t>
+            </w:r>
+            <w:r>
+              <w:rPr>
+                <w:noProof/>
+                <w:webHidden/>
+              </w:rPr>
+              <w:tab/>
+            </w:r>
+            <w:r>
+              <w:rPr>
+                <w:noProof/>
+                <w:webHidden/>
+              </w:rPr>
+              <w:fldChar w:fldCharType="begin"/>
+            </w:r>
+            <w:r>
+              <w:rPr>
+                <w:noProof/>
+                <w:webHidden/>
+              </w:rPr>
+              <w:instrText xml:space="preserve"> PAGEREF _Toc242428836 \h </w:instrText>
+            </w:r>
+            <w:r>
+              <w:rPr>
+                <w:noProof/>
+                <w:webHidden/>
+              </w:rPr>
+            </w:r>
+            <w:r>
+              <w:rPr>
+                <w:noProof/>
+                <w:webHidden/>
+              </w:rPr>
+              <w:fldChar w:fldCharType="separate"/>
+            </w:r>
+            <w:r>
+              <w:rPr>
+                <w:noProof/>
+                <w:webHidden/>
+              </w:rPr>
+              <w:t>7</w:t>
+            </w:r>
+            <w:r>
+              <w:rPr>
+                <w:noProof/>
+                <w:webHidden/>
+              </w:rPr>
+              <w:fldChar w:fldCharType="end"/>
+            </w:r>
+          </w:hyperlink>
+        </w:p>
+        <w:p>
+          <w:pPr>
+            <w:pStyle w:val="TDC3"/>
+            <w:tabs>
+              <w:tab w:val="left" w:pos="1100"/>
+              <w:tab w:val="right" w:leader="dot" w:pos="8828"/>
+            </w:tabs>
+            <w:rPr>
+              <w:rFonts w:eastAsiaTheme="minorEastAsia"/>
+              <w:i w:val="0"/>
+              <w:iCs w:val="0"/>
+              <w:noProof/>
+              <w:kern w:val="2"/>
+              <w:sz w:val="24"/>
+              <w:szCs w:val="24"/>
+              <w:lang w:val="es-CL" w:eastAsia="es-CL"/>
+              <w14:ligatures w14:val="standardContextual"/>
+            </w:rPr>
+          </w:pPr>
+          <w:hyperlink w:anchor="_Toc242428837" w:history="1">
+            <w:r>
+              <w:rPr>
+                <w:rStyle w:val="Hipervnculo"/>
+                <w:noProof/>
+              </w:rPr>
+              <w:t>4.8.1</w:t>
+            </w:r>
+            <w:r>
+              <w:rPr>
+                <w:rFonts w:eastAsiaTheme="minorEastAsia"/>
+                <w:i w:val="0"/>
+                <w:iCs w:val="0"/>
+                <w:noProof/>
+                <w:kern w:val="2"/>
+                <w:sz w:val="24"/>
+                <w:szCs w:val="24"/>
+                <w:lang w:val="es-CL" w:eastAsia="es-CL"/>
+                <w14:ligatures w14:val="standardContextual"/>
+              </w:rPr>
+              <w:tab/>
+            </w:r>
+            <w:r>
+              <w:rPr>
+                <w:rStyle w:val="Hipervnculo"/>
+                <w:noProof/>
+              </w:rPr>
+              <w:t>Definición</w:t>
+            </w:r>
+            <w:r>
+              <w:rPr>
+                <w:noProof/>
+                <w:webHidden/>
+              </w:rPr>
+              <w:tab/>
+            </w:r>
+            <w:r>
+              <w:rPr>
+                <w:noProof/>
+                <w:webHidden/>
+              </w:rPr>
+              <w:fldChar w:fldCharType="begin"/>
+            </w:r>
+            <w:r>
+              <w:rPr>
+                <w:noProof/>
+                <w:webHidden/>
+              </w:rPr>
+              <w:instrText xml:space="preserve"> PAGEREF _Toc242428837 \h </w:instrText>
+            </w:r>
+            <w:r>
+              <w:rPr>
+                <w:noProof/>
+                <w:webHidden/>
+              </w:rPr>
+            </w:r>
+            <w:r>
+              <w:rPr>
+                <w:noProof/>
+                <w:webHidden/>
+              </w:rPr>
+              <w:fldChar w:fldCharType="separate"/>
+            </w:r>
+            <w:r>
+              <w:rPr>
+                <w:noProof/>
+                <w:webHidden/>
+              </w:rPr>
+              <w:t>7</w:t>
+            </w:r>
+            <w:r>
+              <w:rPr>
+                <w:noProof/>
+                <w:webHidden/>
+              </w:rPr>
+              <w:fldChar w:fldCharType="end"/>
+            </w:r>
+          </w:hyperlink>
+        </w:p>
+        <w:p>
+          <w:pPr>
+            <w:pStyle w:val="TDC3"/>
+            <w:tabs>
+              <w:tab w:val="left" w:pos="1100"/>
+              <w:tab w:val="right" w:leader="dot" w:pos="8828"/>
+            </w:tabs>
+            <w:rPr>
+              <w:rFonts w:eastAsiaTheme="minorEastAsia"/>
+              <w:i w:val="0"/>
+              <w:iCs w:val="0"/>
+              <w:noProof/>
+              <w:kern w:val="2"/>
+              <w:sz w:val="24"/>
+              <w:szCs w:val="24"/>
+              <w:lang w:val="es-CL" w:eastAsia="es-CL"/>
+              <w14:ligatures w14:val="standardContextual"/>
+            </w:rPr>
+          </w:pPr>
+          <w:hyperlink w:anchor="_Toc242428838" w:history="1">
+            <w:r>
+              <w:rPr>
+                <w:rStyle w:val="Hipervnculo"/>
+                <w:noProof/>
+              </w:rPr>
+              <w:t>4.8.2</w:t>
+            </w:r>
+            <w:r>
+              <w:rPr>
+                <w:rFonts w:eastAsiaTheme="minorEastAsia"/>
+                <w:i w:val="0"/>
+                <w:iCs w:val="0"/>
+                <w:noProof/>
+                <w:kern w:val="2"/>
+                <w:sz w:val="24"/>
+                <w:szCs w:val="24"/>
+                <w:lang w:val="es-CL" w:eastAsia="es-CL"/>
+                <w14:ligatures w14:val="standardContextual"/>
+              </w:rPr>
+              <w:tab/>
+            </w:r>
+            <w:r>
+              <w:rPr>
+                <w:rStyle w:val="Hipervnculo"/>
+                <w:noProof/>
+              </w:rPr>
+              <w:t>Criterios de Aceptación</w:t>
+            </w:r>
+            <w:r>
+              <w:rPr>
+                <w:noProof/>
+                <w:webHidden/>
+              </w:rPr>
+              <w:tab/>
+            </w:r>
+            <w:r>
+              <w:rPr>
+                <w:noProof/>
+                <w:webHidden/>
+              </w:rPr>
+              <w:fldChar w:fldCharType="begin"/>
+            </w:r>
+            <w:r>
+              <w:rPr>
+                <w:noProof/>
+                <w:webHidden/>
+              </w:rPr>
+              <w:instrText xml:space="preserve"> PAGEREF _Toc242428838 \h </w:instrText>
+            </w:r>
+            <w:r>
+              <w:rPr>
+                <w:noProof/>
+                <w:webHidden/>
+              </w:rPr>
+            </w:r>
+            <w:r>
+              <w:rPr>
+                <w:noProof/>
+                <w:webHidden/>
+              </w:rPr>
+              <w:fldChar w:fldCharType="separate"/>
+            </w:r>
+            <w:r>
+              <w:rPr>
+                <w:noProof/>
+                <w:webHidden/>
+              </w:rPr>
+              <w:t>7</w:t>
+            </w:r>
+            <w:r>
+              <w:rPr>
+                <w:noProof/>
+                <w:webHidden/>
+              </w:rPr>
+              <w:fldChar w:fldCharType="end"/>
+            </w:r>
+          </w:hyperlink>
+        </w:p>
+        <w:p>
+          <w:pPr>
+            <w:pStyle w:val="TDC2"/>
+            <w:tabs>
+              <w:tab w:val="left" w:pos="880"/>
+              <w:tab w:val="right" w:leader="dot" w:pos="8828"/>
+            </w:tabs>
+            <w:rPr>
+              <w:rFonts w:eastAsiaTheme="minorEastAsia"/>
+              <w:smallCaps w:val="0"/>
+              <w:noProof/>
+              <w:kern w:val="2"/>
+              <w:sz w:val="24"/>
+              <w:szCs w:val="24"/>
+              <w:lang w:val="es-CL" w:eastAsia="es-CL"/>
+              <w14:ligatures w14:val="standardContextual"/>
+            </w:rPr>
+          </w:pPr>
+          <w:hyperlink w:anchor="_Toc242428839" w:history="1">
+            <w:r>
+              <w:rPr>
+                <w:rStyle w:val="Hipervnculo"/>
+                <w:noProof/>
+              </w:rPr>
+              <w:t>4.9</w:t>
+            </w:r>
+            <w:r>
+              <w:rPr>
+                <w:rFonts w:eastAsiaTheme="minorEastAsia"/>
+                <w:smallCaps w:val="0"/>
+                <w:noProof/>
+                <w:kern w:val="2"/>
+                <w:sz w:val="24"/>
+                <w:szCs w:val="24"/>
+                <w:lang w:val="es-CL" w:eastAsia="es-CL"/>
+                <w14:ligatures w14:val="standardContextual"/>
+              </w:rPr>
+              <w:tab/>
+            </w:r>
+            <w:r>
+              <w:rPr>
+                <w:rStyle w:val="Hipervnculo"/>
+                <w:noProof/>
+              </w:rPr>
+              <w:t>Historia 009: Despliegue y Entorno de Producción</w:t>
+            </w:r>
+            <w:r>
+              <w:rPr>
+                <w:noProof/>
+                <w:webHidden/>
+              </w:rPr>
+              <w:tab/>
+            </w:r>
+            <w:r>
+              <w:rPr>
+                <w:noProof/>
+                <w:webHidden/>
+              </w:rPr>
+              <w:fldChar w:fldCharType="begin"/>
+            </w:r>
+            <w:r>
+              <w:rPr>
+                <w:noProof/>
+                <w:webHidden/>
+              </w:rPr>
+              <w:instrText xml:space="preserve"> PAGEREF _Toc242428839 \h </w:instrText>
+            </w:r>
+            <w:r>
+              <w:rPr>
+                <w:noProof/>
+                <w:webHidden/>
+              </w:rPr>
+            </w:r>
+            <w:r>
+              <w:rPr>
+                <w:noProof/>
+                <w:webHidden/>
+              </w:rPr>
+              <w:fldChar w:fldCharType="separate"/>
+            </w:r>
+            <w:r>
+              <w:rPr>
+                <w:noProof/>
+                <w:webHidden/>
+              </w:rPr>
+              <w:t>7</w:t>
+            </w:r>
+            <w:r>
+              <w:rPr>
+                <w:noProof/>
+                <w:webHidden/>
+              </w:rPr>
+              <w:fldChar w:fldCharType="end"/>
+            </w:r>
+          </w:hyperlink>
+        </w:p>
+        <w:p>
+          <w:pPr>
+            <w:pStyle w:val="TDC3"/>
+            <w:tabs>
+              <w:tab w:val="left" w:pos="1100"/>
+              <w:tab w:val="right" w:leader="dot" w:pos="8828"/>
+            </w:tabs>
+            <w:rPr>
+              <w:rFonts w:eastAsiaTheme="minorEastAsia"/>
+              <w:i w:val="0"/>
+              <w:iCs w:val="0"/>
+              <w:noProof/>
+              <w:kern w:val="2"/>
+              <w:sz w:val="24"/>
+              <w:szCs w:val="24"/>
+              <w:lang w:val="es-CL" w:eastAsia="es-CL"/>
+              <w14:ligatures w14:val="standardContextual"/>
+            </w:rPr>
+          </w:pPr>
+          <w:hyperlink w:anchor="_Toc242428840" w:history="1">
+            <w:r>
+              <w:rPr>
+                <w:rStyle w:val="Hipervnculo"/>
+                <w:noProof/>
+              </w:rPr>
+              <w:t>4.9.1</w:t>
+            </w:r>
+            <w:r>
+              <w:rPr>
+                <w:rFonts w:eastAsiaTheme="minorEastAsia"/>
+                <w:i w:val="0"/>
+                <w:iCs w:val="0"/>
+                <w:noProof/>
+                <w:kern w:val="2"/>
+                <w:sz w:val="24"/>
+                <w:szCs w:val="24"/>
+                <w:lang w:val="es-CL" w:eastAsia="es-CL"/>
+                <w14:ligatures w14:val="standardContextual"/>
+              </w:rPr>
+              <w:tab/>
+            </w:r>
+            <w:r>
+              <w:rPr>
+                <w:rStyle w:val="Hipervnculo"/>
+                <w:noProof/>
+              </w:rPr>
+              <w:t>Definición</w:t>
+            </w:r>
+            <w:r>
+              <w:rPr>
+                <w:noProof/>
+                <w:webHidden/>
+              </w:rPr>
+              <w:tab/>
+            </w:r>
+            <w:r>
+              <w:rPr>
+                <w:noProof/>
+                <w:webHidden/>
+              </w:rPr>
+              <w:fldChar w:fldCharType="begin"/>
+            </w:r>
+            <w:r>
+              <w:rPr>
+                <w:noProof/>
+                <w:webHidden/>
+              </w:rPr>
+              <w:instrText xml:space="preserve"> PAGEREF _Toc242428840 \h </w:instrText>
+            </w:r>
+            <w:r>
+              <w:rPr>
+                <w:noProof/>
+                <w:webHidden/>
+              </w:rPr>
+            </w:r>
+            <w:r>
+              <w:rPr>
+                <w:noProof/>
+                <w:webHidden/>
+              </w:rPr>
+              <w:fldChar w:fldCharType="separate"/>
+            </w:r>
+            <w:r>
+              <w:rPr>
+                <w:noProof/>
+                <w:webHidden/>
+              </w:rPr>
+              <w:t>7</w:t>
+            </w:r>
+            <w:r>
+              <w:rPr>
+                <w:noProof/>
+                <w:webHidden/>
+              </w:rPr>
+              <w:fldChar w:fldCharType="end"/>
+            </w:r>
+          </w:hyperlink>
+        </w:p>
+        <w:p>
+          <w:pPr>
+            <w:pStyle w:val="TDC3"/>
+            <w:tabs>
+              <w:tab w:val="left" w:pos="1100"/>
+              <w:tab w:val="right" w:leader="dot" w:pos="8828"/>
+            </w:tabs>
+            <w:rPr>
+              <w:rFonts w:eastAsiaTheme="minorEastAsia"/>
+              <w:i w:val="0"/>
+              <w:iCs w:val="0"/>
+              <w:noProof/>
+              <w:kern w:val="2"/>
+              <w:sz w:val="24"/>
+              <w:szCs w:val="24"/>
+              <w:lang w:val="es-CL" w:eastAsia="es-CL"/>
+              <w14:ligatures w14:val="standardContextual"/>
+            </w:rPr>
+          </w:pPr>
+          <w:hyperlink w:anchor="_Toc242428841" w:history="1">
+            <w:r>
+              <w:rPr>
+                <w:rStyle w:val="Hipervnculo"/>
+                <w:noProof/>
+              </w:rPr>
+              <w:t>4.9.2</w:t>
+            </w:r>
+            <w:r>
+              <w:rPr>
+                <w:rFonts w:eastAsiaTheme="minorEastAsia"/>
+                <w:i w:val="0"/>
+                <w:iCs w:val="0"/>
+                <w:noProof/>
+                <w:kern w:val="2"/>
+                <w:sz w:val="24"/>
+                <w:szCs w:val="24"/>
+                <w:lang w:val="es-CL" w:eastAsia="es-CL"/>
+                <w14:ligatures w14:val="standardContextual"/>
+              </w:rPr>
+              <w:tab/>
+            </w:r>
+            <w:r>
+              <w:rPr>
+                <w:rStyle w:val="Hipervnculo"/>
+                <w:noProof/>
+              </w:rPr>
+              <w:t>Criterios de Aceptación</w:t>
+            </w:r>
+            <w:r>
+              <w:rPr>
+                <w:noProof/>
+                <w:webHidden/>
+              </w:rPr>
+              <w:tab/>
+            </w:r>
+            <w:r>
+              <w:rPr>
+                <w:noProof/>
+                <w:webHidden/>
+              </w:rPr>
+              <w:fldChar w:fldCharType="begin"/>
+            </w:r>
+            <w:r>
+              <w:rPr>
+                <w:noProof/>
+                <w:webHidden/>
+              </w:rPr>
+              <w:instrText xml:space="preserve"> PAGEREF _Toc242428841 \h </w:instrText>
+            </w:r>
+            <w:r>
+              <w:rPr>
+                <w:noProof/>
+                <w:webHidden/>
+              </w:rPr>
+            </w:r>
+            <w:r>
+              <w:rPr>
+                <w:noProof/>
+                <w:webHidden/>
+              </w:rPr>
+              <w:fldChar w:fldCharType="separate"/>
+            </w:r>
+            <w:r>
+              <w:rPr>
+                <w:noProof/>
+                <w:webHidden/>
+              </w:rPr>
+              <w:t>8</w:t>
             </w:r>
             <w:r>
               <w:rPr>
@@ -1436,11 +3480,11 @@
               <w:kern w:val="2"/>
               <w:sz w:val="24"/>
               <w:szCs w:val="24"/>
-              <w:lang w:val="es-CL" w:eastAsia="es-MX"/>
+              <w:lang w:val="es-CL" w:eastAsia="es-CL"/>
               <w14:ligatures w14:val="standardContextual"/>
             </w:rPr>
           </w:pPr>
-          <w:hyperlink w:anchor="_Toc241504853" w:history="1">
+          <w:hyperlink w:anchor="_Toc242428842" w:history="1">
             <w:r>
               <w:rPr>
                 <w:rStyle w:val="Hipervnculo"/>
@@ -1459,7 +3503,7 @@
                 <w:kern w:val="2"/>
                 <w:sz w:val="24"/>
                 <w:szCs w:val="24"/>
-                <w:lang w:val="es-CL" w:eastAsia="es-MX"/>
+                <w:lang w:val="es-CL" w:eastAsia="es-CL"/>
                 <w14:ligatures w14:val="standardContextual"/>
               </w:rPr>
               <w:tab/>
@@ -1491,7 +3535,7 @@
                 <w:noProof/>
                 <w:webHidden/>
               </w:rPr>
-              <w:instrText xml:space="preserve"> PAGEREF _Toc241504853 \h </w:instrText>
+              <w:instrText xml:space="preserve"> PAGEREF _Toc242428842 \h </w:instrText>
             </w:r>
             <w:r>
               <w:rPr>
@@ -1511,7 +3555,7 @@
                 <w:noProof/>
                 <w:webHidden/>
               </w:rPr>
-              <w:t>5</w:t>
+              <w:t>9</w:t>
             </w:r>
             <w:r>
               <w:rPr>
@@ -1536,11 +3580,11 @@
               <w:kern w:val="2"/>
               <w:sz w:val="24"/>
               <w:szCs w:val="24"/>
-              <w:lang w:val="es-CL" w:eastAsia="es-MX"/>
+              <w:lang w:val="es-CL" w:eastAsia="es-CL"/>
               <w14:ligatures w14:val="standardContextual"/>
             </w:rPr>
           </w:pPr>
-          <w:hyperlink w:anchor="_Toc241504854" w:history="1">
+          <w:hyperlink w:anchor="_Toc242428843" w:history="1">
             <w:r>
               <w:rPr>
                 <w:rStyle w:val="Hipervnculo"/>
@@ -1557,7 +3601,7 @@
                 <w:kern w:val="2"/>
                 <w:sz w:val="24"/>
                 <w:szCs w:val="24"/>
-                <w:lang w:val="es-CL" w:eastAsia="es-MX"/>
+                <w:lang w:val="es-CL" w:eastAsia="es-CL"/>
                 <w14:ligatures w14:val="standardContextual"/>
               </w:rPr>
               <w:tab/>
@@ -1568,7 +3612,7 @@
                 <w:noProof/>
                 <w:lang w:val="es-ES" w:eastAsia="es-ES"/>
               </w:rPr>
-              <w:t>Historias con su peso relativo</w:t>
+              <w:t>Historias con su peso relativo (Escala Fibonacci)</w:t>
             </w:r>
             <w:r>
               <w:rPr>
@@ -1589,7 +3633,7 @@
                 <w:noProof/>
                 <w:webHidden/>
               </w:rPr>
-              <w:instrText xml:space="preserve"> PAGEREF _Toc241504854 \h </w:instrText>
+              <w:instrText xml:space="preserve"> PAGEREF _Toc242428843 \h </w:instrText>
             </w:r>
             <w:r>
               <w:rPr>
@@ -1609,7 +3653,7 @@
                 <w:noProof/>
                 <w:webHidden/>
               </w:rPr>
-              <w:t>5</w:t>
+              <w:t>9</w:t>
             </w:r>
             <w:r>
               <w:rPr>
@@ -1634,11 +3678,11 @@
               <w:kern w:val="2"/>
               <w:sz w:val="24"/>
               <w:szCs w:val="24"/>
-              <w:lang w:val="es-CL" w:eastAsia="es-MX"/>
+              <w:lang w:val="es-CL" w:eastAsia="es-CL"/>
               <w14:ligatures w14:val="standardContextual"/>
             </w:rPr>
           </w:pPr>
-          <w:hyperlink w:anchor="_Toc241504855" w:history="1">
+          <w:hyperlink w:anchor="_Toc242428844" w:history="1">
             <w:r>
               <w:rPr>
                 <w:rStyle w:val="Hipervnculo"/>
@@ -1655,7 +3699,7 @@
                 <w:kern w:val="2"/>
                 <w:sz w:val="24"/>
                 <w:szCs w:val="24"/>
-                <w:lang w:val="es-CL" w:eastAsia="es-MX"/>
+                <w:lang w:val="es-CL" w:eastAsia="es-CL"/>
                 <w14:ligatures w14:val="standardContextual"/>
               </w:rPr>
               <w:tab/>
@@ -1687,7 +3731,7 @@
                 <w:noProof/>
                 <w:webHidden/>
               </w:rPr>
-              <w:instrText xml:space="preserve"> PAGEREF _Toc241504855 \h </w:instrText>
+              <w:instrText xml:space="preserve"> PAGEREF _Toc242428844 \h </w:instrText>
             </w:r>
             <w:r>
               <w:rPr>
@@ -1707,7 +3751,7 @@
                 <w:noProof/>
                 <w:webHidden/>
               </w:rPr>
-              <w:t>5</w:t>
+              <w:t>9</w:t>
             </w:r>
             <w:r>
               <w:rPr>
@@ -1746,12 +3790,13 @@
         </w:rPr>
       </w:pPr>
       <w:bookmarkStart w:id="0" w:name="_Toc33411057"/>
-      <w:bookmarkStart w:id="1" w:name="_Toc241504844"/>
+      <w:bookmarkStart w:id="1" w:name="_Toc242428812"/>
       <w:r>
         <w:rPr>
           <w:rFonts w:asciiTheme="minorHAnsi" w:eastAsia="Times New Roman" w:hAnsiTheme="minorHAnsi" w:cstheme="minorHAnsi"/>
           <w:kern w:val="32"/>
         </w:rPr>
+        <w:lastRenderedPageBreak/>
         <w:t>Ficha del documento</w:t>
       </w:r>
       <w:bookmarkEnd w:id="0"/>
@@ -2360,9 +4405,8 @@
       <w:pPr>
         <w:pStyle w:val="Ttulo1"/>
       </w:pPr>
-      <w:bookmarkStart w:id="2" w:name="_Toc241504845"/>
-      <w:r>
-        <w:lastRenderedPageBreak/>
+      <w:bookmarkStart w:id="2" w:name="_Toc242428813"/>
+      <w:r>
         <w:t>Integrantes:</w:t>
       </w:r>
       <w:bookmarkEnd w:id="2"/>
@@ -2491,17 +4535,74 @@
                 <w:szCs w:val="24"/>
                 <w:lang w:val="es-ES" w:eastAsia="es-ES"/>
               </w:rPr>
-              <w:t xml:space="preserve">Software </w:t>
-            </w:r>
-            <w:proofErr w:type="spellStart"/>
-            <w:r>
+              <w:t>Software Engineer</w:t>
+            </w:r>
+          </w:p>
+        </w:tc>
+      </w:tr>
+      <w:tr>
+        <w:trPr>
+          <w:trHeight w:val="465"/>
+        </w:trPr>
+        <w:tc>
+          <w:tcPr>
+            <w:tcW w:w="3539" w:type="dxa"/>
+            <w:vAlign w:val="center"/>
+          </w:tcPr>
+          <w:p>
+            <w:pPr>
+              <w:jc w:val="both"/>
               <w:rPr>
                 <w:rFonts w:asciiTheme="minorHAnsi" w:hAnsiTheme="minorHAnsi" w:cstheme="minorHAnsi"/>
                 <w:i/>
                 <w:szCs w:val="24"/>
                 <w:lang w:val="es-ES" w:eastAsia="es-ES"/>
               </w:rPr>
-              <w:t>Engineer</w:t>
+            </w:pPr>
+            <w:r>
+              <w:rPr>
+                <w:rFonts w:asciiTheme="minorHAnsi" w:hAnsiTheme="minorHAnsi" w:cstheme="minorHAnsi"/>
+                <w:i/>
+                <w:szCs w:val="24"/>
+                <w:lang w:val="es-ES" w:eastAsia="es-ES"/>
+              </w:rPr>
+              <w:t>Manuel Bustamante</w:t>
+            </w:r>
+          </w:p>
+        </w:tc>
+        <w:tc>
+          <w:tcPr>
+            <w:tcW w:w="5275" w:type="dxa"/>
+            <w:vAlign w:val="center"/>
+          </w:tcPr>
+          <w:p>
+            <w:pPr>
+              <w:jc w:val="both"/>
+              <w:rPr>
+                <w:rFonts w:asciiTheme="minorHAnsi" w:hAnsiTheme="minorHAnsi" w:cstheme="minorHAnsi"/>
+                <w:i/>
+                <w:szCs w:val="24"/>
+                <w:lang w:val="es-ES" w:eastAsia="es-ES"/>
+              </w:rPr>
+            </w:pPr>
+            <w:r>
+              <w:rPr>
+                <w:rFonts w:asciiTheme="minorHAnsi" w:hAnsiTheme="minorHAnsi" w:cstheme="minorHAnsi"/>
+                <w:i/>
+                <w:szCs w:val="24"/>
+                <w:lang w:val="es-ES" w:eastAsia="es-ES"/>
+              </w:rPr>
+              <w:t xml:space="preserve">Data </w:t>
+            </w:r>
+            <w:proofErr w:type="spellStart"/>
+            <w:r>
+              <w:rPr>
+                <w:rFonts w:asciiTheme="minorHAnsi" w:hAnsiTheme="minorHAnsi" w:cstheme="minorHAnsi"/>
+                <w:i/>
+                <w:szCs w:val="24"/>
+                <w:lang w:val="es-ES" w:eastAsia="es-ES"/>
+              </w:rPr>
+              <w:t>Scientist</w:t>
             </w:r>
             <w:proofErr w:type="spellEnd"/>
           </w:p>
@@ -2520,74 +4621,6 @@
             <w:pPr>
               <w:jc w:val="both"/>
               <w:rPr>
-                <w:rFonts w:asciiTheme="minorHAnsi" w:hAnsiTheme="minorHAnsi" w:cstheme="minorHAnsi"/>
-                <w:i/>
-                <w:szCs w:val="24"/>
-                <w:lang w:val="es-ES" w:eastAsia="es-ES"/>
-              </w:rPr>
-            </w:pPr>
-            <w:r>
-              <w:rPr>
-                <w:rFonts w:asciiTheme="minorHAnsi" w:hAnsiTheme="minorHAnsi" w:cstheme="minorHAnsi"/>
-                <w:i/>
-                <w:szCs w:val="24"/>
-                <w:lang w:val="es-ES" w:eastAsia="es-ES"/>
-              </w:rPr>
-              <w:t>Manuel Bustamante</w:t>
-            </w:r>
-          </w:p>
-        </w:tc>
-        <w:tc>
-          <w:tcPr>
-            <w:tcW w:w="5275" w:type="dxa"/>
-            <w:vAlign w:val="center"/>
-          </w:tcPr>
-          <w:p>
-            <w:pPr>
-              <w:jc w:val="both"/>
-              <w:rPr>
-                <w:rFonts w:asciiTheme="minorHAnsi" w:hAnsiTheme="minorHAnsi" w:cstheme="minorHAnsi"/>
-                <w:i/>
-                <w:szCs w:val="24"/>
-                <w:lang w:val="es-ES" w:eastAsia="es-ES"/>
-              </w:rPr>
-            </w:pPr>
-            <w:r>
-              <w:rPr>
-                <w:rFonts w:asciiTheme="minorHAnsi" w:hAnsiTheme="minorHAnsi" w:cstheme="minorHAnsi"/>
-                <w:i/>
-                <w:szCs w:val="24"/>
-                <w:lang w:val="es-ES" w:eastAsia="es-ES"/>
-              </w:rPr>
-              <w:t xml:space="preserve">Data </w:t>
-            </w:r>
-            <w:proofErr w:type="spellStart"/>
-            <w:r>
-              <w:rPr>
-                <w:rFonts w:asciiTheme="minorHAnsi" w:hAnsiTheme="minorHAnsi" w:cstheme="minorHAnsi"/>
-                <w:i/>
-                <w:szCs w:val="24"/>
-                <w:lang w:val="es-ES" w:eastAsia="es-ES"/>
-              </w:rPr>
-              <w:t>Scientist</w:t>
-            </w:r>
-            <w:proofErr w:type="spellEnd"/>
-          </w:p>
-        </w:tc>
-      </w:tr>
-      <w:tr>
-        <w:trPr>
-          <w:trHeight w:val="465"/>
-        </w:trPr>
-        <w:tc>
-          <w:tcPr>
-            <w:tcW w:w="3539" w:type="dxa"/>
-            <w:vAlign w:val="center"/>
-          </w:tcPr>
-          <w:p>
-            <w:pPr>
-              <w:jc w:val="both"/>
-              <w:rPr>
                 <w:rFonts w:cstheme="minorHAnsi"/>
                 <w:i/>
                 <w:szCs w:val="24"/>
@@ -2721,7 +4754,7 @@
           <w:rFonts w:asciiTheme="minorHAnsi" w:hAnsiTheme="minorHAnsi" w:cstheme="minorHAnsi"/>
         </w:rPr>
       </w:pPr>
-      <w:bookmarkStart w:id="3" w:name="_Toc241504846"/>
+      <w:bookmarkStart w:id="3" w:name="_Toc242428814"/>
       <w:r>
         <w:rPr>
           <w:rFonts w:asciiTheme="minorHAnsi" w:hAnsiTheme="minorHAnsi" w:cstheme="minorHAnsi"/>
@@ -2736,33 +4769,33 @@
         <w:pStyle w:val="Ttulo2"/>
       </w:pPr>
       <w:bookmarkStart w:id="4" w:name="_Toc238070670"/>
-      <w:bookmarkStart w:id="5" w:name="_Toc241504847"/>
+      <w:bookmarkStart w:id="5" w:name="_Toc242428815"/>
       <w:r>
         <w:t>Historia 001</w:t>
       </w:r>
       <w:bookmarkEnd w:id="4"/>
+      <w:r>
+        <w:t xml:space="preserve">: </w:t>
+      </w:r>
+      <w:r>
+        <w:t xml:space="preserve">Configuración de la Infraestructura </w:t>
+      </w:r>
+      <w:proofErr w:type="spellStart"/>
+      <w:r>
+        <w:t>Monorepo</w:t>
+      </w:r>
+      <w:proofErr w:type="spellEnd"/>
+      <w:r>
+        <w:t xml:space="preserve"> y Comunicación Base</w:t>
+      </w:r>
       <w:bookmarkEnd w:id="5"/>
-      <w:r>
-        <w:t xml:space="preserve">: </w:t>
-      </w:r>
-      <w:r>
-        <w:t xml:space="preserve">Configuración de la Infraestructura </w:t>
-      </w:r>
-      <w:proofErr w:type="spellStart"/>
-      <w:r>
-        <w:t>Monorepo</w:t>
-      </w:r>
-      <w:proofErr w:type="spellEnd"/>
-      <w:r>
-        <w:t xml:space="preserve"> y Comunicación Base</w:t>
-      </w:r>
     </w:p>
     <w:p>
       <w:pPr>
         <w:pStyle w:val="Ttulo3"/>
       </w:pPr>
       <w:bookmarkStart w:id="6" w:name="_Toc238070671"/>
-      <w:bookmarkStart w:id="7" w:name="_Toc241504848"/>
+      <w:bookmarkStart w:id="7" w:name="_Toc242428816"/>
       <w:r>
         <w:t>Definición</w:t>
       </w:r>
@@ -2883,7 +4916,7 @@
         <w:pStyle w:val="Ttulo3"/>
       </w:pPr>
       <w:bookmarkStart w:id="8" w:name="_Toc238070672"/>
-      <w:bookmarkStart w:id="9" w:name="_Toc241504849"/>
+      <w:bookmarkStart w:id="9" w:name="_Toc242428817"/>
       <w:r>
         <w:t>Criterios de Aceptación</w:t>
       </w:r>
@@ -3108,22 +5141,22 @@
         <w:pStyle w:val="Ttulo2"/>
       </w:pPr>
       <w:bookmarkStart w:id="10" w:name="_Toc238070673"/>
-      <w:bookmarkStart w:id="11" w:name="_Toc241504850"/>
+      <w:bookmarkStart w:id="11" w:name="_Toc242428818"/>
       <w:r>
         <w:t>Historia 002</w:t>
       </w:r>
       <w:bookmarkEnd w:id="10"/>
+      <w:r>
+        <w:t>: Registro transaccional de Ventas y Compras</w:t>
+      </w:r>
       <w:bookmarkEnd w:id="11"/>
-      <w:r>
-        <w:t>: Registro transaccional de Ventas y Compras</w:t>
-      </w:r>
     </w:p>
     <w:p>
       <w:pPr>
         <w:pStyle w:val="Ttulo3"/>
       </w:pPr>
       <w:bookmarkStart w:id="12" w:name="_Toc238070674"/>
-      <w:bookmarkStart w:id="13" w:name="_Toc241504851"/>
+      <w:bookmarkStart w:id="13" w:name="_Toc242428819"/>
       <w:r>
         <w:t>Definición</w:t>
       </w:r>
@@ -3148,7 +5181,7 @@
         <w:pStyle w:val="Ttulo3"/>
       </w:pPr>
       <w:bookmarkStart w:id="14" w:name="_Toc238070675"/>
-      <w:bookmarkStart w:id="15" w:name="_Toc241504852"/>
+      <w:bookmarkStart w:id="15" w:name="_Toc242428820"/>
       <w:r>
         <w:t>Criterios de Aceptación</w:t>
       </w:r>
@@ -3246,26 +5279,24 @@
       <w:pPr>
         <w:pStyle w:val="Ttulo2"/>
       </w:pPr>
-      <w:r>
-        <w:t>Historia 00</w:t>
-      </w:r>
-      <w:r>
-        <w:t>3</w:t>
-      </w:r>
-      <w:r>
-        <w:t xml:space="preserve">: </w:t>
+      <w:bookmarkStart w:id="16" w:name="_Toc242428821"/>
+      <w:r>
+        <w:t xml:space="preserve">Historia 003: </w:t>
       </w:r>
       <w:r>
         <w:t>Modelo Relacional y Persistencia de Inventario en base de datos</w:t>
       </w:r>
+      <w:bookmarkEnd w:id="16"/>
     </w:p>
     <w:p>
       <w:pPr>
         <w:pStyle w:val="Ttulo3"/>
       </w:pPr>
+      <w:bookmarkStart w:id="17" w:name="_Toc242428822"/>
       <w:r>
         <w:t>Definición</w:t>
       </w:r>
+      <w:bookmarkEnd w:id="17"/>
     </w:p>
     <w:p>
       <w:pPr>
@@ -3283,21 +5314,7 @@
         <w:rPr>
           <w:lang w:val="es-ES" w:eastAsia="es-ES"/>
         </w:rPr>
-        <w:t xml:space="preserve">Software </w:t>
-      </w:r>
-      <w:proofErr w:type="spellStart"/>
-      <w:r>
-        <w:rPr>
-          <w:lang w:val="es-ES" w:eastAsia="es-ES"/>
-        </w:rPr>
-        <w:t>Engineer</w:t>
-      </w:r>
-      <w:proofErr w:type="spellEnd"/>
-      <w:r>
-        <w:rPr>
-          <w:lang w:val="es-ES" w:eastAsia="es-ES"/>
-        </w:rPr>
-        <w:t>, quiero diseñar e implementar el modelo de base de datos relacional (</w:t>
+        <w:t>Software Engineer, quiero diseñar e implementar el modelo de base de datos relacional (</w:t>
       </w:r>
       <w:r>
         <w:rPr>
@@ -3310,9 +5327,11 @@
       <w:pPr>
         <w:pStyle w:val="Ttulo3"/>
       </w:pPr>
+      <w:bookmarkStart w:id="18" w:name="_Toc242428823"/>
       <w:r>
         <w:t>Criterios de Aceptación</w:t>
       </w:r>
+      <w:bookmarkEnd w:id="18"/>
     </w:p>
     <w:p>
       <w:pPr>
@@ -3412,17 +5431,9 @@
       <w:pPr>
         <w:pStyle w:val="Ttulo2"/>
       </w:pPr>
-      <w:r>
-        <w:t>Historia 00</w:t>
-      </w:r>
-      <w:r>
-        <w:t>4</w:t>
-      </w:r>
-      <w:r>
-        <w:t xml:space="preserve">: </w:t>
-      </w:r>
-      <w:r>
-        <w:t xml:space="preserve">Ingesta, Limpieza y </w:t>
+      <w:bookmarkStart w:id="19" w:name="_Toc242428824"/>
+      <w:r>
+        <w:t xml:space="preserve">Historia 004: Ingesta, Limpieza y </w:t>
       </w:r>
       <w:proofErr w:type="spellStart"/>
       <w:r>
@@ -3440,14 +5451,17 @@
       <w:r>
         <w:t xml:space="preserve"> de Datos Históricos</w:t>
       </w:r>
+      <w:bookmarkEnd w:id="19"/>
     </w:p>
     <w:p>
       <w:pPr>
         <w:pStyle w:val="Ttulo3"/>
       </w:pPr>
+      <w:bookmarkStart w:id="20" w:name="_Toc242428825"/>
       <w:r>
         <w:t>Definición</w:t>
       </w:r>
+      <w:bookmarkEnd w:id="20"/>
     </w:p>
     <w:p>
       <w:pPr>
@@ -3494,9 +5508,11 @@
       <w:pPr>
         <w:pStyle w:val="Ttulo3"/>
       </w:pPr>
+      <w:bookmarkStart w:id="21" w:name="_Toc242428826"/>
       <w:r>
         <w:t>Criterios de Aceptación</w:t>
       </w:r>
+      <w:bookmarkEnd w:id="21"/>
     </w:p>
     <w:p>
       <w:pPr>
@@ -3513,13 +5529,7 @@
         <w:rPr>
           <w:lang w:val="es-ES" w:eastAsia="es-ES"/>
         </w:rPr>
-        <w:t xml:space="preserve">Criterio 1: </w:t>
-      </w:r>
-      <w:r>
-        <w:rPr>
-          <w:lang w:val="es-ES" w:eastAsia="es-ES"/>
-        </w:rPr>
-        <w:t xml:space="preserve">Consolidación y depuración de </w:t>
+        <w:t xml:space="preserve">Criterio 1: Consolidación y depuración de </w:t>
       </w:r>
       <w:r>
         <w:rPr>
@@ -3561,13 +5571,7 @@
         <w:rPr>
           <w:lang w:val="es-ES" w:eastAsia="es-ES"/>
         </w:rPr>
-        <w:t xml:space="preserve">Criterio 2: </w:t>
-      </w:r>
-      <w:r>
-        <w:rPr>
-          <w:lang w:val="es-ES" w:eastAsia="es-ES"/>
-        </w:rPr>
-        <w:t xml:space="preserve">Creación de </w:t>
+        <w:t xml:space="preserve">Criterio 2: Creación de </w:t>
       </w:r>
       <w:proofErr w:type="spellStart"/>
       <w:r>
@@ -3599,13 +5603,7 @@
         <w:rPr>
           <w:lang w:val="es-ES" w:eastAsia="es-ES"/>
         </w:rPr>
-        <w:t xml:space="preserve">Criterio 3: </w:t>
-      </w:r>
-      <w:r>
-        <w:rPr>
-          <w:lang w:val="es-ES" w:eastAsia="es-ES"/>
-        </w:rPr>
-        <w:t xml:space="preserve">Exportación del </w:t>
+        <w:t xml:space="preserve">Criterio 3: Exportación del </w:t>
       </w:r>
       <w:proofErr w:type="spellStart"/>
       <w:r>
@@ -3670,27 +5668,22 @@
       <w:pPr>
         <w:pStyle w:val="Ttulo2"/>
       </w:pPr>
+      <w:bookmarkStart w:id="22" w:name="_Toc242428827"/>
       <w:r>
         <w:lastRenderedPageBreak/>
-        <w:t>Historia 00</w:t>
-      </w:r>
-      <w:r>
-        <w:t>5</w:t>
-      </w:r>
-      <w:r>
-        <w:t xml:space="preserve">: </w:t>
-      </w:r>
-      <w:r>
-        <w:t>Entrenamiento y Evaluación del Modelo Predictivo de Demanda</w:t>
-      </w:r>
+        <w:t>Historia 005: Entrenamiento y Evaluación del Modelo Predictivo de Demanda</w:t>
+      </w:r>
+      <w:bookmarkEnd w:id="22"/>
     </w:p>
     <w:p>
       <w:pPr>
         <w:pStyle w:val="Ttulo3"/>
       </w:pPr>
+      <w:bookmarkStart w:id="23" w:name="_Toc242428828"/>
       <w:r>
         <w:t>Definición</w:t>
       </w:r>
+      <w:bookmarkEnd w:id="23"/>
     </w:p>
     <w:p>
       <w:pPr>
@@ -3716,22 +5709,18 @@
         <w:rPr>
           <w:lang w:val="es-ES" w:eastAsia="es-ES"/>
         </w:rPr>
-        <w:t xml:space="preserve">, quiero </w:t>
-      </w:r>
-      <w:r>
-        <w:rPr>
-          <w:lang w:val="es-ES" w:eastAsia="es-ES"/>
-        </w:rPr>
-        <w:t>entrenar algoritmos de regresión supervisada con los datos 2022-2023 y evaluarlos con el periodo 2024, para proyectar la demanda futura en kilogramos o unidades con alta precisión</w:t>
+        <w:t>, quiero entrenar algoritmos de regresión supervisada con los datos 2022-2023 y evaluarlos con el periodo 2024, para proyectar la demanda futura en kilogramos o unidades con alta precisión</w:t>
       </w:r>
     </w:p>
     <w:p>
       <w:pPr>
         <w:pStyle w:val="Ttulo3"/>
       </w:pPr>
+      <w:bookmarkStart w:id="24" w:name="_Toc242428829"/>
       <w:r>
         <w:t>Criterios de Aceptación</w:t>
       </w:r>
+      <w:bookmarkEnd w:id="24"/>
     </w:p>
     <w:p>
       <w:pPr>
@@ -3748,33 +5737,13 @@
         <w:rPr>
           <w:lang w:val="es-ES" w:eastAsia="es-ES"/>
         </w:rPr>
-        <w:t xml:space="preserve">Criterio 1: </w:t>
-      </w:r>
-      <w:r>
-        <w:rPr>
-          <w:lang w:val="es-ES" w:eastAsia="es-ES"/>
-        </w:rPr>
-        <w:t xml:space="preserve">Entrenamiento </w:t>
-      </w:r>
-      <w:r>
-        <w:rPr>
-          <w:lang w:val="es-ES" w:eastAsia="es-ES"/>
-        </w:rPr>
-        <w:t xml:space="preserve">y comparación de algoritmos de regresión (Regresión Lineal / </w:t>
-      </w:r>
-      <w:proofErr w:type="spellStart"/>
-      <w:r>
-        <w:rPr>
-          <w:lang w:val="es-ES" w:eastAsia="es-ES"/>
-        </w:rPr>
-        <w:t>Random</w:t>
-      </w:r>
-      <w:proofErr w:type="spellEnd"/>
-      <w:r>
-        <w:rPr>
-          <w:lang w:val="es-ES" w:eastAsia="es-ES"/>
-        </w:rPr>
-        <w:t xml:space="preserve"> Forest)</w:t>
+        <w:t xml:space="preserve">Criterio 1: Entrenamiento </w:t>
+      </w:r>
+      <w:r>
+        <w:rPr>
+          <w:lang w:val="es-ES" w:eastAsia="es-ES"/>
+        </w:rPr>
+        <w:t>y comparación de algoritmos de regresión (Regresión Lineal / Random Forest)</w:t>
       </w:r>
     </w:p>
     <w:p>
@@ -3864,26 +5833,21 @@
       <w:pPr>
         <w:pStyle w:val="Ttulo2"/>
       </w:pPr>
-      <w:r>
-        <w:t>Historia 00</w:t>
-      </w:r>
-      <w:r>
-        <w:t>6</w:t>
-      </w:r>
-      <w:r>
-        <w:t xml:space="preserve">: </w:t>
-      </w:r>
-      <w:r>
-        <w:t>Motor de Reglas de Negocio para Alertas y Recomendaciones de Compras</w:t>
-      </w:r>
+      <w:bookmarkStart w:id="25" w:name="_Toc242428830"/>
+      <w:r>
+        <w:t>Historia 006: Motor de Reglas de Negocio para Alertas y Recomendaciones de Compras</w:t>
+      </w:r>
+      <w:bookmarkEnd w:id="25"/>
     </w:p>
     <w:p>
       <w:pPr>
         <w:pStyle w:val="Ttulo3"/>
       </w:pPr>
+      <w:bookmarkStart w:id="26" w:name="_Toc242428831"/>
       <w:r>
         <w:t>Definición</w:t>
       </w:r>
+      <w:bookmarkEnd w:id="26"/>
     </w:p>
     <w:p>
       <w:pPr>
@@ -3895,22 +5859,18 @@
         <w:rPr>
           <w:lang w:val="es-ES" w:eastAsia="es-ES"/>
         </w:rPr>
-        <w:t xml:space="preserve">Como </w:t>
-      </w:r>
-      <w:r>
-        <w:rPr>
-          <w:lang w:val="es-ES" w:eastAsia="es-ES"/>
-        </w:rPr>
-        <w:t>Dueño / Administrador de la Carnicería, quiero recibir alertas de quiebre de stock y sugerencias automáticas de pedidos, para comprar la cantidad exacta considerando los tiempos de entrega del proveedor.</w:t>
+        <w:t>Como Dueño / Administrador de la Carnicería, quiero recibir alertas de quiebre de stock y sugerencias automáticas de pedidos, para comprar la cantidad exacta considerando los tiempos de entrega del proveedor.</w:t>
       </w:r>
     </w:p>
     <w:p>
       <w:pPr>
         <w:pStyle w:val="Ttulo3"/>
       </w:pPr>
+      <w:bookmarkStart w:id="27" w:name="_Toc242428832"/>
       <w:r>
         <w:t>Criterios de Aceptación</w:t>
       </w:r>
+      <w:bookmarkEnd w:id="27"/>
     </w:p>
     <w:p>
       <w:pPr>
@@ -3927,13 +5887,7 @@
         <w:rPr>
           <w:lang w:val="es-ES" w:eastAsia="es-ES"/>
         </w:rPr>
-        <w:t xml:space="preserve">Criterio 1: </w:t>
-      </w:r>
-      <w:r>
-        <w:rPr>
-          <w:lang w:val="es-ES" w:eastAsia="es-ES"/>
-        </w:rPr>
-        <w:t>Comparar el stock actual contra la demanda proyectada por ML más un margen de seguridad.</w:t>
+        <w:t>Criterio 1: Comparar el stock actual contra la demanda proyectada por ML más un margen de seguridad.</w:t>
       </w:r>
     </w:p>
     <w:p>
@@ -3951,13 +5905,7 @@
         <w:rPr>
           <w:lang w:val="es-ES" w:eastAsia="es-ES"/>
         </w:rPr>
-        <w:t xml:space="preserve">Criterio 2: </w:t>
-      </w:r>
-      <w:r>
-        <w:rPr>
-          <w:lang w:val="es-ES" w:eastAsia="es-ES"/>
-        </w:rPr>
-        <w:t>Si el stock actual es menor que la demanda proyectada + el margen, se genera una alerta con la sugerencia de reabastecimiento en kilogramos o unidades.</w:t>
+        <w:t>Criterio 2: Si el stock actual es menor que la demanda proyectada + el margen, se genera una alerta con la sugerencia de reabastecimiento en kilogramos o unidades.</w:t>
       </w:r>
     </w:p>
     <w:p>
@@ -3975,13 +5923,7 @@
         <w:rPr>
           <w:lang w:val="es-ES" w:eastAsia="es-ES"/>
         </w:rPr>
-        <w:t xml:space="preserve">Criterio 3: </w:t>
-      </w:r>
-      <w:r>
-        <w:rPr>
-          <w:lang w:val="es-ES" w:eastAsia="es-ES"/>
-        </w:rPr>
-        <w:t>La alerta debe incorporar el Lead Time del proveedor para indicar la fecha límite de emisión del pedido.</w:t>
+        <w:t>Criterio 3: La alerta debe incorporar el Lead Time del proveedor para indicar la fecha límite de emisión del pedido.</w:t>
       </w:r>
     </w:p>
     <w:p>
@@ -3995,18 +5937,10 @@
       <w:pPr>
         <w:pStyle w:val="Ttulo2"/>
       </w:pPr>
+      <w:bookmarkStart w:id="28" w:name="_Toc242428833"/>
       <w:r>
         <w:lastRenderedPageBreak/>
-        <w:t>Historia 00</w:t>
-      </w:r>
-      <w:r>
-        <w:t>7</w:t>
-      </w:r>
-      <w:r>
-        <w:t xml:space="preserve">: </w:t>
-      </w:r>
-      <w:r>
-        <w:t xml:space="preserve">Integración Asíncrona </w:t>
+        <w:t xml:space="preserve">Historia 007: Integración Asíncrona </w:t>
       </w:r>
       <w:proofErr w:type="spellStart"/>
       <w:r>
@@ -4024,14 +5958,17 @@
       <w:r>
         <w:t>)</w:t>
       </w:r>
+      <w:bookmarkEnd w:id="28"/>
     </w:p>
     <w:p>
       <w:pPr>
         <w:pStyle w:val="Ttulo3"/>
       </w:pPr>
+      <w:bookmarkStart w:id="29" w:name="_Toc242428834"/>
       <w:r>
         <w:t>Definición</w:t>
       </w:r>
+      <w:bookmarkEnd w:id="29"/>
     </w:p>
     <w:p>
       <w:pPr>
@@ -4043,27 +5980,7 @@
         <w:rPr>
           <w:lang w:val="es-ES" w:eastAsia="es-ES"/>
         </w:rPr>
-        <w:t xml:space="preserve">Como </w:t>
-      </w:r>
-      <w:r>
-        <w:rPr>
-          <w:lang w:val="es-ES" w:eastAsia="es-ES"/>
-        </w:rPr>
-        <w:t xml:space="preserve">Software </w:t>
-      </w:r>
-      <w:proofErr w:type="spellStart"/>
-      <w:r>
-        <w:rPr>
-          <w:lang w:val="es-ES" w:eastAsia="es-ES"/>
-        </w:rPr>
-        <w:t>Engineer</w:t>
-      </w:r>
-      <w:proofErr w:type="spellEnd"/>
-      <w:r>
-        <w:rPr>
-          <w:lang w:val="es-ES" w:eastAsia="es-ES"/>
-        </w:rPr>
-        <w:t xml:space="preserve">, quiero conectar el servidor Express con los scripts de Python mediante </w:t>
+        <w:t xml:space="preserve">Como Software Engineer, quiero conectar el servidor Express con los scripts de Python mediante </w:t>
       </w:r>
       <w:proofErr w:type="spellStart"/>
       <w:r>
@@ -4098,9 +6015,11 @@
       <w:pPr>
         <w:pStyle w:val="Ttulo3"/>
       </w:pPr>
+      <w:bookmarkStart w:id="30" w:name="_Toc242428835"/>
       <w:r>
         <w:t>Criterios de Aceptación</w:t>
       </w:r>
+      <w:bookmarkEnd w:id="30"/>
     </w:p>
     <w:p>
       <w:pPr>
@@ -4117,13 +6036,7 @@
         <w:rPr>
           <w:lang w:val="es-ES" w:eastAsia="es-ES"/>
         </w:rPr>
-        <w:t xml:space="preserve">Criterio 1: </w:t>
-      </w:r>
-      <w:r>
-        <w:rPr>
-          <w:lang w:val="es-ES" w:eastAsia="es-ES"/>
-        </w:rPr>
-        <w:t>La API REST en Express invoca el script de Python pasando argumentos JSON y recibe la predicción de forma asíncrona.</w:t>
+        <w:t>Criterio 1: La API REST en Express invoca el script de Python pasando argumentos JSON y recibe la predicción de forma asíncrona.</w:t>
       </w:r>
     </w:p>
     <w:p>
@@ -4141,13 +6054,7 @@
         <w:rPr>
           <w:lang w:val="es-ES" w:eastAsia="es-ES"/>
         </w:rPr>
-        <w:t xml:space="preserve">Criterio 2: </w:t>
-      </w:r>
-      <w:r>
-        <w:rPr>
-          <w:lang w:val="es-ES" w:eastAsia="es-ES"/>
-        </w:rPr>
-        <w:t xml:space="preserve">Manejo de excepciones y errores en caso de fallos en el script de Python o ausencia del modelo guardado </w:t>
+        <w:t xml:space="preserve">Criterio 2: Manejo de excepciones y errores en caso de fallos en el script de Python o ausencia del modelo guardado </w:t>
       </w:r>
     </w:p>
     <w:p>
@@ -4165,13 +6072,7 @@
         <w:rPr>
           <w:lang w:val="es-ES" w:eastAsia="es-ES"/>
         </w:rPr>
-        <w:t xml:space="preserve">Criterio 3: </w:t>
-      </w:r>
-      <w:r>
-        <w:rPr>
-          <w:lang w:val="es-ES" w:eastAsia="es-ES"/>
-        </w:rPr>
-        <w:t>Tiempo de respuesta de la invocación debe ser inferior a 2 segundos.</w:t>
+        <w:t>Criterio 3: Tiempo de respuesta de la invocación debe ser inferior a 2 segundos.</w:t>
       </w:r>
     </w:p>
     <w:p>
@@ -4185,14 +6086,9 @@
       <w:pPr>
         <w:pStyle w:val="Ttulo2"/>
       </w:pPr>
-      <w:r>
-        <w:t>Historia 00</w:t>
-      </w:r>
-      <w:r>
-        <w:t>8</w:t>
-      </w:r>
-      <w:r>
-        <w:t xml:space="preserve">: </w:t>
+      <w:bookmarkStart w:id="31" w:name="_Toc242428836"/>
+      <w:r>
+        <w:t xml:space="preserve">Historia 008: </w:t>
       </w:r>
       <w:proofErr w:type="spellStart"/>
       <w:r>
@@ -4202,14 +6098,17 @@
       <w:r>
         <w:t xml:space="preserve"> Ejecutivo de Inventario y Alertas en Next.js</w:t>
       </w:r>
+      <w:bookmarkEnd w:id="31"/>
     </w:p>
     <w:p>
       <w:pPr>
         <w:pStyle w:val="Ttulo3"/>
       </w:pPr>
+      <w:bookmarkStart w:id="32" w:name="_Toc242428837"/>
       <w:r>
         <w:t>Definición</w:t>
       </w:r>
+      <w:bookmarkEnd w:id="32"/>
     </w:p>
     <w:p>
       <w:pPr>
@@ -4221,22 +6120,18 @@
         <w:rPr>
           <w:lang w:val="es-ES" w:eastAsia="es-ES"/>
         </w:rPr>
-        <w:t xml:space="preserve">Como </w:t>
-      </w:r>
-      <w:r>
-        <w:rPr>
-          <w:lang w:val="es-ES" w:eastAsia="es-ES"/>
-        </w:rPr>
-        <w:t>Dueño / Administrador de la Carnicería, quiero visualizar en un panel web interactivo el estado del inventario, gráficos de tendencia y tarjetas de sugerencias de compra, para tomar las decisiones rápidas de manera visual.</w:t>
+        <w:t>Como Dueño / Administrador de la Carnicería, quiero visualizar en un panel web interactivo el estado del inventario, gráficos de tendencia y tarjetas de sugerencias de compra, para tomar las decisiones rápidas de manera visual.</w:t>
       </w:r>
     </w:p>
     <w:p>
       <w:pPr>
         <w:pStyle w:val="Ttulo3"/>
       </w:pPr>
+      <w:bookmarkStart w:id="33" w:name="_Toc242428838"/>
       <w:r>
         <w:t>Criterios de Aceptación</w:t>
       </w:r>
+      <w:bookmarkEnd w:id="33"/>
     </w:p>
     <w:p>
       <w:pPr>
@@ -4327,26 +6222,21 @@
       <w:pPr>
         <w:pStyle w:val="Ttulo2"/>
       </w:pPr>
-      <w:r>
-        <w:t>Historia 00</w:t>
-      </w:r>
-      <w:r>
-        <w:t>9</w:t>
-      </w:r>
-      <w:r>
-        <w:t xml:space="preserve">: </w:t>
-      </w:r>
-      <w:r>
-        <w:t>Despliegue y Entorno de Producción</w:t>
-      </w:r>
+      <w:bookmarkStart w:id="34" w:name="_Toc242428839"/>
+      <w:r>
+        <w:t>Historia 009: Despliegue y Entorno de Producción</w:t>
+      </w:r>
+      <w:bookmarkEnd w:id="34"/>
     </w:p>
     <w:p>
       <w:pPr>
         <w:pStyle w:val="Ttulo3"/>
       </w:pPr>
+      <w:bookmarkStart w:id="35" w:name="_Toc242428840"/>
       <w:r>
         <w:t>Definición</w:t>
       </w:r>
+      <w:bookmarkEnd w:id="35"/>
     </w:p>
     <w:p>
       <w:pPr>
@@ -4358,23 +6248,19 @@
         <w:rPr>
           <w:lang w:val="es-ES" w:eastAsia="es-ES"/>
         </w:rPr>
-        <w:t xml:space="preserve">Como </w:t>
-      </w:r>
-      <w:r>
-        <w:rPr>
-          <w:lang w:val="es-ES" w:eastAsia="es-ES"/>
-        </w:rPr>
-        <w:t>Administrador TI, quiero desplegar la aplicación web integrada en una infraestructura local, abriendo la posibilidad a migración Cloud según ROI y proyecciones de negocio, para asegurar el acceso remoto y la disponibilidad continua del sistema.</w:t>
+        <w:t>Como Administrador TI, quiero desplegar la aplicación web integrada en una infraestructura local, abriendo la posibilidad a migración Cloud según ROI y proyecciones de negocio, para asegurar el acceso remoto y la disponibilidad continua del sistema.</w:t>
       </w:r>
     </w:p>
     <w:p>
       <w:pPr>
         <w:pStyle w:val="Ttulo3"/>
       </w:pPr>
+      <w:bookmarkStart w:id="36" w:name="_Toc242428841"/>
       <w:r>
         <w:lastRenderedPageBreak/>
         <w:t>Criterios de Aceptación</w:t>
       </w:r>
+      <w:bookmarkEnd w:id="36"/>
     </w:p>
     <w:p>
       <w:pPr>
@@ -4391,13 +6277,7 @@
         <w:rPr>
           <w:lang w:val="es-ES" w:eastAsia="es-ES"/>
         </w:rPr>
-        <w:t xml:space="preserve">Criterio 1: </w:t>
-      </w:r>
-      <w:r>
-        <w:rPr>
-          <w:lang w:val="es-ES" w:eastAsia="es-ES"/>
-        </w:rPr>
-        <w:t>Configuración de variables de entorno de producción (DATABASE_URL, PORT, NODE_ENV).</w:t>
+        <w:t>Criterio 1: Configuración de variables de entorno de producción (DATABASE_URL, PORT, NODE_ENV).</w:t>
       </w:r>
     </w:p>
     <w:p>
@@ -4415,13 +6295,7 @@
         <w:rPr>
           <w:lang w:val="es-ES" w:eastAsia="es-ES"/>
         </w:rPr>
-        <w:t xml:space="preserve">Criterio 2: </w:t>
-      </w:r>
-      <w:r>
-        <w:rPr>
-          <w:lang w:val="es-ES" w:eastAsia="es-ES"/>
-        </w:rPr>
-        <w:t xml:space="preserve">Persistencia de PostgreSQL en la nube y </w:t>
+        <w:t xml:space="preserve">Criterio 2: Persistencia de PostgreSQL en la nube y </w:t>
       </w:r>
       <w:proofErr w:type="spellStart"/>
       <w:r>
@@ -4449,13 +6323,7 @@
         <w:rPr>
           <w:lang w:val="es-ES" w:eastAsia="es-ES"/>
         </w:rPr>
-        <w:t xml:space="preserve"> desplegados con protocolo seguro HTTPS.</w:t>
-      </w:r>
-      <w:r>
-        <w:rPr>
-          <w:lang w:val="es-ES" w:eastAsia="es-ES"/>
-        </w:rPr>
-        <w:t xml:space="preserve"> </w:t>
+        <w:t xml:space="preserve"> desplegados con protocolo seguro HTTPS. </w:t>
       </w:r>
     </w:p>
     <w:p>
@@ -4473,13 +6341,7 @@
         <w:rPr>
           <w:lang w:val="es-ES" w:eastAsia="es-ES"/>
         </w:rPr>
-        <w:t xml:space="preserve">Criterio 3: </w:t>
-      </w:r>
-      <w:r>
-        <w:rPr>
-          <w:lang w:val="es-ES" w:eastAsia="es-ES"/>
-        </w:rPr>
-        <w:t xml:space="preserve">Verificación de conectividad </w:t>
+        <w:t xml:space="preserve">Criterio 3: Verificación de conectividad </w:t>
       </w:r>
       <w:proofErr w:type="spellStart"/>
       <w:r>
@@ -4542,14 +6404,14 @@
           <w:lang w:val="es-ES" w:eastAsia="es-ES"/>
         </w:rPr>
       </w:pPr>
-      <w:bookmarkStart w:id="16" w:name="_Toc241504853"/>
+      <w:bookmarkStart w:id="37" w:name="_Toc242428842"/>
       <w:r>
         <w:rPr>
           <w:lang w:val="es-ES" w:eastAsia="es-ES"/>
         </w:rPr>
         <w:t>Backlog</w:t>
       </w:r>
-      <w:bookmarkEnd w:id="16"/>
+      <w:bookmarkEnd w:id="37"/>
     </w:p>
     <w:p>
       <w:pPr>
@@ -4558,20 +6420,20 @@
           <w:lang w:val="es-ES" w:eastAsia="es-ES"/>
         </w:rPr>
       </w:pPr>
-      <w:bookmarkStart w:id="17" w:name="_Toc241504854"/>
+      <w:bookmarkStart w:id="38" w:name="_Toc242428843"/>
       <w:r>
         <w:rPr>
           <w:lang w:val="es-ES" w:eastAsia="es-ES"/>
         </w:rPr>
         <w:t>Historias con su peso relativo</w:t>
       </w:r>
-      <w:bookmarkEnd w:id="17"/>
       <w:r>
         <w:rPr>
           <w:lang w:val="es-ES" w:eastAsia="es-ES"/>
         </w:rPr>
         <w:t xml:space="preserve"> (Escala Fibonacci)</w:t>
       </w:r>
+      <w:bookmarkEnd w:id="38"/>
     </w:p>
     <w:p>
       <w:pPr>
@@ -5007,13 +6869,7 @@
               <w:rPr>
                 <w:lang w:val="es-ES" w:eastAsia="es-ES"/>
               </w:rPr>
-              <w:t>Historia</w:t>
-            </w:r>
-            <w:r>
-              <w:rPr>
-                <w:lang w:val="es-ES" w:eastAsia="es-ES"/>
-              </w:rPr>
-              <w:t xml:space="preserve"> 007</w:t>
+              <w:t>Historia 007</w:t>
             </w:r>
             <w:r>
               <w:rPr>
@@ -5076,13 +6932,7 @@
               <w:rPr>
                 <w:lang w:val="es-ES" w:eastAsia="es-ES"/>
               </w:rPr>
-              <w:t>Historia</w:t>
-            </w:r>
-            <w:r>
-              <w:rPr>
-                <w:lang w:val="es-ES" w:eastAsia="es-ES"/>
-              </w:rPr>
-              <w:t xml:space="preserve"> 008</w:t>
+              <w:t>Historia 008</w:t>
             </w:r>
             <w:r>
               <w:rPr>
@@ -5145,13 +6995,7 @@
               <w:rPr>
                 <w:lang w:val="es-ES" w:eastAsia="es-ES"/>
               </w:rPr>
-              <w:t>Historia</w:t>
-            </w:r>
-            <w:r>
-              <w:rPr>
-                <w:lang w:val="es-ES" w:eastAsia="es-ES"/>
-              </w:rPr>
-              <w:t xml:space="preserve"> 009</w:t>
+              <w:t>Historia 009</w:t>
             </w:r>
             <w:r>
               <w:rPr>
@@ -5247,14 +7091,14 @@
           <w:lang w:val="es-ES" w:eastAsia="es-ES"/>
         </w:rPr>
       </w:pPr>
-      <w:bookmarkStart w:id="18" w:name="_Toc241504855"/>
+      <w:bookmarkStart w:id="39" w:name="_Toc242428844"/>
       <w:r>
         <w:rPr>
           <w:lang w:val="es-ES" w:eastAsia="es-ES"/>
         </w:rPr>
         <w:t>Backlog priorizado</w:t>
       </w:r>
-      <w:bookmarkEnd w:id="18"/>
+      <w:bookmarkEnd w:id="39"/>
     </w:p>
     <w:p>
       <w:pPr>
@@ -5602,13 +7446,7 @@
               <w:rPr>
                 <w:lang w:val="es-ES" w:eastAsia="es-ES"/>
               </w:rPr>
-              <w:t>Historia 00</w:t>
-            </w:r>
-            <w:r>
-              <w:rPr>
-                <w:lang w:val="es-ES" w:eastAsia="es-ES"/>
-              </w:rPr>
-              <w:t>7</w:t>
+              <w:t>Historia 007</w:t>
             </w:r>
           </w:p>
         </w:tc>
@@ -5648,13 +7486,7 @@
               <w:rPr>
                 <w:lang w:val="es-ES" w:eastAsia="es-ES"/>
               </w:rPr>
-              <w:t>Historia 00</w:t>
-            </w:r>
-            <w:r>
-              <w:rPr>
-                <w:lang w:val="es-ES" w:eastAsia="es-ES"/>
-              </w:rPr>
-              <w:t>8</w:t>
+              <w:t>Historia 008</w:t>
             </w:r>
           </w:p>
         </w:tc>
@@ -5694,13 +7526,7 @@
               <w:rPr>
                 <w:lang w:val="es-ES" w:eastAsia="es-ES"/>
               </w:rPr>
-              <w:t>Historia 00</w:t>
-            </w:r>
-            <w:r>
-              <w:rPr>
-                <w:lang w:val="es-ES" w:eastAsia="es-ES"/>
-              </w:rPr>
-              <w:t>9</w:t>
+              <w:t>Historia 009</w:t>
             </w:r>
           </w:p>
         </w:tc>
@@ -5747,7 +7573,7 @@
 </file>
 
 <file path=word/endnotes.xml><?xml version="1.0" encoding="utf-8"?>
-<w:endnotes xmlns:wpc="http://schemas.microsoft.com/office/word/2010/wordprocessingCanvas" xmlns:cx="http://schemas.microsoft.com/office/drawing/2014/chartex" xmlns:cx1="http://schemas.microsoft.com/office/drawing/2015/9/8/chartex" xmlns:cx2="http://schemas.microsoft.com/office/drawing/2015/10/21/chartex" xmlns:cx3="http://schemas.microsoft.com/office/drawing/2016/5/9/chartex" xmlns:cx4="http://schemas.microsoft.com/office/drawing/2016/5/10/chartex" xmlns:cx5="http://schemas.microsoft.com/office/drawing/2016/5/11/chartex" xmlns:cx6="http://schemas.microsoft.com/office/drawing/2016/5/12/chartex" xmlns:cx7="http://schemas.microsoft.com/office/drawing/2016/5/13/chartex" xmlns:cx8="http://schemas.microsoft.com/office/drawing/2016/5/14/chartex" xmlns:mc="http://schemas.openxmlformats.org/markup-compatibility/2006" xmlns:aink="http://schemas.microsoft.com/office/drawing/2016/ink" xmlns:am3d="http://schemas.microsoft.com/office/drawing/2017/model3d" xmlns:o="urn:schemas-microsoft-com:office:office" xmlns:oel="http://schemas.microsoft.com/office/2019/extlst" xmlns:r="http://schemas.openxmlformats.org/officeDocument/2006/relationships" xmlns:m="http://schemas.openxmlformats.org/officeDocument/2006/math" xmlns:v="urn:schemas-microsoft-com:vml" xmlns:wp14="http://schemas.microsoft.com/office/word/2010/wordprocessingDrawing" xmlns:wp="http://schemas.openxmlformats.org/drawingml/2006/wordprocessingDrawing" xmlns:w10="urn:schemas-microsoft-com:office:word" xmlns:w="http://schemas.openxmlformats.org/wordprocessingml/2006/main" xmlns:w14="http://schemas.microsoft.com/office/word/2010/wordml" xmlns:w15="http://schemas.microsoft.com/office/word/2012/wordml" xmlns:w16cex="http://schemas.microsoft.com/office/word/2018/wordml/cex" xmlns:w16cid="http://schemas.microsoft.com/office/word/2016/wordml/cid" xmlns:w16="http://schemas.microsoft.com/office/word/2018/wordml" xmlns:w16sdtdh="http://schemas.microsoft.com/office/word/2020/wordml/sdtdatahash" xmlns:w16se="http://schemas.microsoft.com/office/word/2015/wordml/symex" xmlns:wpg="http://schemas.microsoft.com/office/word/2010/wordprocessingGroup" xmlns:wpi="http://schemas.microsoft.com/office/word/2010/wordprocessingInk" xmlns:wne="http://schemas.microsoft.com/office/word/2006/wordml" xmlns:wps="http://schemas.microsoft.com/office/word/2010/wordprocessingShape" mc:Ignorable="w14 w15 w16se w16cid w16 w16cex w16sdtdh wp14">
+<w:endnotes xmlns:wpc="http://schemas.microsoft.com/office/word/2010/wordprocessingCanvas" xmlns:cx="http://schemas.microsoft.com/office/drawing/2014/chartex" xmlns:cx1="http://schemas.microsoft.com/office/drawing/2015/9/8/chartex" xmlns:cx2="http://schemas.microsoft.com/office/drawing/2015/10/21/chartex" xmlns:cx3="http://schemas.microsoft.com/office/drawing/2016/5/9/chartex" xmlns:cx4="http://schemas.microsoft.com/office/drawing/2016/5/10/chartex" xmlns:cx5="http://schemas.microsoft.com/office/drawing/2016/5/11/chartex" xmlns:cx6="http://schemas.microsoft.com/office/drawing/2016/5/12/chartex" xmlns:cx7="http://schemas.microsoft.com/office/drawing/2016/5/13/chartex" xmlns:cx8="http://schemas.microsoft.com/office/drawing/2016/5/14/chartex" xmlns:mc="http://schemas.openxmlformats.org/markup-compatibility/2006" xmlns:aink="http://schemas.microsoft.com/office/drawing/2016/ink" xmlns:am3d="http://schemas.microsoft.com/office/drawing/2017/model3d" xmlns:o="urn:schemas-microsoft-com:office:office" xmlns:oel="http://schemas.microsoft.com/office/2019/extlst" xmlns:r="http://schemas.openxmlformats.org/officeDocument/2006/relationships" xmlns:m="http://schemas.openxmlformats.org/officeDocument/2006/math" xmlns:v="urn:schemas-microsoft-com:vml" xmlns:wp14="http://schemas.microsoft.com/office/word/2010/wordprocessingDrawing" xmlns:wp="http://schemas.openxmlformats.org/drawingml/2006/wordprocessingDrawing" xmlns:w10="urn:schemas-microsoft-com:office:word" xmlns:w="http://schemas.openxmlformats.org/wordprocessingml/2006/main" xmlns:w14="http://schemas.microsoft.com/office/word/2010/wordml" xmlns:w15="http://schemas.microsoft.com/office/word/2012/wordml" xmlns:w16cex="http://schemas.microsoft.com/office/word/2018/wordml/cex" xmlns:w16cid="http://schemas.microsoft.com/office/word/2016/wordml/cid" xmlns:w16="http://schemas.microsoft.com/office/word/2018/wordml" xmlns:w16du="http://schemas.microsoft.com/office/word/2023/wordml/word16du" xmlns:w16sdtdh="http://schemas.microsoft.com/office/word/2020/wordml/sdtdatahash" xmlns:w16sdtfl="http://schemas.microsoft.com/office/word/2024/wordml/sdtformatlock" xmlns:w16se="http://schemas.microsoft.com/office/word/2015/wordml/symex" xmlns:wpg="http://schemas.microsoft.com/office/word/2010/wordprocessingGroup" xmlns:wpi="http://schemas.microsoft.com/office/word/2010/wordprocessingInk" xmlns:wne="http://schemas.microsoft.com/office/word/2006/wordml" xmlns:wps="http://schemas.microsoft.com/office/word/2010/wordprocessingShape" mc:Ignorable="w14 w15 w16se w16cid w16 w16cex w16sdtdh w16sdtfl w16du wp14">
   <w:endnote w:type="separator" w:id="-1">
     <w:p>
       <w:pPr>
@@ -5772,7 +7598,7 @@
 </file>
 
 <file path=word/footer1.xml><?xml version="1.0" encoding="utf-8"?>
-<w:ftr xmlns:wpc="http://schemas.microsoft.com/office/word/2010/wordprocessingCanvas" xmlns:cx="http://schemas.microsoft.com/office/drawing/2014/chartex" xmlns:cx1="http://schemas.microsoft.com/office/drawing/2015/9/8/chartex" xmlns:cx2="http://schemas.microsoft.com/office/drawing/2015/10/21/chartex" xmlns:cx3="http://schemas.microsoft.com/office/drawing/2016/5/9/chartex" xmlns:cx4="http://schemas.microsoft.com/office/drawing/2016/5/10/chartex" xmlns:cx5="http://schemas.microsoft.com/office/drawing/2016/5/11/chartex" xmlns:cx6="http://schemas.microsoft.com/office/drawing/2016/5/12/chartex" xmlns:cx7="http://schemas.microsoft.com/office/drawing/2016/5/13/chartex" xmlns:cx8="http://schemas.microsoft.com/office/drawing/2016/5/14/chartex" xmlns:mc="http://schemas.openxmlformats.org/markup-compatibility/2006" xmlns:aink="http://schemas.microsoft.com/office/drawing/2016/ink" xmlns:am3d="http://schemas.microsoft.com/office/drawing/2017/model3d" xmlns:o="urn:schemas-microsoft-com:office:office" xmlns:oel="http://schemas.microsoft.com/office/2019/extlst" xmlns:r="http://schemas.openxmlformats.org/officeDocument/2006/relationships" xmlns:m="http://schemas.openxmlformats.org/officeDocument/2006/math" xmlns:v="urn:schemas-microsoft-com:vml" xmlns:wp14="http://schemas.microsoft.com/office/word/2010/wordprocessingDrawing" xmlns:wp="http://schemas.openxmlformats.org/drawingml/2006/wordprocessingDrawing" xmlns:w10="urn:schemas-microsoft-com:office:word" xmlns:w="http://schemas.openxmlformats.org/wordprocessingml/2006/main" xmlns:w14="http://schemas.microsoft.com/office/word/2010/wordml" xmlns:w15="http://schemas.microsoft.com/office/word/2012/wordml" xmlns:w16cex="http://schemas.microsoft.com/office/word/2018/wordml/cex" xmlns:w16cid="http://schemas.microsoft.com/office/word/2016/wordml/cid" xmlns:w16="http://schemas.microsoft.com/office/word/2018/wordml" xmlns:w16sdtdh="http://schemas.microsoft.com/office/word/2020/wordml/sdtdatahash" xmlns:w16se="http://schemas.microsoft.com/office/word/2015/wordml/symex" xmlns:wpg="http://schemas.microsoft.com/office/word/2010/wordprocessingGroup" xmlns:wpi="http://schemas.microsoft.com/office/word/2010/wordprocessingInk" xmlns:wne="http://schemas.microsoft.com/office/word/2006/wordml" xmlns:wps="http://schemas.microsoft.com/office/word/2010/wordprocessingShape" mc:Ignorable="w14 w15 w16se w16cid w16 w16cex w16sdtdh wp14">
+<w:ftr xmlns:wpc="http://schemas.microsoft.com/office/word/2010/wordprocessingCanvas" xmlns:cx="http://schemas.microsoft.com/office/drawing/2014/chartex" xmlns:cx1="http://schemas.microsoft.com/office/drawing/2015/9/8/chartex" xmlns:cx2="http://schemas.microsoft.com/office/drawing/2015/10/21/chartex" xmlns:cx3="http://schemas.microsoft.com/office/drawing/2016/5/9/chartex" xmlns:cx4="http://schemas.microsoft.com/office/drawing/2016/5/10/chartex" xmlns:cx5="http://schemas.microsoft.com/office/drawing/2016/5/11/chartex" xmlns:cx6="http://schemas.microsoft.com/office/drawing/2016/5/12/chartex" xmlns:cx7="http://schemas.microsoft.com/office/drawing/2016/5/13/chartex" xmlns:cx8="http://schemas.microsoft.com/office/drawing/2016/5/14/chartex" xmlns:mc="http://schemas.openxmlformats.org/markup-compatibility/2006" xmlns:aink="http://schemas.microsoft.com/office/drawing/2016/ink" xmlns:am3d="http://schemas.microsoft.com/office/drawing/2017/model3d" xmlns:o="urn:schemas-microsoft-com:office:office" xmlns:oel="http://schemas.microsoft.com/office/2019/extlst" xmlns:r="http://schemas.openxmlformats.org/officeDocument/2006/relationships" xmlns:m="http://schemas.openxmlformats.org/officeDocument/2006/math" xmlns:v="urn:schemas-microsoft-com:vml" xmlns:wp14="http://schemas.microsoft.com/office/word/2010/wordprocessingDrawing" xmlns:wp="http://schemas.openxmlformats.org/drawingml/2006/wordprocessingDrawing" xmlns:w10="urn:schemas-microsoft-com:office:word" xmlns:w="http://schemas.openxmlformats.org/wordprocessingml/2006/main" xmlns:w14="http://schemas.microsoft.com/office/word/2010/wordml" xmlns:w15="http://schemas.microsoft.com/office/word/2012/wordml" xmlns:w16cex="http://schemas.microsoft.com/office/word/2018/wordml/cex" xmlns:w16cid="http://schemas.microsoft.com/office/word/2016/wordml/cid" xmlns:w16="http://schemas.microsoft.com/office/word/2018/wordml" xmlns:w16du="http://schemas.microsoft.com/office/word/2023/wordml/word16du" xmlns:w16sdtdh="http://schemas.microsoft.com/office/word/2020/wordml/sdtdatahash" xmlns:w16sdtfl="http://schemas.microsoft.com/office/word/2024/wordml/sdtformatlock" xmlns:w16se="http://schemas.microsoft.com/office/word/2015/wordml/symex" xmlns:wpg="http://schemas.microsoft.com/office/word/2010/wordprocessingGroup" xmlns:wpi="http://schemas.microsoft.com/office/word/2010/wordprocessingInk" xmlns:wne="http://schemas.microsoft.com/office/word/2006/wordml" xmlns:wps="http://schemas.microsoft.com/office/word/2010/wordprocessingShape" mc:Ignorable="w14 w15 w16se w16cid w16 w16cex w16sdtdh w16sdtfl w16du wp14">
   <w:sdt>
     <w:sdtPr>
       <w:id w:val="14532529"/>
@@ -5820,7 +7646,7 @@
 </file>
 
 <file path=word/footnotes.xml><?xml version="1.0" encoding="utf-8"?>
-<w:footnotes xmlns:wpc="http://schemas.microsoft.com/office/word/2010/wordprocessingCanvas" xmlns:cx="http://schemas.microsoft.com/office/drawing/2014/chartex" xmlns:cx1="http://schemas.microsoft.com/office/drawing/2015/9/8/chartex" xmlns:cx2="http://schemas.microsoft.com/office/drawing/2015/10/21/chartex" xmlns:cx3="http://schemas.microsoft.com/office/drawing/2016/5/9/chartex" xmlns:cx4="http://schemas.microsoft.com/office/drawing/2016/5/10/chartex" xmlns:cx5="http://schemas.microsoft.com/office/drawing/2016/5/11/chartex" xmlns:cx6="http://schemas.microsoft.com/office/drawing/2016/5/12/chartex" xmlns:cx7="http://schemas.microsoft.com/office/drawing/2016/5/13/chartex" xmlns:cx8="http://schemas.microsoft.com/office/drawing/2016/5/14/chartex" xmlns:mc="http://schemas.openxmlformats.org/markup-compatibility/2006" xmlns:aink="http://schemas.microsoft.com/office/drawing/2016/ink" xmlns:am3d="http://schemas.microsoft.com/office/drawing/2017/model3d" xmlns:o="urn:schemas-microsoft-com:office:office" xmlns:oel="http://schemas.microsoft.com/office/2019/extlst" xmlns:r="http://schemas.openxmlformats.org/officeDocument/2006/relationships" xmlns:m="http://schemas.openxmlformats.org/officeDocument/2006/math" xmlns:v="urn:schemas-microsoft-com:vml" xmlns:wp14="http://schemas.microsoft.com/office/word/2010/wordprocessingDrawing" xmlns:wp="http://schemas.openxmlformats.org/drawingml/2006/wordprocessingDrawing" xmlns:w10="urn:schemas-microsoft-com:office:word" xmlns:w="http://schemas.openxmlformats.org/wordprocessingml/2006/main" xmlns:w14="http://schemas.microsoft.com/office/word/2010/wordml" xmlns:w15="http://schemas.microsoft.com/office/word/2012/wordml" xmlns:w16cex="http://schemas.microsoft.com/office/word/2018/wordml/cex" xmlns:w16cid="http://schemas.microsoft.com/office/word/2016/wordml/cid" xmlns:w16="http://schemas.microsoft.com/office/word/2018/wordml" xmlns:w16sdtdh="http://schemas.microsoft.com/office/word/2020/wordml/sdtdatahash" xmlns:w16se="http://schemas.microsoft.com/office/word/2015/wordml/symex" xmlns:wpg="http://schemas.microsoft.com/office/word/2010/wordprocessingGroup" xmlns:wpi="http://schemas.microsoft.com/office/word/2010/wordprocessingInk" xmlns:wne="http://schemas.microsoft.com/office/word/2006/wordml" xmlns:wps="http://schemas.microsoft.com/office/word/2010/wordprocessingShape" mc:Ignorable="w14 w15 w16se w16cid w16 w16cex w16sdtdh wp14">
+<w:footnotes xmlns:wpc="http://schemas.microsoft.com/office/word/2010/wordprocessingCanvas" xmlns:cx="http://schemas.microsoft.com/office/drawing/2014/chartex" xmlns:cx1="http://schemas.microsoft.com/office/drawing/2015/9/8/chartex" xmlns:cx2="http://schemas.microsoft.com/office/drawing/2015/10/21/chartex" xmlns:cx3="http://schemas.microsoft.com/office/drawing/2016/5/9/chartex" xmlns:cx4="http://schemas.microsoft.com/office/drawing/2016/5/10/chartex" xmlns:cx5="http://schemas.microsoft.com/office/drawing/2016/5/11/chartex" xmlns:cx6="http://schemas.microsoft.com/office/drawing/2016/5/12/chartex" xmlns:cx7="http://schemas.microsoft.com/office/drawing/2016/5/13/chartex" xmlns:cx8="http://schemas.microsoft.com/office/drawing/2016/5/14/chartex" xmlns:mc="http://schemas.openxmlformats.org/markup-compatibility/2006" xmlns:aink="http://schemas.microsoft.com/office/drawing/2016/ink" xmlns:am3d="http://schemas.microsoft.com/office/drawing/2017/model3d" xmlns:o="urn:schemas-microsoft-com:office:office" xmlns:oel="http://schemas.microsoft.com/office/2019/extlst" xmlns:r="http://schemas.openxmlformats.org/officeDocument/2006/relationships" xmlns:m="http://schemas.openxmlformats.org/officeDocument/2006/math" xmlns:v="urn:schemas-microsoft-com:vml" xmlns:wp14="http://schemas.microsoft.com/office/word/2010/wordprocessingDrawing" xmlns:wp="http://schemas.openxmlformats.org/drawingml/2006/wordprocessingDrawing" xmlns:w10="urn:schemas-microsoft-com:office:word" xmlns:w="http://schemas.openxmlformats.org/wordprocessingml/2006/main" xmlns:w14="http://schemas.microsoft.com/office/word/2010/wordml" xmlns:w15="http://schemas.microsoft.com/office/word/2012/wordml" xmlns:w16cex="http://schemas.microsoft.com/office/word/2018/wordml/cex" xmlns:w16cid="http://schemas.microsoft.com/office/word/2016/wordml/cid" xmlns:w16="http://schemas.microsoft.com/office/word/2018/wordml" xmlns:w16du="http://schemas.microsoft.com/office/word/2023/wordml/word16du" xmlns:w16sdtdh="http://schemas.microsoft.com/office/word/2020/wordml/sdtdatahash" xmlns:w16sdtfl="http://schemas.microsoft.com/office/word/2024/wordml/sdtformatlock" xmlns:w16se="http://schemas.microsoft.com/office/word/2015/wordml/symex" xmlns:wpg="http://schemas.microsoft.com/office/word/2010/wordprocessingGroup" xmlns:wpi="http://schemas.microsoft.com/office/word/2010/wordprocessingInk" xmlns:wne="http://schemas.microsoft.com/office/word/2006/wordml" xmlns:wps="http://schemas.microsoft.com/office/word/2010/wordprocessingShape" mc:Ignorable="w14 w15 w16se w16cid w16 w16cex w16sdtdh w16sdtfl w16du wp14">
   <w:footnote w:type="separator" w:id="-1">
     <w:p>
       <w:pPr>
@@ -5845,7 +7671,7 @@
 </file>
 
 <file path=word/header1.xml><?xml version="1.0" encoding="utf-8"?>
-<w:hdr xmlns:wpc="http://schemas.microsoft.com/office/word/2010/wordprocessingCanvas" xmlns:cx="http://schemas.microsoft.com/office/drawing/2014/chartex" xmlns:cx1="http://schemas.microsoft.com/office/drawing/2015/9/8/chartex" xmlns:cx2="http://schemas.microsoft.com/office/drawing/2015/10/21/chartex" xmlns:cx3="http://schemas.microsoft.com/office/drawing/2016/5/9/chartex" xmlns:cx4="http://schemas.microsoft.com/office/drawing/2016/5/10/chartex" xmlns:cx5="http://schemas.microsoft.com/office/drawing/2016/5/11/chartex" xmlns:cx6="http://schemas.microsoft.com/office/drawing/2016/5/12/chartex" xmlns:cx7="http://schemas.microsoft.com/office/drawing/2016/5/13/chartex" xmlns:cx8="http://schemas.microsoft.com/office/drawing/2016/5/14/chartex" xmlns:mc="http://schemas.openxmlformats.org/markup-compatibility/2006" xmlns:aink="http://schemas.microsoft.com/office/drawing/2016/ink" xmlns:am3d="http://schemas.microsoft.com/office/drawing/2017/model3d" xmlns:o="urn:schemas-microsoft-com:office:office" xmlns:oel="http://schemas.microsoft.com/office/2019/extlst" xmlns:r="http://schemas.openxmlformats.org/officeDocument/2006/relationships" xmlns:m="http://schemas.openxmlformats.org/officeDocument/2006/math" xmlns:v="urn:schemas-microsoft-com:vml" xmlns:wp14="http://schemas.microsoft.com/office/word/2010/wordprocessingDrawing" xmlns:wp="http://schemas.openxmlformats.org/drawingml/2006/wordprocessingDrawing" xmlns:w10="urn:schemas-microsoft-com:office:word" xmlns:w="http://schemas.openxmlformats.org/wordprocessingml/2006/main" xmlns:w14="http://schemas.microsoft.com/office/word/2010/wordml" xmlns:w15="http://schemas.microsoft.com/office/word/2012/wordml" xmlns:w16cex="http://schemas.microsoft.com/office/word/2018/wordml/cex" xmlns:w16cid="http://schemas.microsoft.com/office/word/2016/wordml/cid" xmlns:w16="http://schemas.microsoft.com/office/word/2018/wordml" xmlns:w16sdtdh="http://schemas.microsoft.com/office/word/2020/wordml/sdtdatahash" xmlns:w16se="http://schemas.microsoft.com/office/word/2015/wordml/symex" xmlns:wpg="http://schemas.microsoft.com/office/word/2010/wordprocessingGroup" xmlns:wpi="http://schemas.microsoft.com/office/word/2010/wordprocessingInk" xmlns:wne="http://schemas.microsoft.com/office/word/2006/wordml" xmlns:wps="http://schemas.microsoft.com/office/word/2010/wordprocessingShape" mc:Ignorable="w14 w15 w16se w16cid w16 w16cex w16sdtdh wp14">
+<w:hdr xmlns:wpc="http://schemas.microsoft.com/office/word/2010/wordprocessingCanvas" xmlns:cx="http://schemas.microsoft.com/office/drawing/2014/chartex" xmlns:cx1="http://schemas.microsoft.com/office/drawing/2015/9/8/chartex" xmlns:cx2="http://schemas.microsoft.com/office/drawing/2015/10/21/chartex" xmlns:cx3="http://schemas.microsoft.com/office/drawing/2016/5/9/chartex" xmlns:cx4="http://schemas.microsoft.com/office/drawing/2016/5/10/chartex" xmlns:cx5="http://schemas.microsoft.com/office/drawing/2016/5/11/chartex" xmlns:cx6="http://schemas.microsoft.com/office/drawing/2016/5/12/chartex" xmlns:cx7="http://schemas.microsoft.com/office/drawing/2016/5/13/chartex" xmlns:cx8="http://schemas.microsoft.com/office/drawing/2016/5/14/chartex" xmlns:mc="http://schemas.openxmlformats.org/markup-compatibility/2006" xmlns:aink="http://schemas.microsoft.com/office/drawing/2016/ink" xmlns:am3d="http://schemas.microsoft.com/office/drawing/2017/model3d" xmlns:o="urn:schemas-microsoft-com:office:office" xmlns:oel="http://schemas.microsoft.com/office/2019/extlst" xmlns:r="http://schemas.openxmlformats.org/officeDocument/2006/relationships" xmlns:m="http://schemas.openxmlformats.org/officeDocument/2006/math" xmlns:v="urn:schemas-microsoft-com:vml" xmlns:wp14="http://schemas.microsoft.com/office/word/2010/wordprocessingDrawing" xmlns:wp="http://schemas.openxmlformats.org/drawingml/2006/wordprocessingDrawing" xmlns:w10="urn:schemas-microsoft-com:office:word" xmlns:w="http://schemas.openxmlformats.org/wordprocessingml/2006/main" xmlns:w14="http://schemas.microsoft.com/office/word/2010/wordml" xmlns:w15="http://schemas.microsoft.com/office/word/2012/wordml" xmlns:w16cex="http://schemas.microsoft.com/office/word/2018/wordml/cex" xmlns:w16cid="http://schemas.microsoft.com/office/word/2016/wordml/cid" xmlns:w16="http://schemas.microsoft.com/office/word/2018/wordml" xmlns:w16du="http://schemas.microsoft.com/office/word/2023/wordml/word16du" xmlns:w16sdtdh="http://schemas.microsoft.com/office/word/2020/wordml/sdtdatahash" xmlns:w16sdtfl="http://schemas.microsoft.com/office/word/2024/wordml/sdtformatlock" xmlns:w16se="http://schemas.microsoft.com/office/word/2015/wordml/symex" xmlns:wpg="http://schemas.microsoft.com/office/word/2010/wordprocessingGroup" xmlns:wpi="http://schemas.microsoft.com/office/word/2010/wordprocessingInk" xmlns:wne="http://schemas.microsoft.com/office/word/2006/wordml" xmlns:wps="http://schemas.microsoft.com/office/word/2010/wordprocessingShape" mc:Ignorable="w14 w15 w16se w16cid w16 w16cex w16sdtdh w16sdtfl w16du wp14">
   <w:p>
     <w:pPr>
       <w:pStyle w:val="Encabezado"/>
@@ -5964,7 +7790,7 @@
 </file>
 
 <file path=word/header2.xml><?xml version="1.0" encoding="utf-8"?>
-<w:hdr xmlns:wpc="http://schemas.microsoft.com/office/word/2010/wordprocessingCanvas" xmlns:cx="http://schemas.microsoft.com/office/drawing/2014/chartex" xmlns:cx1="http://schemas.microsoft.com/office/drawing/2015/9/8/chartex" xmlns:cx2="http://schemas.microsoft.com/office/drawing/2015/10/21/chartex" xmlns:cx3="http://schemas.microsoft.com/office/drawing/2016/5/9/chartex" xmlns:cx4="http://schemas.microsoft.com/office/drawing/2016/5/10/chartex" xmlns:cx5="http://schemas.microsoft.com/office/drawing/2016/5/11/chartex" xmlns:cx6="http://schemas.microsoft.com/office/drawing/2016/5/12/chartex" xmlns:cx7="http://schemas.microsoft.com/office/drawing/2016/5/13/chartex" xmlns:cx8="http://schemas.microsoft.com/office/drawing/2016/5/14/chartex" xmlns:mc="http://schemas.openxmlformats.org/markup-compatibility/2006" xmlns:aink="http://schemas.microsoft.com/office/drawing/2016/ink" xmlns:am3d="http://schemas.microsoft.com/office/drawing/2017/model3d" xmlns:o="urn:schemas-microsoft-com:office:office" xmlns:oel="http://schemas.microsoft.com/office/2019/extlst" xmlns:r="http://schemas.openxmlformats.org/officeDocument/2006/relationships" xmlns:m="http://schemas.openxmlformats.org/officeDocument/2006/math" xmlns:v="urn:schemas-microsoft-com:vml" xmlns:wp14="http://schemas.microsoft.com/office/word/2010/wordprocessingDrawing" xmlns:wp="http://schemas.openxmlformats.org/drawingml/2006/wordprocessingDrawing" xmlns:w10="urn:schemas-microsoft-com:office:word" xmlns:w="http://schemas.openxmlformats.org/wordprocessingml/2006/main" xmlns:w14="http://schemas.microsoft.com/office/word/2010/wordml" xmlns:w15="http://schemas.microsoft.com/office/word/2012/wordml" xmlns:w16cex="http://schemas.microsoft.com/office/word/2018/wordml/cex" xmlns:w16cid="http://schemas.microsoft.com/office/word/2016/wordml/cid" xmlns:w16="http://schemas.microsoft.com/office/word/2018/wordml" xmlns:w16sdtdh="http://schemas.microsoft.com/office/word/2020/wordml/sdtdatahash" xmlns:w16se="http://schemas.microsoft.com/office/word/2015/wordml/symex" xmlns:wpg="http://schemas.microsoft.com/office/word/2010/wordprocessingGroup" xmlns:wpi="http://schemas.microsoft.com/office/word/2010/wordprocessingInk" xmlns:wne="http://schemas.microsoft.com/office/word/2006/wordml" xmlns:wps="http://schemas.microsoft.com/office/word/2010/wordprocessingShape" mc:Ignorable="w14 w15 w16se w16cid w16 w16cex w16sdtdh wp14">
+<w:hdr xmlns:wpc="http://schemas.microsoft.com/office/word/2010/wordprocessingCanvas" xmlns:cx="http://schemas.microsoft.com/office/drawing/2014/chartex" xmlns:cx1="http://schemas.microsoft.com/office/drawing/2015/9/8/chartex" xmlns:cx2="http://schemas.microsoft.com/office/drawing/2015/10/21/chartex" xmlns:cx3="http://schemas.microsoft.com/office/drawing/2016/5/9/chartex" xmlns:cx4="http://schemas.microsoft.com/office/drawing/2016/5/10/chartex" xmlns:cx5="http://schemas.microsoft.com/office/drawing/2016/5/11/chartex" xmlns:cx6="http://schemas.microsoft.com/office/drawing/2016/5/12/chartex" xmlns:cx7="http://schemas.microsoft.com/office/drawing/2016/5/13/chartex" xmlns:cx8="http://schemas.microsoft.com/office/drawing/2016/5/14/chartex" xmlns:mc="http://schemas.openxmlformats.org/markup-compatibility/2006" xmlns:aink="http://schemas.microsoft.com/office/drawing/2016/ink" xmlns:am3d="http://schemas.microsoft.com/office/drawing/2017/model3d" xmlns:o="urn:schemas-microsoft-com:office:office" xmlns:oel="http://schemas.microsoft.com/office/2019/extlst" xmlns:r="http://schemas.openxmlformats.org/officeDocument/2006/relationships" xmlns:m="http://schemas.openxmlformats.org/officeDocument/2006/math" xmlns:v="urn:schemas-microsoft-com:vml" xmlns:wp14="http://schemas.microsoft.com/office/word/2010/wordprocessingDrawing" xmlns:wp="http://schemas.openxmlformats.org/drawingml/2006/wordprocessingDrawing" xmlns:w10="urn:schemas-microsoft-com:office:word" xmlns:w="http://schemas.openxmlformats.org/wordprocessingml/2006/main" xmlns:w14="http://schemas.microsoft.com/office/word/2010/wordml" xmlns:w15="http://schemas.microsoft.com/office/word/2012/wordml" xmlns:w16cex="http://schemas.microsoft.com/office/word/2018/wordml/cex" xmlns:w16cid="http://schemas.microsoft.com/office/word/2016/wordml/cid" xmlns:w16="http://schemas.microsoft.com/office/word/2018/wordml" xmlns:w16du="http://schemas.microsoft.com/office/word/2023/wordml/word16du" xmlns:w16sdtdh="http://schemas.microsoft.com/office/word/2020/wordml/sdtdatahash" xmlns:w16sdtfl="http://schemas.microsoft.com/office/word/2024/wordml/sdtformatlock" xmlns:w16se="http://schemas.microsoft.com/office/word/2015/wordml/symex" xmlns:wpg="http://schemas.microsoft.com/office/word/2010/wordprocessingGroup" xmlns:wpi="http://schemas.microsoft.com/office/word/2010/wordprocessingInk" xmlns:wne="http://schemas.microsoft.com/office/word/2006/wordml" xmlns:wps="http://schemas.microsoft.com/office/word/2010/wordprocessingShape" mc:Ignorable="w14 w15 w16se w16cid w16 w16cex w16sdtdh w16sdtfl w16du wp14">
   <w:p>
     <w:pPr>
       <w:pStyle w:val="Encabezado"/>
@@ -6016,7 +7842,7 @@
 </file>
 
 <file path=word/numbering.xml><?xml version="1.0" encoding="utf-8"?>
-<w:numbering xmlns:wpc="http://schemas.microsoft.com/office/word/2010/wordprocessingCanvas" xmlns:cx="http://schemas.microsoft.com/office/drawing/2014/chartex" xmlns:cx1="http://schemas.microsoft.com/office/drawing/2015/9/8/chartex" xmlns:cx2="http://schemas.microsoft.com/office/drawing/2015/10/21/chartex" xmlns:cx3="http://schemas.microsoft.com/office/drawing/2016/5/9/chartex" xmlns:cx4="http://schemas.microsoft.com/office/drawing/2016/5/10/chartex" xmlns:cx5="http://schemas.microsoft.com/office/drawing/2016/5/11/chartex" xmlns:cx6="http://schemas.microsoft.com/office/drawing/2016/5/12/chartex" xmlns:cx7="http://schemas.microsoft.com/office/drawing/2016/5/13/chartex" xmlns:cx8="http://schemas.microsoft.com/office/drawing/2016/5/14/chartex" xmlns:mc="http://schemas.openxmlformats.org/markup-compatibility/2006" xmlns:aink="http://schemas.microsoft.com/office/drawing/2016/ink" xmlns:am3d="http://schemas.microsoft.com/office/drawing/2017/model3d" xmlns:o="urn:schemas-microsoft-com:office:office" xmlns:oel="http://schemas.microsoft.com/office/2019/extlst" xmlns:r="http://schemas.openxmlformats.org/officeDocument/2006/relationships" xmlns:m="http://schemas.openxmlformats.org/officeDocument/2006/math" xmlns:v="urn:schemas-microsoft-com:vml" xmlns:wp14="http://schemas.microsoft.com/office/word/2010/wordprocessingDrawing" xmlns:wp="http://schemas.openxmlformats.org/drawingml/2006/wordprocessingDrawing" xmlns:w10="urn:schemas-microsoft-com:office:word" xmlns:w="http://schemas.openxmlformats.org/wordprocessingml/2006/main" xmlns:w14="http://schemas.microsoft.com/office/word/2010/wordml" xmlns:w15="http://schemas.microsoft.com/office/word/2012/wordml" xmlns:w16cex="http://schemas.microsoft.com/office/word/2018/wordml/cex" xmlns:w16cid="http://schemas.microsoft.com/office/word/2016/wordml/cid" xmlns:w16="http://schemas.microsoft.com/office/word/2018/wordml" xmlns:w16sdtdh="http://schemas.microsoft.com/office/word/2020/wordml/sdtdatahash" xmlns:w16se="http://schemas.microsoft.com/office/word/2015/wordml/symex" xmlns:wpg="http://schemas.microsoft.com/office/word/2010/wordprocessingGroup" xmlns:wpi="http://schemas.microsoft.com/office/word/2010/wordprocessingInk" xmlns:wne="http://schemas.microsoft.com/office/word/2006/wordml" xmlns:wps="http://schemas.microsoft.com/office/word/2010/wordprocessingShape" mc:Ignorable="w14 w15 w16se w16cid w16 w16cex w16sdtdh wp14">
+<w:numbering xmlns:wpc="http://schemas.microsoft.com/office/word/2010/wordprocessingCanvas" xmlns:cx="http://schemas.microsoft.com/office/drawing/2014/chartex" xmlns:cx1="http://schemas.microsoft.com/office/drawing/2015/9/8/chartex" xmlns:cx2="http://schemas.microsoft.com/office/drawing/2015/10/21/chartex" xmlns:cx3="http://schemas.microsoft.com/office/drawing/2016/5/9/chartex" xmlns:cx4="http://schemas.microsoft.com/office/drawing/2016/5/10/chartex" xmlns:cx5="http://schemas.microsoft.com/office/drawing/2016/5/11/chartex" xmlns:cx6="http://schemas.microsoft.com/office/drawing/2016/5/12/chartex" xmlns:cx7="http://schemas.microsoft.com/office/drawing/2016/5/13/chartex" xmlns:cx8="http://schemas.microsoft.com/office/drawing/2016/5/14/chartex" xmlns:mc="http://schemas.openxmlformats.org/markup-compatibility/2006" xmlns:aink="http://schemas.microsoft.com/office/drawing/2016/ink" xmlns:am3d="http://schemas.microsoft.com/office/drawing/2017/model3d" xmlns:o="urn:schemas-microsoft-com:office:office" xmlns:oel="http://schemas.microsoft.com/office/2019/extlst" xmlns:r="http://schemas.openxmlformats.org/officeDocument/2006/relationships" xmlns:m="http://schemas.openxmlformats.org/officeDocument/2006/math" xmlns:v="urn:schemas-microsoft-com:vml" xmlns:wp14="http://schemas.microsoft.com/office/word/2010/wordprocessingDrawing" xmlns:wp="http://schemas.openxmlformats.org/drawingml/2006/wordprocessingDrawing" xmlns:w10="urn:schemas-microsoft-com:office:word" xmlns:w="http://schemas.openxmlformats.org/wordprocessingml/2006/main" xmlns:w14="http://schemas.microsoft.com/office/word/2010/wordml" xmlns:w15="http://schemas.microsoft.com/office/word/2012/wordml" xmlns:w16cex="http://schemas.microsoft.com/office/word/2018/wordml/cex" xmlns:w16cid="http://schemas.microsoft.com/office/word/2016/wordml/cid" xmlns:w16="http://schemas.microsoft.com/office/word/2018/wordml" xmlns:w16du="http://schemas.microsoft.com/office/word/2023/wordml/word16du" xmlns:w16sdtdh="http://schemas.microsoft.com/office/word/2020/wordml/sdtdatahash" xmlns:w16sdtfl="http://schemas.microsoft.com/office/word/2024/wordml/sdtformatlock" xmlns:w16se="http://schemas.microsoft.com/office/word/2015/wordml/symex" xmlns:wpg="http://schemas.microsoft.com/office/word/2010/wordprocessingGroup" xmlns:wpi="http://schemas.microsoft.com/office/word/2010/wordprocessingInk" xmlns:wne="http://schemas.microsoft.com/office/word/2006/wordml" xmlns:wps="http://schemas.microsoft.com/office/word/2010/wordprocessingShape" mc:Ignorable="w14 w15 w16se w16cid w16 w16cex w16sdtdh w16sdtfl w16du wp14">
   <w:abstractNum w:abstractNumId="0" w15:restartNumberingAfterBreak="0">
     <w:nsid w:val="042A6B37"/>
     <w:multiLevelType w:val="hybridMultilevel"/>
@@ -7575,7 +9401,7 @@
 </file>
 
 <file path=word/styles.xml><?xml version="1.0" encoding="utf-8"?>
-<w:styles xmlns:mc="http://schemas.openxmlformats.org/markup-compatibility/2006" xmlns:r="http://schemas.openxmlformats.org/officeDocument/2006/relationships" xmlns:w="http://schemas.openxmlformats.org/wordprocessingml/2006/main" xmlns:w14="http://schemas.microsoft.com/office/word/2010/wordml" xmlns:w15="http://schemas.microsoft.com/office/word/2012/wordml" xmlns:w16cex="http://schemas.microsoft.com/office/word/2018/wordml/cex" xmlns:w16cid="http://schemas.microsoft.com/office/word/2016/wordml/cid" xmlns:w16="http://schemas.microsoft.com/office/word/2018/wordml" xmlns:w16sdtdh="http://schemas.microsoft.com/office/word/2020/wordml/sdtdatahash" xmlns:w16se="http://schemas.microsoft.com/office/word/2015/wordml/symex" mc:Ignorable="w14 w15 w16se w16cid w16 w16cex w16sdtdh">
+<w:styles xmlns:mc="http://schemas.openxmlformats.org/markup-compatibility/2006" xmlns:r="http://schemas.openxmlformats.org/officeDocument/2006/relationships" xmlns:w="http://schemas.openxmlformats.org/wordprocessingml/2006/main" xmlns:w14="http://schemas.microsoft.com/office/word/2010/wordml" xmlns:w15="http://schemas.microsoft.com/office/word/2012/wordml" xmlns:w16cex="http://schemas.microsoft.com/office/word/2018/wordml/cex" xmlns:w16cid="http://schemas.microsoft.com/office/word/2016/wordml/cid" xmlns:w16="http://schemas.microsoft.com/office/word/2018/wordml" xmlns:w16du="http://schemas.microsoft.com/office/word/2023/wordml/word16du" xmlns:w16sdtdh="http://schemas.microsoft.com/office/word/2020/wordml/sdtdatahash" xmlns:w16sdtfl="http://schemas.microsoft.com/office/word/2024/wordml/sdtformatlock" xmlns:w16se="http://schemas.microsoft.com/office/word/2015/wordml/symex" mc:Ignorable="w14 w15 w16se w16cid w16 w16cex w16sdtdh w16sdtfl w16du">
   <w:docDefaults>
     <w:rPrDefault>
       <w:rPr>
@@ -8206,6 +10032,7 @@
   <w:style w:type="character" w:default="1" w:styleId="Fuentedeprrafopredeter">
     <w:name w:val="Default Paragraph Font"/>
     <w:uiPriority w:val="1"/>
+    <w:semiHidden/>
     <w:unhideWhenUsed/>
   </w:style>
   <w:style w:type="table" w:default="1" w:styleId="Tablanormal">
@@ -8928,7 +10755,7 @@
 </file>
 
 <file path=word/glossary/document.xml><?xml version="1.0" encoding="utf-8"?>
-<w:glossaryDocument xmlns:wpc="http://schemas.microsoft.com/office/word/2010/wordprocessingCanvas" xmlns:cx="http://schemas.microsoft.com/office/drawing/2014/chartex" xmlns:cx1="http://schemas.microsoft.com/office/drawing/2015/9/8/chartex" xmlns:cx2="http://schemas.microsoft.com/office/drawing/2015/10/21/chartex" xmlns:cx3="http://schemas.microsoft.com/office/drawing/2016/5/9/chartex" xmlns:cx4="http://schemas.microsoft.com/office/drawing/2016/5/10/chartex" xmlns:cx5="http://schemas.microsoft.com/office/drawing/2016/5/11/chartex" xmlns:cx6="http://schemas.microsoft.com/office/drawing/2016/5/12/chartex" xmlns:cx7="http://schemas.microsoft.com/office/drawing/2016/5/13/chartex" xmlns:cx8="http://schemas.microsoft.com/office/drawing/2016/5/14/chartex" xmlns:mc="http://schemas.openxmlformats.org/markup-compatibility/2006" xmlns:aink="http://schemas.microsoft.com/office/drawing/2016/ink" xmlns:am3d="http://schemas.microsoft.com/office/drawing/2017/model3d" xmlns:o="urn:schemas-microsoft-com:office:office" xmlns:oel="http://schemas.microsoft.com/office/2019/extlst" xmlns:r="http://schemas.openxmlformats.org/officeDocument/2006/relationships" xmlns:m="http://schemas.openxmlformats.org/officeDocument/2006/math" xmlns:v="urn:schemas-microsoft-com:vml" xmlns:wp14="http://schemas.microsoft.com/office/word/2010/wordprocessingDrawing" xmlns:wp="http://schemas.openxmlformats.org/drawingml/2006/wordprocessingDrawing" xmlns:w10="urn:schemas-microsoft-com:office:word" xmlns:w="http://schemas.openxmlformats.org/wordprocessingml/2006/main" xmlns:w14="http://schemas.microsoft.com/office/word/2010/wordml" xmlns:w15="http://schemas.microsoft.com/office/word/2012/wordml" xmlns:w16cex="http://schemas.microsoft.com/office/word/2018/wordml/cex" xmlns:w16cid="http://schemas.microsoft.com/office/word/2016/wordml/cid" xmlns:w16="http://schemas.microsoft.com/office/word/2018/wordml" xmlns:w16sdtdh="http://schemas.microsoft.com/office/word/2020/wordml/sdtdatahash" xmlns:w16se="http://schemas.microsoft.com/office/word/2015/wordml/symex" xmlns:wpg="http://schemas.microsoft.com/office/word/2010/wordprocessingGroup" xmlns:wpi="http://schemas.microsoft.com/office/word/2010/wordprocessingInk" xmlns:wne="http://schemas.microsoft.com/office/word/2006/wordml" xmlns:wps="http://schemas.microsoft.com/office/word/2010/wordprocessingShape" mc:Ignorable="w14 w15 w16se w16cid w16 w16cex w16sdtdh wp14">
+<w:glossaryDocument xmlns:wpc="http://schemas.microsoft.com/office/word/2010/wordprocessingCanvas" xmlns:cx="http://schemas.microsoft.com/office/drawing/2014/chartex" xmlns:cx1="http://schemas.microsoft.com/office/drawing/2015/9/8/chartex" xmlns:cx2="http://schemas.microsoft.com/office/drawing/2015/10/21/chartex" xmlns:cx3="http://schemas.microsoft.com/office/drawing/2016/5/9/chartex" xmlns:cx4="http://schemas.microsoft.com/office/drawing/2016/5/10/chartex" xmlns:cx5="http://schemas.microsoft.com/office/drawing/2016/5/11/chartex" xmlns:cx6="http://schemas.microsoft.com/office/drawing/2016/5/12/chartex" xmlns:cx7="http://schemas.microsoft.com/office/drawing/2016/5/13/chartex" xmlns:cx8="http://schemas.microsoft.com/office/drawing/2016/5/14/chartex" xmlns:mc="http://schemas.openxmlformats.org/markup-compatibility/2006" xmlns:aink="http://schemas.microsoft.com/office/drawing/2016/ink" xmlns:am3d="http://schemas.microsoft.com/office/drawing/2017/model3d" xmlns:o="urn:schemas-microsoft-com:office:office" xmlns:oel="http://schemas.microsoft.com/office/2019/extlst" xmlns:r="http://schemas.openxmlformats.org/officeDocument/2006/relationships" xmlns:m="http://schemas.openxmlformats.org/officeDocument/2006/math" xmlns:v="urn:schemas-microsoft-com:vml" xmlns:wp14="http://schemas.microsoft.com/office/word/2010/wordprocessingDrawing" xmlns:wp="http://schemas.openxmlformats.org/drawingml/2006/wordprocessingDrawing" xmlns:w10="urn:schemas-microsoft-com:office:word" xmlns:w="http://schemas.openxmlformats.org/wordprocessingml/2006/main" xmlns:w14="http://schemas.microsoft.com/office/word/2010/wordml" xmlns:w15="http://schemas.microsoft.com/office/word/2012/wordml" xmlns:w16cex="http://schemas.microsoft.com/office/word/2018/wordml/cex" xmlns:w16cid="http://schemas.microsoft.com/office/word/2016/wordml/cid" xmlns:w16="http://schemas.microsoft.com/office/word/2018/wordml" xmlns:w16du="http://schemas.microsoft.com/office/word/2023/wordml/word16du" xmlns:w16sdtdh="http://schemas.microsoft.com/office/word/2020/wordml/sdtdatahash" xmlns:w16sdtfl="http://schemas.microsoft.com/office/word/2024/wordml/sdtformatlock" xmlns:w16se="http://schemas.microsoft.com/office/word/2015/wordml/symex" xmlns:wpg="http://schemas.microsoft.com/office/word/2010/wordprocessingGroup" xmlns:wpi="http://schemas.microsoft.com/office/word/2010/wordprocessingInk" xmlns:wne="http://schemas.microsoft.com/office/word/2006/wordml" xmlns:wps="http://schemas.microsoft.com/office/word/2010/wordprocessingShape" mc:Ignorable="w14 w15 w16se w16cid w16 w16cex w16sdtdh w16sdtfl w16du wp14">
   <w:docParts>
     <w:docPart>
       <w:docPartPr>
@@ -8998,7 +10825,7 @@
 </file>
 
 <file path=word/glossary/fontTable.xml><?xml version="1.0" encoding="utf-8"?>
-<w:fonts xmlns:mc="http://schemas.openxmlformats.org/markup-compatibility/2006" xmlns:r="http://schemas.openxmlformats.org/officeDocument/2006/relationships" xmlns:w="http://schemas.openxmlformats.org/wordprocessingml/2006/main" xmlns:w14="http://schemas.microsoft.com/office/word/2010/wordml" xmlns:w15="http://schemas.microsoft.com/office/word/2012/wordml" xmlns:w16cex="http://schemas.microsoft.com/office/word/2018/wordml/cex" xmlns:w16cid="http://schemas.microsoft.com/office/word/2016/wordml/cid" xmlns:w16="http://schemas.microsoft.com/office/word/2018/wordml" xmlns:w16sdtdh="http://schemas.microsoft.com/office/word/2020/wordml/sdtdatahash" xmlns:w16se="http://schemas.microsoft.com/office/word/2015/wordml/symex" mc:Ignorable="w14 w15 w16se w16cid w16 w16cex w16sdtdh">
+<w:fonts xmlns:mc="http://schemas.openxmlformats.org/markup-compatibility/2006" xmlns:r="http://schemas.openxmlformats.org/officeDocument/2006/relationships" xmlns:w="http://schemas.openxmlformats.org/wordprocessingml/2006/main" xmlns:w14="http://schemas.microsoft.com/office/word/2010/wordml" xmlns:w15="http://schemas.microsoft.com/office/word/2012/wordml" xmlns:w16cex="http://schemas.microsoft.com/office/word/2018/wordml/cex" xmlns:w16cid="http://schemas.microsoft.com/office/word/2016/wordml/cid" xmlns:w16="http://schemas.microsoft.com/office/word/2018/wordml" xmlns:w16du="http://schemas.microsoft.com/office/word/2023/wordml/word16du" xmlns:w16sdtdh="http://schemas.microsoft.com/office/word/2020/wordml/sdtdatahash" xmlns:w16sdtfl="http://schemas.microsoft.com/office/word/2024/wordml/sdtformatlock" xmlns:w16se="http://schemas.microsoft.com/office/word/2015/wordml/symex" mc:Ignorable="w14 w15 w16se w16cid w16 w16cex w16sdtdh w16sdtfl w16du">
   <w:font w:name="Times New Roman">
     <w:panose1 w:val="02020603050405020304"/>
     <w:charset w:val="00"/>
@@ -9064,7 +10891,6 @@
     <w:sig w:usb0="E1002EFF" w:usb1="C000605B" w:usb2="00000029" w:usb3="00000000" w:csb0="000101FF" w:csb1="00000000"/>
   </w:font>
   <w:font w:name="MS Mincho">
-    <w:altName w:val="ＭＳ 明朝"/>
     <w:panose1 w:val="02020609040205080304"/>
     <w:charset w:val="80"/>
     <w:family w:val="modern"/>
@@ -9100,7 +10926,7 @@
 </file>
 
 <file path=word/glossary/settings.xml><?xml version="1.0" encoding="utf-8"?>
-<w:settings xmlns:mc="http://schemas.openxmlformats.org/markup-compatibility/2006" xmlns:o="urn:schemas-microsoft-com:office:office" xmlns:r="http://schemas.openxmlformats.org/officeDocument/2006/relationships" xmlns:m="http://schemas.openxmlformats.org/officeDocument/2006/math" xmlns:v="urn:schemas-microsoft-com:vml" xmlns:w10="urn:schemas-microsoft-com:office:word" xmlns:w="http://schemas.openxmlformats.org/wordprocessingml/2006/main" xmlns:w14="http://schemas.microsoft.com/office/word/2010/wordml" xmlns:w15="http://schemas.microsoft.com/office/word/2012/wordml" xmlns:w16cex="http://schemas.microsoft.com/office/word/2018/wordml/cex" xmlns:w16cid="http://schemas.microsoft.com/office/word/2016/wordml/cid" xmlns:w16="http://schemas.microsoft.com/office/word/2018/wordml" xmlns:w16sdtdh="http://schemas.microsoft.com/office/word/2020/wordml/sdtdatahash" xmlns:w16se="http://schemas.microsoft.com/office/word/2015/wordml/symex" xmlns:sl="http://schemas.openxmlformats.org/schemaLibrary/2006/main" mc:Ignorable="w14 w15 w16se w16cid w16 w16cex w16sdtdh">
+<w:settings xmlns:mc="http://schemas.openxmlformats.org/markup-compatibility/2006" xmlns:o="urn:schemas-microsoft-com:office:office" xmlns:r="http://schemas.openxmlformats.org/officeDocument/2006/relationships" xmlns:m="http://schemas.openxmlformats.org/officeDocument/2006/math" xmlns:v="urn:schemas-microsoft-com:vml" xmlns:w10="urn:schemas-microsoft-com:office:word" xmlns:w="http://schemas.openxmlformats.org/wordprocessingml/2006/main" xmlns:w14="http://schemas.microsoft.com/office/word/2010/wordml" xmlns:w15="http://schemas.microsoft.com/office/word/2012/wordml" xmlns:w16cex="http://schemas.microsoft.com/office/word/2018/wordml/cex" xmlns:w16cid="http://schemas.microsoft.com/office/word/2016/wordml/cid" xmlns:w16="http://schemas.microsoft.com/office/word/2018/wordml" xmlns:w16du="http://schemas.microsoft.com/office/word/2023/wordml/word16du" xmlns:w16sdtdh="http://schemas.microsoft.com/office/word/2020/wordml/sdtdatahash" xmlns:w16sdtfl="http://schemas.microsoft.com/office/word/2024/wordml/sdtformatlock" xmlns:w16se="http://schemas.microsoft.com/office/word/2015/wordml/symex" xmlns:sl="http://schemas.openxmlformats.org/schemaLibrary/2006/main" mc:Ignorable="w14 w15 w16se w16cid w16 w16cex w16sdtdh w16sdtfl w16du">
   <w:view w:val="normal"/>
   <w:defaultTabStop w:val="708"/>
   <w:hyphenationZone w:val="425"/>
@@ -9134,7 +10960,9 @@
     <w:rsid w:val="009007E1"/>
     <w:rsid w:val="00960213"/>
     <w:rsid w:val="009B18C0"/>
+    <w:rsid w:val="009F7E3D"/>
     <w:rsid w:val="00BD2436"/>
+    <w:rsid w:val="00C433E8"/>
     <w:rsid w:val="00C47BA2"/>
     <w:rsid w:val="00C5036F"/>
     <w:rsid w:val="00C861E5"/>
@@ -9158,13 +10986,13 @@
   <w:themeFontLang w:val="es-AR" w:eastAsia="ja-JP"/>
   <w:clrSchemeMapping w:bg1="light1" w:t1="dark1" w:bg2="light2" w:t2="dark2" w:accent1="accent1" w:accent2="accent2" w:accent3="accent3" w:accent4="accent4" w:accent5="accent5" w:accent6="accent6" w:hyperlink="hyperlink" w:followedHyperlink="followedHyperlink"/>
   <w:doNotAutoCompressPictures/>
-  <w:decimalSymbol w:val="."/>
-  <w:listSeparator w:val=","/>
+  <w:decimalSymbol w:val=","/>
+  <w:listSeparator w:val=";"/>
 </w:settings>
 </file>
 
 <file path=word/glossary/styles.xml><?xml version="1.0" encoding="utf-8"?>
-<w:styles xmlns:mc="http://schemas.openxmlformats.org/markup-compatibility/2006" xmlns:r="http://schemas.openxmlformats.org/officeDocument/2006/relationships" xmlns:w="http://schemas.openxmlformats.org/wordprocessingml/2006/main" xmlns:w14="http://schemas.microsoft.com/office/word/2010/wordml" xmlns:w15="http://schemas.microsoft.com/office/word/2012/wordml" xmlns:w16cex="http://schemas.microsoft.com/office/word/2018/wordml/cex" xmlns:w16cid="http://schemas.microsoft.com/office/word/2016/wordml/cid" xmlns:w16="http://schemas.microsoft.com/office/word/2018/wordml" xmlns:w16sdtdh="http://schemas.microsoft.com/office/word/2020/wordml/sdtdatahash" xmlns:w16se="http://schemas.microsoft.com/office/word/2015/wordml/symex" mc:Ignorable="w14 w15 w16se w16cid w16 w16cex w16sdtdh">
+<w:styles xmlns:mc="http://schemas.openxmlformats.org/markup-compatibility/2006" xmlns:r="http://schemas.openxmlformats.org/officeDocument/2006/relationships" xmlns:w="http://schemas.openxmlformats.org/wordprocessingml/2006/main" xmlns:w14="http://schemas.microsoft.com/office/word/2010/wordml" xmlns:w15="http://schemas.microsoft.com/office/word/2012/wordml" xmlns:w16cex="http://schemas.microsoft.com/office/word/2018/wordml/cex" xmlns:w16cid="http://schemas.microsoft.com/office/word/2016/wordml/cid" xmlns:w16="http://schemas.microsoft.com/office/word/2018/wordml" xmlns:w16du="http://schemas.microsoft.com/office/word/2023/wordml/word16du" xmlns:w16sdtdh="http://schemas.microsoft.com/office/word/2020/wordml/sdtdatahash" xmlns:w16sdtfl="http://schemas.microsoft.com/office/word/2024/wordml/sdtformatlock" xmlns:w16se="http://schemas.microsoft.com/office/word/2015/wordml/symex" mc:Ignorable="w14 w15 w16se w16cid w16 w16cex w16sdtdh w16sdtfl w16du">
   <w:docDefaults>
     <w:rPrDefault>
       <w:rPr>
@@ -9593,7 +11421,7 @@
 </file>
 
 <file path=word/glossary/webSettings.xml><?xml version="1.0" encoding="utf-8"?>
-<w:webSettings xmlns:mc="http://schemas.openxmlformats.org/markup-compatibility/2006" xmlns:r="http://schemas.openxmlformats.org/officeDocument/2006/relationships" xmlns:w="http://schemas.openxmlformats.org/wordprocessingml/2006/main" xmlns:w14="http://schemas.microsoft.com/office/word/2010/wordml" xmlns:w15="http://schemas.microsoft.com/office/word/2012/wordml" xmlns:w16cex="http://schemas.microsoft.com/office/word/2018/wordml/cex" xmlns:w16cid="http://schemas.microsoft.com/office/word/2016/wordml/cid" xmlns:w16="http://schemas.microsoft.com/office/word/2018/wordml" xmlns:w16sdtdh="http://schemas.microsoft.com/office/word/2020/wordml/sdtdatahash" xmlns:w16se="http://schemas.microsoft.com/office/word/2015/wordml/symex" mc:Ignorable="w14 w15 w16se w16cid w16 w16cex w16sdtdh">
+<w:webSettings xmlns:mc="http://schemas.openxmlformats.org/markup-compatibility/2006" xmlns:r="http://schemas.openxmlformats.org/officeDocument/2006/relationships" xmlns:w="http://schemas.openxmlformats.org/wordprocessingml/2006/main" xmlns:w14="http://schemas.microsoft.com/office/word/2010/wordml" xmlns:w15="http://schemas.microsoft.com/office/word/2012/wordml" xmlns:w16cex="http://schemas.microsoft.com/office/word/2018/wordml/cex" xmlns:w16cid="http://schemas.microsoft.com/office/word/2016/wordml/cid" xmlns:w16="http://schemas.microsoft.com/office/word/2018/wordml" xmlns:w16du="http://schemas.microsoft.com/office/word/2023/wordml/word16du" xmlns:w16sdtdh="http://schemas.microsoft.com/office/word/2020/wordml/sdtdatahash" xmlns:w16sdtfl="http://schemas.microsoft.com/office/word/2024/wordml/sdtformatlock" xmlns:w16se="http://schemas.microsoft.com/office/word/2015/wordml/symex" mc:Ignorable="w14 w15 w16se w16cid w16 w16cex w16sdtdh w16sdtfl w16du">
   <w:optimizeForBrowser/>
 </w:webSettings>
 </file>
@@ -9893,6 +11721,15 @@
 </file>
 
 <file path=customXml/item2.xml><?xml version="1.0" encoding="utf-8"?>
+<?mso-contentType ?>
+<FormTemplates xmlns="http://schemas.microsoft.com/sharepoint/v3/contenttype/forms">
+  <Display>DocumentLibraryForm</Display>
+  <Edit>DocumentLibraryForm</Edit>
+  <New>DocumentLibraryForm</New>
+</FormTemplates>
+</file>
+
+<file path=customXml/item3.xml><?xml version="1.0" encoding="utf-8"?>
 <p:properties xmlns:p="http://schemas.microsoft.com/office/2006/metadata/properties" xmlns:xsi="http://www.w3.org/2001/XMLSchema-instance" xmlns:pc="http://schemas.microsoft.com/office/infopath/2007/PartnerControls">
   <documentManagement>
     <lcf76f155ced4ddcb4097134ff3c332f xmlns="e1e7bc46-bed0-459f-9452-a76b1c5b695e">
@@ -9902,16 +11739,11 @@
 </p:properties>
 </file>
 
-<file path=customXml/item3.xml><?xml version="1.0" encoding="utf-8"?>
-<?mso-contentType ?>
-<FormTemplates xmlns="http://schemas.microsoft.com/sharepoint/v3/contenttype/forms">
-  <Display>DocumentLibraryForm</Display>
-  <Edit>DocumentLibraryForm</Edit>
-  <New>DocumentLibraryForm</New>
-</FormTemplates>
+<file path=customXml/item4.xml><?xml version="1.0" encoding="utf-8"?>
+<b:Sources xmlns:b="http://schemas.openxmlformats.org/officeDocument/2006/bibliography" xmlns="http://schemas.openxmlformats.org/officeDocument/2006/bibliography" SelectedStyle="\APA.XSL" StyleName="APA"/>
 </file>
 
-<file path=customXml/item4.xml><?xml version="1.0" encoding="utf-8"?>
+<file path=customXml/item5.xml><?xml version="1.0" encoding="utf-8"?>
 <ct:contentTypeSchema xmlns:ct="http://schemas.microsoft.com/office/2006/metadata/contentType" xmlns:ma="http://schemas.microsoft.com/office/2006/metadata/properties/metaAttributes" ct:_="" ma:_="" ma:contentTypeName="Documento" ma:contentTypeID="0x0101005395107FFD641345A10C8A5ACACB9D20" ma:contentTypeVersion="13" ma:contentTypeDescription="Crear nuevo documento." ma:contentTypeScope="" ma:versionID="7407f70e7181b908656026f379795b2c">
   <xsd:schema xmlns:xsd="http://www.w3.org/2001/XMLSchema" xmlns:xs="http://www.w3.org/2001/XMLSchema" xmlns:p="http://schemas.microsoft.com/office/2006/metadata/properties" xmlns:ns2="e1e7bc46-bed0-459f-9452-a76b1c5b695e" xmlns:ns3="bb8cf7e1-610f-40a0-8f00-126b9d139fde" targetNamespace="http://schemas.microsoft.com/office/2006/metadata/properties" ma:root="true" ma:fieldsID="b29ea8901729e1eaaa4e48e09148c760" ns2:_="" ns3:_="">
     <xsd:import namespace="e1e7bc46-bed0-459f-9452-a76b1c5b695e"/>
@@ -10128,10 +11960,6 @@
 </ct:contentTypeSchema>
 </file>
 
-<file path=customXml/item5.xml><?xml version="1.0" encoding="utf-8"?>
-<b:Sources xmlns:b="http://schemas.openxmlformats.org/officeDocument/2006/bibliography" xmlns="http://schemas.openxmlformats.org/officeDocument/2006/bibliography" SelectedStyle="\APA.XSL" StyleName="APA"/>
-</file>
-
 <file path=customXml/itemProps1.xml><?xml version="1.0" encoding="utf-8"?>
 <ds:datastoreItem xmlns:ds="http://schemas.openxmlformats.org/officeDocument/2006/customXml" ds:itemID="{55AF091B-3C7A-41E3-B477-F2FDAA23CFDA}">
   <ds:schemaRefs>
@@ -10141,6 +11969,14 @@
 </file>
 
 <file path=customXml/itemProps2.xml><?xml version="1.0" encoding="utf-8"?>
+<ds:datastoreItem xmlns:ds="http://schemas.openxmlformats.org/officeDocument/2006/customXml" ds:itemID="{EE9AAF0E-D63F-459F-A0FB-CDCE9F728F33}">
+  <ds:schemaRefs>
+    <ds:schemaRef ds:uri="http://schemas.microsoft.com/sharepoint/v3/contenttype/forms"/>
+  </ds:schemaRefs>
+</ds:datastoreItem>
+</file>
+
+<file path=customXml/itemProps3.xml><?xml version="1.0" encoding="utf-8"?>
 <ds:datastoreItem xmlns:ds="http://schemas.openxmlformats.org/officeDocument/2006/customXml" ds:itemID="{E1036DFC-1D85-404D-898C-621D06C0EB1C}">
   <ds:schemaRefs>
     <ds:schemaRef ds:uri="http://schemas.microsoft.com/office/2006/metadata/properties"/>
@@ -10150,15 +11986,15 @@
 </ds:datastoreItem>
 </file>
 
-<file path=customXml/itemProps3.xml><?xml version="1.0" encoding="utf-8"?>
-<ds:datastoreItem xmlns:ds="http://schemas.openxmlformats.org/officeDocument/2006/customXml" ds:itemID="{EE9AAF0E-D63F-459F-A0FB-CDCE9F728F33}">
+<file path=customXml/itemProps4.xml><?xml version="1.0" encoding="utf-8"?>
+<ds:datastoreItem xmlns:ds="http://schemas.openxmlformats.org/officeDocument/2006/customXml" ds:itemID="{BD6EC776-6679-4C69-98E3-6D068EA0A3C9}">
   <ds:schemaRefs>
-    <ds:schemaRef ds:uri="http://schemas.microsoft.com/sharepoint/v3/contenttype/forms"/>
+    <ds:schemaRef ds:uri="http://schemas.openxmlformats.org/officeDocument/2006/bibliography"/>
   </ds:schemaRefs>
 </ds:datastoreItem>
 </file>
 
-<file path=customXml/itemProps4.xml><?xml version="1.0" encoding="utf-8"?>
+<file path=customXml/itemProps5.xml><?xml version="1.0" encoding="utf-8"?>
 <ds:datastoreItem xmlns:ds="http://schemas.openxmlformats.org/officeDocument/2006/customXml" ds:itemID="{444115BD-C1C6-48AD-B714-E1866627071D}">
   <ds:schemaRefs>
     <ds:schemaRef ds:uri="http://schemas.microsoft.com/office/2006/metadata/contentType"/>
@@ -10175,12 +12011,4 @@
     <ds:schemaRef ds:uri="http://schemas.microsoft.com/internal/obd"/>
   </ds:schemaRefs>
 </ds:datastoreItem>
-</file>
-
-<file path=customXml/itemProps5.xml><?xml version="1.0" encoding="utf-8"?>
-<ds:datastoreItem xmlns:ds="http://schemas.openxmlformats.org/officeDocument/2006/customXml" ds:itemID="{BD6EC776-6679-4C69-98E3-6D068EA0A3C9}">
-  <ds:schemaRefs>
-    <ds:schemaRef ds:uri="http://schemas.openxmlformats.org/officeDocument/2006/bibliography"/>
-  </ds:schemaRefs>
-</ds:datastoreItem>
 </file>